--- a/submission/AgentGuard-技术报告.docx
+++ b/submission/AgentGuard-技术报告.docx
@@ -708,7 +708,23 @@
       </w:r>
       <w:r>
         <w:rPr/>
-        <w:t>作为可选通道。</w:t>
+        <w:t xml:space="preserve">作为可选通道，并提供每 </w:t>
+      </w:r>
+      <w:r>
+        <w:rPr/>
+        <w:t xml:space="preserve">2 </w:t>
+      </w:r>
+      <w:r>
+        <w:rPr/>
+        <w:t xml:space="preserve">秒刷新的本地事件统计面板和 </w:t>
+      </w:r>
+      <w:r>
+        <w:rPr/>
+        <w:t xml:space="preserve">CSV </w:t>
+      </w:r>
+      <w:r>
+        <w:rPr/>
+        <w:t>导出。</w:t>
       </w:r>
     </w:p>
     <w:p>
@@ -2106,15 +2122,15 @@
         </w:tblCellMar>
       </w:tblPr>
       <w:tblGrid>
-        <w:gridCol w:w="1366"/>
+        <w:gridCol w:w="1015"/>
         <w:gridCol w:w="5866"/>
-        <w:gridCol w:w="2634"/>
+        <w:gridCol w:w="2985"/>
       </w:tblGrid>
       <w:tr>
         <w:trPr/>
         <w:tc>
           <w:tcPr>
-            <w:tcW w:w="1366" w:type="dxa"/>
+            <w:tcW w:w="1015" w:type="dxa"/>
             <w:tcBorders/>
             <w:vAlign w:val="center"/>
           </w:tcPr>
@@ -2154,7 +2170,7 @@
         </w:tc>
         <w:tc>
           <w:tcPr>
-            <w:tcW w:w="2634" w:type="dxa"/>
+            <w:tcW w:w="2985" w:type="dxa"/>
             <w:tcBorders/>
             <w:vAlign w:val="center"/>
           </w:tcPr>
@@ -2177,7 +2193,7 @@
         <w:trPr/>
         <w:tc>
           <w:tcPr>
-            <w:tcW w:w="1366" w:type="dxa"/>
+            <w:tcW w:w="1015" w:type="dxa"/>
             <w:tcBorders/>
             <w:vAlign w:val="center"/>
           </w:tcPr>
@@ -2227,7 +2243,7 @@
         </w:tc>
         <w:tc>
           <w:tcPr>
-            <w:tcW w:w="2634" w:type="dxa"/>
+            <w:tcW w:w="2985" w:type="dxa"/>
             <w:tcBorders/>
             <w:vAlign w:val="center"/>
           </w:tcPr>
@@ -2252,7 +2268,7 @@
         <w:trPr/>
         <w:tc>
           <w:tcPr>
-            <w:tcW w:w="1366" w:type="dxa"/>
+            <w:tcW w:w="1015" w:type="dxa"/>
             <w:tcBorders/>
             <w:vAlign w:val="center"/>
           </w:tcPr>
@@ -2302,7 +2318,7 @@
         </w:tc>
         <w:tc>
           <w:tcPr>
-            <w:tcW w:w="2634" w:type="dxa"/>
+            <w:tcW w:w="2985" w:type="dxa"/>
             <w:tcBorders/>
             <w:vAlign w:val="center"/>
           </w:tcPr>
@@ -2327,7 +2343,7 @@
         <w:trPr/>
         <w:tc>
           <w:tcPr>
-            <w:tcW w:w="1366" w:type="dxa"/>
+            <w:tcW w:w="1015" w:type="dxa"/>
             <w:tcBorders/>
             <w:vAlign w:val="center"/>
           </w:tcPr>
@@ -2381,7 +2397,7 @@
         </w:tc>
         <w:tc>
           <w:tcPr>
-            <w:tcW w:w="2634" w:type="dxa"/>
+            <w:tcW w:w="2985" w:type="dxa"/>
             <w:tcBorders/>
             <w:vAlign w:val="center"/>
           </w:tcPr>
@@ -2406,7 +2422,7 @@
         <w:trPr/>
         <w:tc>
           <w:tcPr>
-            <w:tcW w:w="1366" w:type="dxa"/>
+            <w:tcW w:w="1015" w:type="dxa"/>
             <w:tcBorders/>
             <w:vAlign w:val="center"/>
           </w:tcPr>
@@ -2462,7 +2478,7 @@
         </w:tc>
         <w:tc>
           <w:tcPr>
-            <w:tcW w:w="2634" w:type="dxa"/>
+            <w:tcW w:w="2985" w:type="dxa"/>
             <w:tcBorders/>
             <w:vAlign w:val="center"/>
           </w:tcPr>
@@ -2495,7 +2511,7 @@
         <w:trPr/>
         <w:tc>
           <w:tcPr>
-            <w:tcW w:w="1366" w:type="dxa"/>
+            <w:tcW w:w="1015" w:type="dxa"/>
             <w:tcBorders/>
             <w:vAlign w:val="center"/>
           </w:tcPr>
@@ -2533,7 +2549,7 @@
             </w:pPr>
             <w:r>
               <w:rPr/>
-              <w:t xml:space="preserve">2,414,764 </w:t>
+              <w:t xml:space="preserve">2,414,732 </w:t>
             </w:r>
             <w:r>
               <w:rPr/>
@@ -2543,7 +2559,7 @@
         </w:tc>
         <w:tc>
           <w:tcPr>
-            <w:tcW w:w="2634" w:type="dxa"/>
+            <w:tcW w:w="2985" w:type="dxa"/>
             <w:tcBorders/>
             <w:vAlign w:val="center"/>
           </w:tcPr>
@@ -2582,7 +2598,7 @@
         <w:trPr/>
         <w:tc>
           <w:tcPr>
-            <w:tcW w:w="1366" w:type="dxa"/>
+            <w:tcW w:w="1015" w:type="dxa"/>
             <w:tcBorders/>
             <w:vAlign w:val="center"/>
           </w:tcPr>
@@ -2626,7 +2642,7 @@
         </w:tc>
         <w:tc>
           <w:tcPr>
-            <w:tcW w:w="2634" w:type="dxa"/>
+            <w:tcW w:w="2985" w:type="dxa"/>
             <w:tcBorders/>
             <w:vAlign w:val="center"/>
           </w:tcPr>
@@ -2659,7 +2675,7 @@
         <w:trPr/>
         <w:tc>
           <w:tcPr>
-            <w:tcW w:w="1366" w:type="dxa"/>
+            <w:tcW w:w="1015" w:type="dxa"/>
             <w:tcBorders/>
             <w:vAlign w:val="center"/>
           </w:tcPr>
@@ -2701,7 +2717,7 @@
             </w:pPr>
             <w:r>
               <w:rPr/>
-              <w:t>text 1,771,414</w:t>
+              <w:t>text 1,771,434</w:t>
             </w:r>
             <w:r>
               <w:rPr/>
@@ -2709,7 +2725,7 @@
             </w:r>
             <w:r>
               <w:rPr/>
-              <w:t>data 532,104</w:t>
+              <w:t>data 532,072</w:t>
             </w:r>
             <w:r>
               <w:rPr/>
@@ -2717,7 +2733,7 @@
             </w:r>
             <w:r>
               <w:rPr/>
-              <w:t xml:space="preserve">bss 961,976 </w:t>
+              <w:t xml:space="preserve">bss 961,944 </w:t>
             </w:r>
             <w:r>
               <w:rPr/>
@@ -2727,7 +2743,7 @@
         </w:tc>
         <w:tc>
           <w:tcPr>
-            <w:tcW w:w="2634" w:type="dxa"/>
+            <w:tcW w:w="2985" w:type="dxa"/>
             <w:tcBorders/>
             <w:vAlign w:val="center"/>
           </w:tcPr>
@@ -2762,23 +2778,23 @@
         <w:trPr/>
         <w:tc>
           <w:tcPr>
-            <w:tcW w:w="1366" w:type="dxa"/>
-            <w:tcBorders/>
-            <w:vAlign w:val="center"/>
-          </w:tcPr>
-          <w:p>
-            <w:pPr>
-              <w:pStyle w:val="TableContents"/>
-              <w:widowControl w:val="false"/>
-              <w:suppressLineNumbers/>
-              <w:bidi w:val="0"/>
-              <w:spacing w:lineRule="auto" w:line="336"/>
-              <w:jc w:val="start"/>
-              <w:rPr/>
-            </w:pPr>
-            <w:r>
-              <w:rPr/>
-              <w:t xml:space="preserve">最终验证固件 </w:t>
+            <w:tcW w:w="1015" w:type="dxa"/>
+            <w:tcBorders/>
+            <w:vAlign w:val="center"/>
+          </w:tcPr>
+          <w:p>
+            <w:pPr>
+              <w:pStyle w:val="TableContents"/>
+              <w:widowControl w:val="false"/>
+              <w:suppressLineNumbers/>
+              <w:bidi w:val="0"/>
+              <w:spacing w:lineRule="auto" w:line="336"/>
+              <w:jc w:val="start"/>
+              <w:rPr/>
+            </w:pPr>
+            <w:r>
+              <w:rPr/>
+              <w:t xml:space="preserve">最终固件 </w:t>
             </w:r>
             <w:r>
               <w:rPr/>
@@ -2806,29 +2822,37 @@
               <w:rPr>
                 <w:rStyle w:val="SourceText"/>
               </w:rPr>
-              <w:t>2fb4245c477c166d75b167c073520930253a3ce1df0e2c3bf70bd8bd03758244</w:t>
-            </w:r>
-          </w:p>
-        </w:tc>
-        <w:tc>
-          <w:tcPr>
-            <w:tcW w:w="2634" w:type="dxa"/>
-            <w:tcBorders/>
-            <w:vAlign w:val="center"/>
-          </w:tcPr>
-          <w:p>
-            <w:pPr>
-              <w:pStyle w:val="TableContents"/>
-              <w:widowControl w:val="false"/>
-              <w:suppressLineNumbers/>
-              <w:bidi w:val="0"/>
-              <w:spacing w:lineRule="auto" w:line="336"/>
-              <w:jc w:val="start"/>
-              <w:rPr/>
-            </w:pPr>
-            <w:r>
-              <w:rPr/>
-              <w:t>已刷写并实机验证确认事件转发</w:t>
+              <w:t>0f37a703e14aa3c38e1281606ac729114f69c3820d2cd74f91e177012139bf2b</w:t>
+            </w:r>
+          </w:p>
+        </w:tc>
+        <w:tc>
+          <w:tcPr>
+            <w:tcW w:w="2985" w:type="dxa"/>
+            <w:tcBorders/>
+            <w:vAlign w:val="center"/>
+          </w:tcPr>
+          <w:p>
+            <w:pPr>
+              <w:pStyle w:val="TableContents"/>
+              <w:widowControl w:val="false"/>
+              <w:suppressLineNumbers/>
+              <w:bidi w:val="0"/>
+              <w:spacing w:lineRule="auto" w:line="336"/>
+              <w:jc w:val="start"/>
+              <w:rPr/>
+            </w:pPr>
+            <w:r>
+              <w:rPr/>
+              <w:t xml:space="preserve">新模式底栏版本，已刷写且 </w:t>
+            </w:r>
+            <w:r>
+              <w:rPr/>
+              <w:t xml:space="preserve">Flash </w:t>
+            </w:r>
+            <w:r>
+              <w:rPr/>
+              <w:t>哈希验证通过</w:t>
             </w:r>
           </w:p>
         </w:tc>
@@ -2837,7 +2861,7 @@
         <w:trPr/>
         <w:tc>
           <w:tcPr>
-            <w:tcW w:w="1366" w:type="dxa"/>
+            <w:tcW w:w="1015" w:type="dxa"/>
             <w:tcBorders/>
             <w:vAlign w:val="center"/>
           </w:tcPr>
@@ -2881,7 +2905,7 @@
         </w:tc>
         <w:tc>
           <w:tcPr>
-            <w:tcW w:w="2634" w:type="dxa"/>
+            <w:tcW w:w="2985" w:type="dxa"/>
             <w:tcBorders/>
             <w:vAlign w:val="center"/>
           </w:tcPr>
@@ -2908,7 +2932,7 @@
         <w:trPr/>
         <w:tc>
           <w:tcPr>
-            <w:tcW w:w="1366" w:type="dxa"/>
+            <w:tcW w:w="1015" w:type="dxa"/>
             <w:tcBorders/>
             <w:vAlign w:val="center"/>
           </w:tcPr>
@@ -2946,7 +2970,7 @@
             </w:pPr>
             <w:r>
               <w:rPr/>
-              <w:t xml:space="preserve">16 </w:t>
+              <w:t xml:space="preserve">22 </w:t>
             </w:r>
             <w:r>
               <w:rPr/>
@@ -2956,7 +2980,7 @@
         </w:tc>
         <w:tc>
           <w:tcPr>
-            <w:tcW w:w="2634" w:type="dxa"/>
+            <w:tcW w:w="2985" w:type="dxa"/>
             <w:tcBorders/>
             <w:vAlign w:val="center"/>
           </w:tcPr>
@@ -2980,7 +3004,23 @@
             </w:r>
             <w:r>
               <w:rPr/>
-              <w:t>、日志和统计</w:t>
+              <w:t>、日志、今日</w:t>
+            </w:r>
+            <w:r>
+              <w:rPr/>
+              <w:t>/</w:t>
+            </w:r>
+            <w:r>
+              <w:rPr/>
+              <w:t>累计统计、面板、</w:t>
+            </w:r>
+            <w:r>
+              <w:rPr/>
+              <w:t xml:space="preserve">CSV </w:t>
+            </w:r>
+            <w:r>
+              <w:rPr/>
+              <w:t>和仅本机监听限制</w:t>
             </w:r>
           </w:p>
         </w:tc>
@@ -2989,7 +3029,7 @@
         <w:trPr/>
         <w:tc>
           <w:tcPr>
-            <w:tcW w:w="1366" w:type="dxa"/>
+            <w:tcW w:w="1015" w:type="dxa"/>
             <w:tcBorders/>
             <w:vAlign w:val="center"/>
           </w:tcPr>
@@ -3033,7 +3073,7 @@
         </w:tc>
         <w:tc>
           <w:tcPr>
-            <w:tcW w:w="2634" w:type="dxa"/>
+            <w:tcW w:w="2985" w:type="dxa"/>
             <w:tcBorders/>
             <w:vAlign w:val="center"/>
           </w:tcPr>
@@ -3062,7 +3102,7 @@
         <w:trPr/>
         <w:tc>
           <w:tcPr>
-            <w:tcW w:w="1366" w:type="dxa"/>
+            <w:tcW w:w="1015" w:type="dxa"/>
             <w:tcBorders/>
             <w:vAlign w:val="center"/>
           </w:tcPr>
@@ -3122,7 +3162,7 @@
         </w:tc>
         <w:tc>
           <w:tcPr>
-            <w:tcW w:w="2634" w:type="dxa"/>
+            <w:tcW w:w="2985" w:type="dxa"/>
             <w:tcBorders/>
             <w:vAlign w:val="center"/>
           </w:tcPr>

--- a/submission/AgentGuard-技术报告.docx
+++ b/submission/AgentGuard-技术报告.docx
@@ -2122,15 +2122,15 @@
         </w:tblCellMar>
       </w:tblPr>
       <w:tblGrid>
-        <w:gridCol w:w="1015"/>
-        <w:gridCol w:w="5866"/>
-        <w:gridCol w:w="2985"/>
+        <w:gridCol w:w="1004"/>
+        <w:gridCol w:w="5925"/>
+        <w:gridCol w:w="2937"/>
       </w:tblGrid>
       <w:tr>
         <w:trPr/>
         <w:tc>
           <w:tcPr>
-            <w:tcW w:w="1015" w:type="dxa"/>
+            <w:tcW w:w="1004" w:type="dxa"/>
             <w:tcBorders/>
             <w:vAlign w:val="center"/>
           </w:tcPr>
@@ -2150,7 +2150,7 @@
         </w:tc>
         <w:tc>
           <w:tcPr>
-            <w:tcW w:w="5866" w:type="dxa"/>
+            <w:tcW w:w="5925" w:type="dxa"/>
             <w:tcBorders/>
             <w:vAlign w:val="center"/>
           </w:tcPr>
@@ -2170,7 +2170,7 @@
         </w:tc>
         <w:tc>
           <w:tcPr>
-            <w:tcW w:w="2985" w:type="dxa"/>
+            <w:tcW w:w="2937" w:type="dxa"/>
             <w:tcBorders/>
             <w:vAlign w:val="center"/>
           </w:tcPr>
@@ -2193,7 +2193,7 @@
         <w:trPr/>
         <w:tc>
           <w:tcPr>
-            <w:tcW w:w="1015" w:type="dxa"/>
+            <w:tcW w:w="1004" w:type="dxa"/>
             <w:tcBorders/>
             <w:vAlign w:val="center"/>
           </w:tcPr>
@@ -2215,7 +2215,7 @@
         </w:tc>
         <w:tc>
           <w:tcPr>
-            <w:tcW w:w="5866" w:type="dxa"/>
+            <w:tcW w:w="5925" w:type="dxa"/>
             <w:tcBorders/>
             <w:vAlign w:val="center"/>
           </w:tcPr>
@@ -2243,7 +2243,7 @@
         </w:tc>
         <w:tc>
           <w:tcPr>
-            <w:tcW w:w="2985" w:type="dxa"/>
+            <w:tcW w:w="2937" w:type="dxa"/>
             <w:tcBorders/>
             <w:vAlign w:val="center"/>
           </w:tcPr>
@@ -2268,7 +2268,7 @@
         <w:trPr/>
         <w:tc>
           <w:tcPr>
-            <w:tcW w:w="1015" w:type="dxa"/>
+            <w:tcW w:w="1004" w:type="dxa"/>
             <w:tcBorders/>
             <w:vAlign w:val="center"/>
           </w:tcPr>
@@ -2290,7 +2290,7 @@
         </w:tc>
         <w:tc>
           <w:tcPr>
-            <w:tcW w:w="5866" w:type="dxa"/>
+            <w:tcW w:w="5925" w:type="dxa"/>
             <w:tcBorders/>
             <w:vAlign w:val="center"/>
           </w:tcPr>
@@ -2318,7 +2318,7 @@
         </w:tc>
         <w:tc>
           <w:tcPr>
-            <w:tcW w:w="2985" w:type="dxa"/>
+            <w:tcW w:w="2937" w:type="dxa"/>
             <w:tcBorders/>
             <w:vAlign w:val="center"/>
           </w:tcPr>
@@ -2343,7 +2343,7 @@
         <w:trPr/>
         <w:tc>
           <w:tcPr>
-            <w:tcW w:w="1015" w:type="dxa"/>
+            <w:tcW w:w="1004" w:type="dxa"/>
             <w:tcBorders/>
             <w:vAlign w:val="center"/>
           </w:tcPr>
@@ -2365,7 +2365,7 @@
         </w:tc>
         <w:tc>
           <w:tcPr>
-            <w:tcW w:w="5866" w:type="dxa"/>
+            <w:tcW w:w="5925" w:type="dxa"/>
             <w:tcBorders/>
             <w:vAlign w:val="center"/>
           </w:tcPr>
@@ -2397,7 +2397,7 @@
         </w:tc>
         <w:tc>
           <w:tcPr>
-            <w:tcW w:w="2985" w:type="dxa"/>
+            <w:tcW w:w="2937" w:type="dxa"/>
             <w:tcBorders/>
             <w:vAlign w:val="center"/>
           </w:tcPr>
@@ -2422,87 +2422,103 @@
         <w:trPr/>
         <w:tc>
           <w:tcPr>
-            <w:tcW w:w="1015" w:type="dxa"/>
-            <w:tcBorders/>
-            <w:vAlign w:val="center"/>
-          </w:tcPr>
-          <w:p>
-            <w:pPr>
-              <w:pStyle w:val="TableContents"/>
-              <w:widowControl w:val="false"/>
-              <w:suppressLineNumbers/>
-              <w:bidi w:val="0"/>
-              <w:spacing w:lineRule="auto" w:line="336"/>
-              <w:jc w:val="start"/>
-              <w:rPr/>
-            </w:pPr>
-            <w:r>
-              <w:rPr/>
-              <w:t>单帧推理</w:t>
-            </w:r>
-          </w:p>
-        </w:tc>
-        <w:tc>
-          <w:tcPr>
-            <w:tcW w:w="5866" w:type="dxa"/>
-            <w:tcBorders/>
-            <w:vAlign w:val="center"/>
-          </w:tcPr>
-          <w:p>
-            <w:pPr>
-              <w:pStyle w:val="TableContents"/>
-              <w:widowControl w:val="false"/>
-              <w:suppressLineNumbers/>
-              <w:bidi w:val="0"/>
-              <w:spacing w:lineRule="auto" w:line="336"/>
-              <w:jc w:val="start"/>
-              <w:rPr/>
-            </w:pPr>
-            <w:r>
-              <w:rPr/>
-              <w:t xml:space="preserve">约 </w:t>
-            </w:r>
-            <w:r>
-              <w:rPr/>
-              <w:t>840 ms</w:t>
-            </w:r>
-            <w:r>
-              <w:rPr/>
-              <w:t xml:space="preserve">，约 </w:t>
-            </w:r>
-            <w:r>
-              <w:rPr/>
-              <w:t>1.19 FPS</w:t>
-            </w:r>
-          </w:p>
-        </w:tc>
-        <w:tc>
-          <w:tcPr>
-            <w:tcW w:w="2985" w:type="dxa"/>
-            <w:tcBorders/>
-            <w:vAlign w:val="center"/>
-          </w:tcPr>
-          <w:p>
-            <w:pPr>
-              <w:pStyle w:val="TableContents"/>
-              <w:widowControl w:val="false"/>
-              <w:suppressLineNumbers/>
-              <w:bidi w:val="0"/>
-              <w:spacing w:lineRule="auto" w:line="336"/>
-              <w:jc w:val="start"/>
-              <w:rPr/>
-            </w:pPr>
-            <w:r>
-              <w:rPr/>
-              <w:t>调试期间观测值，随画面</w:t>
-            </w:r>
-            <w:r>
-              <w:rPr/>
-              <w:t>/</w:t>
-            </w:r>
-            <w:r>
-              <w:rPr/>
-              <w:t>配置变化</w:t>
+            <w:tcW w:w="1004" w:type="dxa"/>
+            <w:tcBorders/>
+            <w:vAlign w:val="center"/>
+          </w:tcPr>
+          <w:p>
+            <w:pPr>
+              <w:pStyle w:val="TableContents"/>
+              <w:widowControl w:val="false"/>
+              <w:suppressLineNumbers/>
+              <w:bidi w:val="0"/>
+              <w:spacing w:lineRule="auto" w:line="336"/>
+              <w:jc w:val="start"/>
+              <w:rPr/>
+            </w:pPr>
+            <w:r>
+              <w:rPr/>
+              <w:t>最终界面</w:t>
+            </w:r>
+          </w:p>
+        </w:tc>
+        <w:tc>
+          <w:tcPr>
+            <w:tcW w:w="5925" w:type="dxa"/>
+            <w:tcBorders/>
+            <w:vAlign w:val="center"/>
+          </w:tcPr>
+          <w:p>
+            <w:pPr>
+              <w:pStyle w:val="TableContents"/>
+              <w:widowControl w:val="false"/>
+              <w:suppressLineNumbers/>
+              <w:bidi w:val="0"/>
+              <w:spacing w:lineRule="auto" w:line="336"/>
+              <w:jc w:val="start"/>
+              <w:rPr/>
+            </w:pPr>
+            <w:r>
+              <w:rPr/>
+              <w:t xml:space="preserve">摄像头画面正常；底栏显示 </w:t>
+            </w:r>
+            <w:r>
+              <w:rPr>
+                <w:rStyle w:val="SourceText"/>
+              </w:rPr>
+              <w:t>SIT</w:t>
+            </w:r>
+            <w:r>
+              <w:rPr/>
+              <w:t>、</w:t>
+            </w:r>
+            <w:r>
+              <w:rPr>
+                <w:rStyle w:val="SourceText"/>
+              </w:rPr>
+              <w:t>P:ON/OFF</w:t>
+            </w:r>
+            <w:r>
+              <w:rPr/>
+              <w:t>、</w:t>
+            </w:r>
+            <w:r>
+              <w:rPr>
+                <w:rStyle w:val="SourceText"/>
+              </w:rPr>
+              <w:t>D:ON/OFF</w:t>
+            </w:r>
+            <w:r>
+              <w:rPr/>
+              <w:t xml:space="preserve">，不再显示 </w:t>
+            </w:r>
+            <w:r>
+              <w:rPr>
+                <w:rStyle w:val="SourceText"/>
+              </w:rPr>
+              <w:t>KEY:1331</w:t>
+            </w:r>
+          </w:p>
+        </w:tc>
+        <w:tc>
+          <w:tcPr>
+            <w:tcW w:w="2937" w:type="dxa"/>
+            <w:tcBorders/>
+            <w:vAlign w:val="center"/>
+          </w:tcPr>
+          <w:p>
+            <w:pPr>
+              <w:pStyle w:val="TableContents"/>
+              <w:widowControl w:val="false"/>
+              <w:suppressLineNumbers/>
+              <w:bidi w:val="0"/>
+              <w:spacing w:lineRule="auto" w:line="336"/>
+              <w:jc w:val="start"/>
+              <w:rPr/>
+            </w:pPr>
+            <w:r>
+              <w:rPr/>
+              <w:t>最终固件刷写后实机人工验收</w:t>
             </w:r>
           </w:p>
         </w:tc>
@@ -2511,7 +2527,96 @@
         <w:trPr/>
         <w:tc>
           <w:tcPr>
-            <w:tcW w:w="1015" w:type="dxa"/>
+            <w:tcW w:w="1004" w:type="dxa"/>
+            <w:tcBorders/>
+            <w:vAlign w:val="center"/>
+          </w:tcPr>
+          <w:p>
+            <w:pPr>
+              <w:pStyle w:val="TableContents"/>
+              <w:widowControl w:val="false"/>
+              <w:suppressLineNumbers/>
+              <w:bidi w:val="0"/>
+              <w:spacing w:lineRule="auto" w:line="336"/>
+              <w:jc w:val="start"/>
+              <w:rPr/>
+            </w:pPr>
+            <w:r>
+              <w:rPr/>
+              <w:t>单帧推理</w:t>
+            </w:r>
+          </w:p>
+        </w:tc>
+        <w:tc>
+          <w:tcPr>
+            <w:tcW w:w="5925" w:type="dxa"/>
+            <w:tcBorders/>
+            <w:vAlign w:val="center"/>
+          </w:tcPr>
+          <w:p>
+            <w:pPr>
+              <w:pStyle w:val="TableContents"/>
+              <w:widowControl w:val="false"/>
+              <w:suppressLineNumbers/>
+              <w:bidi w:val="0"/>
+              <w:spacing w:lineRule="auto" w:line="336"/>
+              <w:jc w:val="start"/>
+              <w:rPr/>
+            </w:pPr>
+            <w:r>
+              <w:rPr/>
+              <w:t xml:space="preserve">约 </w:t>
+            </w:r>
+            <w:r>
+              <w:rPr/>
+              <w:t>840 ms</w:t>
+            </w:r>
+            <w:r>
+              <w:rPr/>
+              <w:t xml:space="preserve">，约 </w:t>
+            </w:r>
+            <w:r>
+              <w:rPr/>
+              <w:t>1.19 FPS</w:t>
+            </w:r>
+          </w:p>
+        </w:tc>
+        <w:tc>
+          <w:tcPr>
+            <w:tcW w:w="2937" w:type="dxa"/>
+            <w:tcBorders/>
+            <w:vAlign w:val="center"/>
+          </w:tcPr>
+          <w:p>
+            <w:pPr>
+              <w:pStyle w:val="TableContents"/>
+              <w:widowControl w:val="false"/>
+              <w:suppressLineNumbers/>
+              <w:bidi w:val="0"/>
+              <w:spacing w:lineRule="auto" w:line="336"/>
+              <w:jc w:val="start"/>
+              <w:rPr/>
+            </w:pPr>
+            <w:r>
+              <w:rPr/>
+              <w:t>调试期间观测值，随画面</w:t>
+            </w:r>
+            <w:r>
+              <w:rPr/>
+              <w:t>/</w:t>
+            </w:r>
+            <w:r>
+              <w:rPr/>
+              <w:t>配置变化</w:t>
+            </w:r>
+          </w:p>
+        </w:tc>
+      </w:tr>
+      <w:tr>
+        <w:trPr/>
+        <w:tc>
+          <w:tcPr>
+            <w:tcW w:w="1004" w:type="dxa"/>
             <w:tcBorders/>
             <w:vAlign w:val="center"/>
           </w:tcPr>
@@ -2533,7 +2638,7 @@
         </w:tc>
         <w:tc>
           <w:tcPr>
-            <w:tcW w:w="5866" w:type="dxa"/>
+            <w:tcW w:w="5925" w:type="dxa"/>
             <w:tcBorders/>
             <w:vAlign w:val="center"/>
           </w:tcPr>
@@ -2559,7 +2664,7 @@
         </w:tc>
         <w:tc>
           <w:tcPr>
-            <w:tcW w:w="2985" w:type="dxa"/>
+            <w:tcW w:w="2937" w:type="dxa"/>
             <w:tcBorders/>
             <w:vAlign w:val="center"/>
           </w:tcPr>
@@ -2598,7 +2703,7 @@
         <w:trPr/>
         <w:tc>
           <w:tcPr>
-            <w:tcW w:w="1015" w:type="dxa"/>
+            <w:tcW w:w="1004" w:type="dxa"/>
             <w:tcBorders/>
             <w:vAlign w:val="center"/>
           </w:tcPr>
@@ -2620,7 +2725,7 @@
         </w:tc>
         <w:tc>
           <w:tcPr>
-            <w:tcW w:w="5866" w:type="dxa"/>
+            <w:tcW w:w="5925" w:type="dxa"/>
             <w:tcBorders/>
             <w:vAlign w:val="center"/>
           </w:tcPr>
@@ -2642,7 +2747,7 @@
         </w:tc>
         <w:tc>
           <w:tcPr>
-            <w:tcW w:w="2985" w:type="dxa"/>
+            <w:tcW w:w="2937" w:type="dxa"/>
             <w:tcBorders/>
             <w:vAlign w:val="center"/>
           </w:tcPr>
@@ -2675,7 +2780,7 @@
         <w:trPr/>
         <w:tc>
           <w:tcPr>
-            <w:tcW w:w="1015" w:type="dxa"/>
+            <w:tcW w:w="1004" w:type="dxa"/>
             <w:tcBorders/>
             <w:vAlign w:val="center"/>
           </w:tcPr>
@@ -2701,7 +2806,7 @@
         </w:tc>
         <w:tc>
           <w:tcPr>
-            <w:tcW w:w="5866" w:type="dxa"/>
+            <w:tcW w:w="5925" w:type="dxa"/>
             <w:tcBorders/>
             <w:vAlign w:val="center"/>
           </w:tcPr>
@@ -2743,7 +2848,7 @@
         </w:tc>
         <w:tc>
           <w:tcPr>
-            <w:tcW w:w="2985" w:type="dxa"/>
+            <w:tcW w:w="2937" w:type="dxa"/>
             <w:tcBorders/>
             <w:vAlign w:val="center"/>
           </w:tcPr>
@@ -2778,7 +2883,7 @@
         <w:trPr/>
         <w:tc>
           <w:tcPr>
-            <w:tcW w:w="1015" w:type="dxa"/>
+            <w:tcW w:w="1004" w:type="dxa"/>
             <w:tcBorders/>
             <w:vAlign w:val="center"/>
           </w:tcPr>
@@ -2804,7 +2909,7 @@
         </w:tc>
         <w:tc>
           <w:tcPr>
-            <w:tcW w:w="5866" w:type="dxa"/>
+            <w:tcW w:w="5925" w:type="dxa"/>
             <w:tcBorders/>
             <w:vAlign w:val="center"/>
           </w:tcPr>
@@ -2828,7 +2933,7 @@
         </w:tc>
         <w:tc>
           <w:tcPr>
-            <w:tcW w:w="2985" w:type="dxa"/>
+            <w:tcW w:w="2937" w:type="dxa"/>
             <w:tcBorders/>
             <w:vAlign w:val="center"/>
           </w:tcPr>
@@ -2861,7 +2966,7 @@
         <w:trPr/>
         <w:tc>
           <w:tcPr>
-            <w:tcW w:w="1015" w:type="dxa"/>
+            <w:tcW w:w="1004" w:type="dxa"/>
             <w:tcBorders/>
             <w:vAlign w:val="center"/>
           </w:tcPr>
@@ -2883,7 +2988,7 @@
         </w:tc>
         <w:tc>
           <w:tcPr>
-            <w:tcW w:w="5866" w:type="dxa"/>
+            <w:tcW w:w="5925" w:type="dxa"/>
             <w:tcBorders/>
             <w:vAlign w:val="center"/>
           </w:tcPr>
@@ -2905,7 +3010,7 @@
         </w:tc>
         <w:tc>
           <w:tcPr>
-            <w:tcW w:w="2985" w:type="dxa"/>
+            <w:tcW w:w="2937" w:type="dxa"/>
             <w:tcBorders/>
             <w:vAlign w:val="center"/>
           </w:tcPr>
@@ -2932,7 +3037,7 @@
         <w:trPr/>
         <w:tc>
           <w:tcPr>
-            <w:tcW w:w="1015" w:type="dxa"/>
+            <w:tcW w:w="1004" w:type="dxa"/>
             <w:tcBorders/>
             <w:vAlign w:val="center"/>
           </w:tcPr>
@@ -2954,7 +3059,7 @@
         </w:tc>
         <w:tc>
           <w:tcPr>
-            <w:tcW w:w="5866" w:type="dxa"/>
+            <w:tcW w:w="5925" w:type="dxa"/>
             <w:tcBorders/>
             <w:vAlign w:val="center"/>
           </w:tcPr>
@@ -2980,7 +3085,7 @@
         </w:tc>
         <w:tc>
           <w:tcPr>
-            <w:tcW w:w="2985" w:type="dxa"/>
+            <w:tcW w:w="2937" w:type="dxa"/>
             <w:tcBorders/>
             <w:vAlign w:val="center"/>
           </w:tcPr>
@@ -3029,7 +3134,7 @@
         <w:trPr/>
         <w:tc>
           <w:tcPr>
-            <w:tcW w:w="1015" w:type="dxa"/>
+            <w:tcW w:w="1004" w:type="dxa"/>
             <w:tcBorders/>
             <w:vAlign w:val="center"/>
           </w:tcPr>
@@ -3051,7 +3156,7 @@
         </w:tc>
         <w:tc>
           <w:tcPr>
-            <w:tcW w:w="5866" w:type="dxa"/>
+            <w:tcW w:w="5925" w:type="dxa"/>
             <w:tcBorders/>
             <w:vAlign w:val="center"/>
           </w:tcPr>
@@ -3073,7 +3178,7 @@
         </w:tc>
         <w:tc>
           <w:tcPr>
-            <w:tcW w:w="2985" w:type="dxa"/>
+            <w:tcW w:w="2937" w:type="dxa"/>
             <w:tcBorders/>
             <w:vAlign w:val="center"/>
           </w:tcPr>
@@ -3102,7 +3207,7 @@
         <w:trPr/>
         <w:tc>
           <w:tcPr>
-            <w:tcW w:w="1015" w:type="dxa"/>
+            <w:tcW w:w="1004" w:type="dxa"/>
             <w:tcBorders/>
             <w:vAlign w:val="center"/>
           </w:tcPr>
@@ -3128,7 +3233,7 @@
         </w:tc>
         <w:tc>
           <w:tcPr>
-            <w:tcW w:w="5866" w:type="dxa"/>
+            <w:tcW w:w="5925" w:type="dxa"/>
             <w:tcBorders/>
             <w:vAlign w:val="center"/>
           </w:tcPr>
@@ -3162,7 +3267,7 @@
         </w:tc>
         <w:tc>
           <w:tcPr>
-            <w:tcW w:w="2985" w:type="dxa"/>
+            <w:tcW w:w="2937" w:type="dxa"/>
             <w:tcBorders/>
             <w:vAlign w:val="center"/>
           </w:tcPr>

--- a/submission/AgentGuard-技术报告.docx
+++ b/submission/AgentGuard-技术报告.docx
@@ -2519,6 +2519,83 @@
             <w:r>
               <w:rPr/>
               <w:t>最终固件刷写后实机人工验收</w:t>
+            </w:r>
+          </w:p>
+        </w:tc>
+      </w:tr>
+      <w:tr>
+        <w:trPr/>
+        <w:tc>
+          <w:tcPr>
+            <w:tcW w:w="1004" w:type="dxa"/>
+            <w:tcBorders/>
+            <w:vAlign w:val="center"/>
+          </w:tcPr>
+          <w:p>
+            <w:pPr>
+              <w:pStyle w:val="TableContents"/>
+              <w:widowControl w:val="false"/>
+              <w:suppressLineNumbers/>
+              <w:bidi w:val="0"/>
+              <w:spacing w:lineRule="auto" w:line="336"/>
+              <w:jc w:val="start"/>
+              <w:rPr/>
+            </w:pPr>
+            <w:r>
+              <w:rPr/>
+              <w:t>久坐灯效</w:t>
+            </w:r>
+          </w:p>
+        </w:tc>
+        <w:tc>
+          <w:tcPr>
+            <w:tcW w:w="5925" w:type="dxa"/>
+            <w:tcBorders/>
+            <w:vAlign w:val="center"/>
+          </w:tcPr>
+          <w:p>
+            <w:pPr>
+              <w:pStyle w:val="TableContents"/>
+              <w:widowControl w:val="false"/>
+              <w:suppressLineNumbers/>
+              <w:bidi w:val="0"/>
+              <w:spacing w:lineRule="auto" w:line="336"/>
+              <w:jc w:val="start"/>
+              <w:rPr/>
+            </w:pPr>
+            <w:r>
+              <w:rPr/>
+              <w:t xml:space="preserve">触发久坐提醒时板载 </w:t>
+            </w:r>
+            <w:r>
+              <w:rPr/>
+              <w:t xml:space="preserve">RGB </w:t>
+            </w:r>
+            <w:r>
+              <w:rPr/>
+              <w:t>灯闪烁</w:t>
+            </w:r>
+          </w:p>
+        </w:tc>
+        <w:tc>
+          <w:tcPr>
+            <w:tcW w:w="2937" w:type="dxa"/>
+            <w:tcBorders/>
+            <w:vAlign w:val="center"/>
+          </w:tcPr>
+          <w:p>
+            <w:pPr>
+              <w:pStyle w:val="TableContents"/>
+              <w:widowControl w:val="false"/>
+              <w:suppressLineNumbers/>
+              <w:bidi w:val="0"/>
+              <w:spacing w:lineRule="auto" w:line="336"/>
+              <w:jc w:val="start"/>
+              <w:rPr/>
+            </w:pPr>
+            <w:r>
+              <w:rPr/>
+              <w:t>最终固件实机人工验收</w:t>
             </w:r>
           </w:p>
         </w:tc>

--- a/submission/AgentGuard-技术报告.docx
+++ b/submission/AgentGuard-技术报告.docx
@@ -652,15 +652,15 @@
       </w:r>
       <w:r>
         <w:rPr/>
-        <w:t>、</w:t>
-      </w:r>
-      <w:r>
-        <w:rPr/>
-        <w:t xml:space="preserve">RGB </w:t>
-      </w:r>
-      <w:r>
-        <w:rPr/>
-        <w:t xml:space="preserve">提示灯和 </w:t>
+        <w:t xml:space="preserve">、绿色 </w:t>
+      </w:r>
+      <w:r>
+        <w:rPr/>
+        <w:t xml:space="preserve">Power LED </w:t>
+      </w:r>
+      <w:r>
+        <w:rPr/>
+        <w:t xml:space="preserve">和 </w:t>
       </w:r>
       <w:r>
         <w:rPr/>
@@ -684,7 +684,7 @@
       </w:r>
       <w:r>
         <w:rPr/>
-        <w:t xml:space="preserve">。电脑端采用仅依赖 </w:t>
+        <w:t xml:space="preserve">。电脑端采用 </w:t>
       </w:r>
       <w:r>
         <w:rPr/>
@@ -692,7 +692,29 @@
       </w:r>
       <w:r>
         <w:rPr/>
-        <w:t xml:space="preserve">标准库的安全代理，以 </w:t>
+        <w:t>标准库安全代理（</w:t>
+      </w:r>
+      <w:r>
+        <w:rPr/>
+        <w:t xml:space="preserve">Ubuntu/Debian </w:t>
+      </w:r>
+      <w:r>
+        <w:rPr/>
+        <w:t xml:space="preserve">需安装 </w:t>
+      </w:r>
+      <w:r>
+        <w:rPr>
+          <w:rStyle w:val="SourceText"/>
+        </w:rPr>
+        <w:t>python3-tk</w:t>
+      </w:r>
+      <w:r>
+        <w:rPr/>
+        <w:t xml:space="preserve"> </w:t>
+      </w:r>
+      <w:r>
+        <w:rPr/>
+        <w:t xml:space="preserve">以显示全屏遮罩），以 </w:t>
       </w:r>
       <w:r>
         <w:rPr/>
@@ -840,7 +862,7 @@
         <w:rPr>
           <w:rStyle w:val="SourceText"/>
         </w:rPr>
-        <w:t xml:space="preserve">RGB </w:t>
+        <w:t xml:space="preserve">Power LED </w:t>
       </w:r>
       <w:r>
         <w:rPr>
@@ -1017,7 +1039,7 @@
       </w:r>
       <w:r>
         <w:rPr/>
-        <w:t xml:space="preserve">LCD/RGB/LittleFS </w:t>
+        <w:t xml:space="preserve">LCD/Power LED/LittleFS </w:t>
       </w:r>
       <w:r>
         <w:rPr/>
@@ -1675,13 +1697,13 @@
         <w:rPr>
           <w:rStyle w:val="SourceText"/>
         </w:rPr>
-        <w:t xml:space="preserve">LCD + RGB </w:t>
-      </w:r>
-      <w:r>
-        <w:rPr>
-          <w:rStyle w:val="SourceText"/>
-        </w:rPr>
-        <w:t xml:space="preserve">本地反馈              </w:t>
+        <w:t xml:space="preserve">LCD + Power LED </w:t>
+      </w:r>
+      <w:r>
+        <w:rPr>
+          <w:rStyle w:val="SourceText"/>
+        </w:rPr>
+        <w:t xml:space="preserve">本地反馈        </w:t>
       </w:r>
       <w:r>
         <w:rPr>
@@ -1840,7 +1862,15 @@
       </w:r>
       <w:r>
         <w:rPr/>
-        <w:t xml:space="preserve">RGB LED </w:t>
+        <w:t xml:space="preserve">GPIO3 </w:t>
+      </w:r>
+      <w:r>
+        <w:rPr/>
+        <w:t xml:space="preserve">绿色 </w:t>
+      </w:r>
+      <w:r>
+        <w:rPr/>
+        <w:t xml:space="preserve">Power LED </w:t>
       </w:r>
       <w:r>
         <w:rPr/>
@@ -1852,7 +1882,7 @@
       </w:r>
       <w:r>
         <w:rPr/>
-        <w:t xml:space="preserve">键。本项目没有开发全新硬件平台或新增板级驱动，主要工作是 </w:t>
+        <w:t xml:space="preserve">键。本项目没有开发全新硬件平台，主要工作是 </w:t>
       </w:r>
       <w:r>
         <w:rPr/>
@@ -1860,7 +1890,15 @@
       </w:r>
       <w:r>
         <w:rPr/>
-        <w:t xml:space="preserve">应用与 </w:t>
+        <w:t>应用、</w:t>
+      </w:r>
+      <w:r>
+        <w:rPr/>
+        <w:t xml:space="preserve">Power LED </w:t>
+      </w:r>
+      <w:r>
+        <w:rPr/>
+        <w:t xml:space="preserve">设备注册和 </w:t>
       </w:r>
       <w:r>
         <w:rPr/>
@@ -2543,7 +2581,7 @@
             </w:pPr>
             <w:r>
               <w:rPr/>
-              <w:t>久坐灯效</w:t>
+              <w:t>隐私联动</w:t>
             </w:r>
           </w:p>
         </w:tc>
@@ -2564,16 +2602,40 @@
               <w:rPr/>
             </w:pPr>
             <w:r>
-              <w:rPr/>
-              <w:t xml:space="preserve">触发久坐提醒时板载 </w:t>
-            </w:r>
-            <w:r>
-              <w:rPr/>
-              <w:t xml:space="preserve">RGB </w:t>
-            </w:r>
-            <w:r>
-              <w:rPr/>
-              <w:t>灯闪烁</w:t>
+              <w:rPr>
+                <w:rStyle w:val="SourceText"/>
+              </w:rPr>
+              <w:t>FACE:2</w:t>
+            </w:r>
+            <w:r>
+              <w:rPr/>
+              <w:t xml:space="preserve"> </w:t>
+            </w:r>
+            <w:r>
+              <w:rPr/>
+              <w:t xml:space="preserve">时 </w:t>
+            </w:r>
+            <w:r>
+              <w:rPr/>
+              <w:t xml:space="preserve">Power LED </w:t>
+            </w:r>
+            <w:r>
+              <w:rPr/>
+              <w:t xml:space="preserve">双闪且电脑遮罩出现；回到 </w:t>
+            </w:r>
+            <w:r>
+              <w:rPr>
+                <w:rStyle w:val="SourceText"/>
+              </w:rPr>
+              <w:t>FACE:1</w:t>
+            </w:r>
+            <w:r>
+              <w:rPr/>
+              <w:t xml:space="preserve"> </w:t>
+            </w:r>
+            <w:r>
+              <w:rPr/>
+              <w:t>后遮罩消失</w:t>
             </w:r>
           </w:p>
         </w:tc>
@@ -2595,7 +2657,15 @@
             </w:pPr>
             <w:r>
               <w:rPr/>
-              <w:t>最终固件实机人工验收</w:t>
+              <w:t xml:space="preserve">最终固件通过 </w:t>
+            </w:r>
+            <w:r>
+              <w:rPr/>
+              <w:t xml:space="preserve">USB </w:t>
+            </w:r>
+            <w:r>
+              <w:rPr/>
+              <w:t>连续实测两轮</w:t>
             </w:r>
           </w:p>
         </w:tc>
@@ -2731,7 +2801,7 @@
             </w:pPr>
             <w:r>
               <w:rPr/>
-              <w:t xml:space="preserve">2,414,732 </w:t>
+              <w:t xml:space="preserve">2,414,780 </w:t>
             </w:r>
             <w:r>
               <w:rPr/>
@@ -2899,7 +2969,7 @@
             </w:pPr>
             <w:r>
               <w:rPr/>
-              <w:t>text 1,771,434</w:t>
+              <w:t>text 1,771,562</w:t>
             </w:r>
             <w:r>
               <w:rPr/>
@@ -2907,7 +2977,7 @@
             </w:r>
             <w:r>
               <w:rPr/>
-              <w:t>data 532,072</w:t>
+              <w:t>data 532,120</w:t>
             </w:r>
             <w:r>
               <w:rPr/>
@@ -2915,7 +2985,7 @@
             </w:r>
             <w:r>
               <w:rPr/>
-              <w:t xml:space="preserve">bss 961,944 </w:t>
+              <w:t xml:space="preserve">bss 961,992 </w:t>
             </w:r>
             <w:r>
               <w:rPr/>
@@ -3004,7 +3074,7 @@
               <w:rPr>
                 <w:rStyle w:val="SourceText"/>
               </w:rPr>
-              <w:t>0f37a703e14aa3c38e1281606ac729114f69c3820d2cd74f91e177012139bf2b</w:t>
+              <w:t>fbf3dbe80be3caf31c3f811189180035ad845a362fc63821c46def8100b27ddf</w:t>
             </w:r>
           </w:p>
         </w:tc>
@@ -3026,7 +3096,11 @@
             </w:pPr>
             <w:r>
               <w:rPr/>
-              <w:t xml:space="preserve">新模式底栏版本，已刷写且 </w:t>
+              <w:t xml:space="preserve">Power LED </w:t>
+            </w:r>
+            <w:r>
+              <w:rPr/>
+              <w:t xml:space="preserve">注册修复版，已刷写且 </w:t>
             </w:r>
             <w:r>
               <w:rPr/>

--- a/submission/AgentGuard-技术报告.docx
+++ b/submission/AgentGuard-技术报告.docx
@@ -82,7 +82,7 @@
     </w:p>
     <w:tbl>
       <w:tblPr>
-        <w:tblW w:w="7307" w:type="dxa"/>
+        <w:tblW w:w="9152" w:type="dxa"/>
         <w:jc w:val="start"/>
         <w:tblInd w:w="0" w:type="dxa"/>
         <w:tblLayout w:type="fixed"/>
@@ -95,7 +95,7 @@
       </w:tblPr>
       <w:tblGrid>
         <w:gridCol w:w="841"/>
-        <w:gridCol w:w="6466"/>
+        <w:gridCol w:w="8311"/>
       </w:tblGrid>
       <w:tr>
         <w:trPr/>
@@ -121,7 +121,7 @@
         </w:tc>
         <w:tc>
           <w:tcPr>
-            <w:tcW w:w="6466" w:type="dxa"/>
+            <w:tcW w:w="8311" w:type="dxa"/>
             <w:tcBorders/>
             <w:vAlign w:val="center"/>
           </w:tcPr>
@@ -166,7 +166,7 @@
         </w:tc>
         <w:tc>
           <w:tcPr>
-            <w:tcW w:w="6466" w:type="dxa"/>
+            <w:tcW w:w="8311" w:type="dxa"/>
             <w:tcBorders/>
             <w:vAlign w:val="center"/>
           </w:tcPr>
@@ -225,27 +225,23 @@
         </w:tc>
         <w:tc>
           <w:tcPr>
-            <w:tcW w:w="6466" w:type="dxa"/>
-            <w:tcBorders/>
-            <w:vAlign w:val="center"/>
-          </w:tcPr>
-          <w:p>
-            <w:pPr>
-              <w:pStyle w:val="TableContents"/>
-              <w:widowControl w:val="false"/>
-              <w:suppressLineNumbers/>
-              <w:bidi w:val="0"/>
-              <w:spacing w:lineRule="auto" w:line="336"/>
-              <w:jc w:val="start"/>
-              <w:rPr/>
-            </w:pPr>
-            <w:r>
-              <w:rPr/>
-              <w:t>momohuhuhuluobudui</w:t>
-            </w:r>
-            <w:r>
-              <w:rPr/>
-              <w:t>（仓库登记名）</w:t>
+            <w:tcW w:w="8311" w:type="dxa"/>
+            <w:tcBorders/>
+            <w:vAlign w:val="center"/>
+          </w:tcPr>
+          <w:p>
+            <w:pPr>
+              <w:pStyle w:val="TableContents"/>
+              <w:widowControl w:val="false"/>
+              <w:suppressLineNumbers/>
+              <w:bidi w:val="0"/>
+              <w:spacing w:lineRule="auto" w:line="336"/>
+              <w:jc w:val="start"/>
+              <w:rPr/>
+            </w:pPr>
+            <w:r>
+              <w:rPr/>
+              <w:t>【待填写：报名时登记的正式队伍名称】</w:t>
             </w:r>
           </w:p>
         </w:tc>
@@ -276,27 +272,23 @@
         </w:tc>
         <w:tc>
           <w:tcPr>
-            <w:tcW w:w="6466" w:type="dxa"/>
-            <w:tcBorders/>
-            <w:vAlign w:val="center"/>
-          </w:tcPr>
-          <w:p>
-            <w:pPr>
-              <w:pStyle w:val="TableContents"/>
-              <w:widowControl w:val="false"/>
-              <w:suppressLineNumbers/>
-              <w:bidi w:val="0"/>
-              <w:spacing w:lineRule="auto" w:line="336"/>
-              <w:jc w:val="start"/>
-              <w:rPr/>
-            </w:pPr>
-            <w:r>
-              <w:rPr/>
-              <w:t>yhx06</w:t>
-            </w:r>
-            <w:r>
-              <w:rPr/>
-              <w:t>：产品设计、</w:t>
+            <w:tcW w:w="8311" w:type="dxa"/>
+            <w:tcBorders/>
+            <w:vAlign w:val="center"/>
+          </w:tcPr>
+          <w:p>
+            <w:pPr>
+              <w:pStyle w:val="TableContents"/>
+              <w:widowControl w:val="false"/>
+              <w:suppressLineNumbers/>
+              <w:bidi w:val="0"/>
+              <w:spacing w:lineRule="auto" w:line="336"/>
+              <w:jc w:val="start"/>
+              <w:rPr/>
+            </w:pPr>
+            <w:r>
+              <w:rPr/>
+              <w:t>【待填写：成员真实姓名】——产品设计、</w:t>
             </w:r>
             <w:r>
               <w:rPr/>
@@ -335,7 +327,7 @@
         </w:tc>
         <w:tc>
           <w:tcPr>
-            <w:tcW w:w="6466" w:type="dxa"/>
+            <w:tcW w:w="8311" w:type="dxa"/>
             <w:tcBorders/>
             <w:vAlign w:val="center"/>
           </w:tcPr>
@@ -386,23 +378,23 @@
         </w:tc>
         <w:tc>
           <w:tcPr>
-            <w:tcW w:w="6466" w:type="dxa"/>
-            <w:tcBorders/>
-            <w:vAlign w:val="center"/>
-          </w:tcPr>
-          <w:p>
-            <w:pPr>
-              <w:pStyle w:val="TableContents"/>
-              <w:widowControl w:val="false"/>
-              <w:suppressLineNumbers/>
-              <w:bidi w:val="0"/>
-              <w:spacing w:lineRule="auto" w:line="336"/>
-              <w:jc w:val="start"/>
-              <w:rPr/>
-            </w:pPr>
-            <w:r>
-              <w:rPr/>
-              <w:t>contest2026_123_momohuhuhuluobudui</w:t>
+            <w:tcW w:w="8311" w:type="dxa"/>
+            <w:tcBorders/>
+            <w:vAlign w:val="center"/>
+          </w:tcPr>
+          <w:p>
+            <w:pPr>
+              <w:pStyle w:val="TableContents"/>
+              <w:widowControl w:val="false"/>
+              <w:suppressLineNumbers/>
+              <w:bidi w:val="0"/>
+              <w:spacing w:lineRule="auto" w:line="336"/>
+              <w:jc w:val="start"/>
+              <w:rPr/>
+            </w:pPr>
+            <w:r>
+              <w:rPr/>
+              <w:t>https://github.com/open-vela/contest2026_123_momohuhuhuluobudui</w:t>
             </w:r>
           </w:p>
         </w:tc>

--- a/submission/AgentGuard-技术报告.docx
+++ b/submission/AgentGuard-技术报告.docx
@@ -78,2064 +78,6 @@
       <w:r>
         <w:rPr/>
         <w:t>作品基本信息</w:t>
-      </w:r>
-    </w:p>
-    <w:tbl>
-      <w:tblPr>
-        <w:tblW w:w="9152" w:type="dxa"/>
-        <w:jc w:val="start"/>
-        <w:tblInd w:w="0" w:type="dxa"/>
-        <w:tblLayout w:type="fixed"/>
-        <w:tblCellMar>
-          <w:top w:w="28" w:type="dxa"/>
-          <w:start w:w="28" w:type="dxa"/>
-          <w:bottom w:w="28" w:type="dxa"/>
-          <w:end w:w="28" w:type="dxa"/>
-        </w:tblCellMar>
-      </w:tblPr>
-      <w:tblGrid>
-        <w:gridCol w:w="841"/>
-        <w:gridCol w:w="8311"/>
-      </w:tblGrid>
-      <w:tr>
-        <w:trPr/>
-        <w:tc>
-          <w:tcPr>
-            <w:tcW w:w="841" w:type="dxa"/>
-            <w:tcBorders/>
-            <w:vAlign w:val="center"/>
-          </w:tcPr>
-          <w:p>
-            <w:pPr>
-              <w:pStyle w:val="TableHeading"/>
-              <w:suppressLineNumbers/>
-              <w:bidi w:val="0"/>
-              <w:jc w:val="center"/>
-              <w:rPr/>
-            </w:pPr>
-            <w:r>
-              <w:rPr/>
-              <w:t>项目</w:t>
-            </w:r>
-          </w:p>
-        </w:tc>
-        <w:tc>
-          <w:tcPr>
-            <w:tcW w:w="8311" w:type="dxa"/>
-            <w:tcBorders/>
-            <w:vAlign w:val="center"/>
-          </w:tcPr>
-          <w:p>
-            <w:pPr>
-              <w:pStyle w:val="TableHeading"/>
-              <w:suppressLineNumbers/>
-              <w:bidi w:val="0"/>
-              <w:jc w:val="center"/>
-              <w:rPr/>
-            </w:pPr>
-            <w:r>
-              <w:rPr/>
-              <w:t>内容</w:t>
-            </w:r>
-          </w:p>
-        </w:tc>
-      </w:tr>
-      <w:tr>
-        <w:trPr/>
-        <w:tc>
-          <w:tcPr>
-            <w:tcW w:w="841" w:type="dxa"/>
-            <w:tcBorders/>
-            <w:vAlign w:val="center"/>
-          </w:tcPr>
-          <w:p>
-            <w:pPr>
-              <w:pStyle w:val="TableContents"/>
-              <w:widowControl w:val="false"/>
-              <w:suppressLineNumbers/>
-              <w:bidi w:val="0"/>
-              <w:spacing w:lineRule="auto" w:line="336"/>
-              <w:jc w:val="start"/>
-              <w:rPr/>
-            </w:pPr>
-            <w:r>
-              <w:rPr/>
-              <w:t>作品名称</w:t>
-            </w:r>
-          </w:p>
-        </w:tc>
-        <w:tc>
-          <w:tcPr>
-            <w:tcW w:w="8311" w:type="dxa"/>
-            <w:tcBorders/>
-            <w:vAlign w:val="center"/>
-          </w:tcPr>
-          <w:p>
-            <w:pPr>
-              <w:pStyle w:val="TableContents"/>
-              <w:widowControl w:val="false"/>
-              <w:suppressLineNumbers/>
-              <w:bidi w:val="0"/>
-              <w:spacing w:lineRule="auto" w:line="336"/>
-              <w:jc w:val="start"/>
-              <w:rPr/>
-            </w:pPr>
-            <w:r>
-              <w:rPr/>
-              <w:t>AgentGuard</w:t>
-            </w:r>
-            <w:r>
-              <w:rPr/>
-              <w:t xml:space="preserve">：基于 </w:t>
-            </w:r>
-            <w:r>
-              <w:rPr/>
-              <w:t xml:space="preserve">openvela </w:t>
-            </w:r>
-            <w:r>
-              <w:rPr/>
-              <w:t>的桌面健康与隐私守护终端</w:t>
-            </w:r>
-          </w:p>
-        </w:tc>
-      </w:tr>
-      <w:tr>
-        <w:trPr/>
-        <w:tc>
-          <w:tcPr>
-            <w:tcW w:w="841" w:type="dxa"/>
-            <w:tcBorders/>
-            <w:vAlign w:val="center"/>
-          </w:tcPr>
-          <w:p>
-            <w:pPr>
-              <w:pStyle w:val="TableContents"/>
-              <w:widowControl w:val="false"/>
-              <w:suppressLineNumbers/>
-              <w:bidi w:val="0"/>
-              <w:spacing w:lineRule="auto" w:line="336"/>
-              <w:jc w:val="start"/>
-              <w:rPr/>
-            </w:pPr>
-            <w:r>
-              <w:rPr/>
-              <w:t>队伍名称</w:t>
-            </w:r>
-          </w:p>
-        </w:tc>
-        <w:tc>
-          <w:tcPr>
-            <w:tcW w:w="8311" w:type="dxa"/>
-            <w:tcBorders/>
-            <w:vAlign w:val="center"/>
-          </w:tcPr>
-          <w:p>
-            <w:pPr>
-              <w:pStyle w:val="TableContents"/>
-              <w:widowControl w:val="false"/>
-              <w:suppressLineNumbers/>
-              <w:bidi w:val="0"/>
-              <w:spacing w:lineRule="auto" w:line="336"/>
-              <w:jc w:val="start"/>
-              <w:rPr/>
-            </w:pPr>
-            <w:r>
-              <w:rPr/>
-              <w:t>【待填写：报名时登记的正式队伍名称】</w:t>
-            </w:r>
-          </w:p>
-        </w:tc>
-      </w:tr>
-      <w:tr>
-        <w:trPr/>
-        <w:tc>
-          <w:tcPr>
-            <w:tcW w:w="841" w:type="dxa"/>
-            <w:tcBorders/>
-            <w:vAlign w:val="center"/>
-          </w:tcPr>
-          <w:p>
-            <w:pPr>
-              <w:pStyle w:val="TableContents"/>
-              <w:widowControl w:val="false"/>
-              <w:suppressLineNumbers/>
-              <w:bidi w:val="0"/>
-              <w:spacing w:lineRule="auto" w:line="336"/>
-              <w:jc w:val="start"/>
-              <w:rPr/>
-            </w:pPr>
-            <w:r>
-              <w:rPr/>
-              <w:t>团队分工</w:t>
-            </w:r>
-          </w:p>
-        </w:tc>
-        <w:tc>
-          <w:tcPr>
-            <w:tcW w:w="8311" w:type="dxa"/>
-            <w:tcBorders/>
-            <w:vAlign w:val="center"/>
-          </w:tcPr>
-          <w:p>
-            <w:pPr>
-              <w:pStyle w:val="TableContents"/>
-              <w:widowControl w:val="false"/>
-              <w:suppressLineNumbers/>
-              <w:bidi w:val="0"/>
-              <w:spacing w:lineRule="auto" w:line="336"/>
-              <w:jc w:val="start"/>
-              <w:rPr/>
-            </w:pPr>
-            <w:r>
-              <w:rPr/>
-              <w:t>【待填写：成员真实姓名】——产品设计、</w:t>
-            </w:r>
-            <w:r>
-              <w:rPr/>
-              <w:t xml:space="preserve">openvela/ESP-DL </w:t>
-            </w:r>
-            <w:r>
-              <w:rPr/>
-              <w:t>适配、电脑端联动、实机测试与材料整理</w:t>
-            </w:r>
-          </w:p>
-        </w:tc>
-      </w:tr>
-      <w:tr>
-        <w:trPr/>
-        <w:tc>
-          <w:tcPr>
-            <w:tcW w:w="841" w:type="dxa"/>
-            <w:tcBorders/>
-            <w:vAlign w:val="center"/>
-          </w:tcPr>
-          <w:p>
-            <w:pPr>
-              <w:pStyle w:val="TableContents"/>
-              <w:widowControl w:val="false"/>
-              <w:suppressLineNumbers/>
-              <w:bidi w:val="0"/>
-              <w:spacing w:lineRule="auto" w:line="336"/>
-              <w:jc w:val="start"/>
-              <w:rPr/>
-            </w:pPr>
-            <w:r>
-              <w:rPr/>
-              <w:t>参赛方向</w:t>
-            </w:r>
-          </w:p>
-        </w:tc>
-        <w:tc>
-          <w:tcPr>
-            <w:tcW w:w="8311" w:type="dxa"/>
-            <w:tcBorders/>
-            <w:vAlign w:val="center"/>
-          </w:tcPr>
-          <w:p>
-            <w:pPr>
-              <w:pStyle w:val="TableContents"/>
-              <w:widowControl w:val="false"/>
-              <w:suppressLineNumbers/>
-              <w:bidi w:val="0"/>
-              <w:spacing w:lineRule="auto" w:line="336"/>
-              <w:jc w:val="start"/>
-              <w:rPr/>
-            </w:pPr>
-            <w:r>
-              <w:rPr/>
-              <w:t xml:space="preserve">AI </w:t>
-            </w:r>
-            <w:r>
-              <w:rPr/>
-              <w:t>硬件产品创新</w:t>
-            </w:r>
-          </w:p>
-        </w:tc>
-      </w:tr>
-      <w:tr>
-        <w:trPr/>
-        <w:tc>
-          <w:tcPr>
-            <w:tcW w:w="841" w:type="dxa"/>
-            <w:tcBorders/>
-            <w:vAlign w:val="center"/>
-          </w:tcPr>
-          <w:p>
-            <w:pPr>
-              <w:pStyle w:val="TableContents"/>
-              <w:widowControl w:val="false"/>
-              <w:suppressLineNumbers/>
-              <w:bidi w:val="0"/>
-              <w:spacing w:lineRule="auto" w:line="336"/>
-              <w:jc w:val="start"/>
-              <w:rPr/>
-            </w:pPr>
-            <w:r>
-              <w:rPr/>
-              <w:t>代码仓库</w:t>
-            </w:r>
-          </w:p>
-        </w:tc>
-        <w:tc>
-          <w:tcPr>
-            <w:tcW w:w="8311" w:type="dxa"/>
-            <w:tcBorders/>
-            <w:vAlign w:val="center"/>
-          </w:tcPr>
-          <w:p>
-            <w:pPr>
-              <w:pStyle w:val="TableContents"/>
-              <w:widowControl w:val="false"/>
-              <w:suppressLineNumbers/>
-              <w:bidi w:val="0"/>
-              <w:spacing w:lineRule="auto" w:line="336"/>
-              <w:jc w:val="start"/>
-              <w:rPr/>
-            </w:pPr>
-            <w:r>
-              <w:rPr/>
-              <w:t>https://github.com/open-vela/contest2026_123_momohuhuhuluobudui</w:t>
-            </w:r>
-          </w:p>
-        </w:tc>
-      </w:tr>
-    </w:tbl>
-    <w:p>
-      <w:pPr>
-        <w:pStyle w:val="Heading2"/>
-        <w:keepNext w:val="true"/>
-        <w:numPr>
-          <w:ilvl w:val="0"/>
-          <w:numId w:val="0"/>
-        </w:numPr>
-        <w:pBdr>
-          <w:bottom w:val="single" w:sz="12" w:space="3" w:color="4DA3D9"/>
-        </w:pBdr>
-        <w:bidi w:val="0"/>
-        <w:spacing w:before="270" w:after="120"/>
-        <w:jc w:val="start"/>
-        <w:rPr/>
-      </w:pPr>
-      <w:r>
-        <w:rPr/>
-        <w:t xml:space="preserve">2. </w:t>
-      </w:r>
-      <w:r>
-        <w:rPr/>
-        <w:t>作品摘要（</w:t>
-      </w:r>
-      <w:r>
-        <w:rPr/>
-        <w:t xml:space="preserve">300 </w:t>
-      </w:r>
-      <w:r>
-        <w:rPr/>
-        <w:t>字以内）</w:t>
-      </w:r>
-    </w:p>
-    <w:p>
-      <w:pPr>
-        <w:pStyle w:val="TextBody"/>
-        <w:bidi w:val="0"/>
-        <w:spacing w:lineRule="auto" w:line="276" w:before="90" w:after="90"/>
-        <w:ind w:start="90" w:end="90" w:hanging="0"/>
-        <w:jc w:val="both"/>
-        <w:rPr/>
-      </w:pPr>
-      <w:r>
-        <w:rPr/>
-        <w:t xml:space="preserve">AgentGuard </w:t>
-      </w:r>
-      <w:r>
-        <w:rPr/>
-        <w:t xml:space="preserve">是运行于 </w:t>
-      </w:r>
-      <w:r>
-        <w:rPr/>
-        <w:t xml:space="preserve">ESP32-S3-EYE </w:t>
-      </w:r>
-      <w:r>
-        <w:rPr/>
-        <w:t xml:space="preserve">和 </w:t>
-      </w:r>
-      <w:r>
-        <w:rPr/>
-        <w:t xml:space="preserve">openvela/NuttX </w:t>
-      </w:r>
-      <w:r>
-        <w:rPr/>
-        <w:t xml:space="preserve">的桌面健康与隐私守护终端。系统使用 </w:t>
-      </w:r>
-      <w:r>
-        <w:rPr/>
-        <w:t xml:space="preserve">ESP-DL </w:t>
-      </w:r>
-      <w:r>
-        <w:rPr/>
-        <w:t xml:space="preserve">在设备本地检测并框选人脸，依据人数和持续在场时间触发久坐提醒；隐私模式下出现第二人时，开发板以专用灯效告警并通过 </w:t>
-      </w:r>
-      <w:r>
-        <w:rPr/>
-        <w:t xml:space="preserve">USB </w:t>
-      </w:r>
-      <w:r>
-        <w:rPr/>
-        <w:t xml:space="preserve">通知电脑显示不透明遮罩。用户可用 </w:t>
-      </w:r>
-      <w:r>
-        <w:rPr/>
-        <w:t xml:space="preserve">BOOT </w:t>
-      </w:r>
-      <w:r>
-        <w:rPr/>
-        <w:t xml:space="preserve">键确认提醒、切换隐私及演示模式。摄像头画面不上传，事件以有界 </w:t>
-      </w:r>
-      <w:r>
-        <w:rPr/>
-        <w:t xml:space="preserve">JSONL </w:t>
-      </w:r>
-      <w:r>
-        <w:rPr/>
-        <w:t>保存在开发板和电脑端，并可统计久坐、确认及隐私触发次数。系统针对摄像头、推理及电脑断连设计安全降级，兼顾可演示性、隐私与可靠性。</w:t>
-      </w:r>
-    </w:p>
-    <w:p>
-      <w:pPr>
-        <w:pStyle w:val="Heading2"/>
-        <w:keepNext w:val="true"/>
-        <w:numPr>
-          <w:ilvl w:val="0"/>
-          <w:numId w:val="0"/>
-        </w:numPr>
-        <w:pBdr>
-          <w:bottom w:val="single" w:sz="12" w:space="3" w:color="4DA3D9"/>
-        </w:pBdr>
-        <w:bidi w:val="0"/>
-        <w:spacing w:before="270" w:after="120"/>
-        <w:jc w:val="start"/>
-        <w:rPr/>
-      </w:pPr>
-      <w:r>
-        <w:rPr/>
-        <w:t xml:space="preserve">3.1 </w:t>
-      </w:r>
-      <w:r>
-        <w:rPr/>
-        <w:t>项目背景、挑战与创新</w:t>
-      </w:r>
-    </w:p>
-    <w:p>
-      <w:pPr>
-        <w:pStyle w:val="TextBody"/>
-        <w:bidi w:val="0"/>
-        <w:spacing w:lineRule="auto" w:line="276" w:before="90" w:after="90"/>
-        <w:ind w:start="90" w:end="90" w:hanging="0"/>
-        <w:jc w:val="both"/>
-        <w:rPr/>
-      </w:pPr>
-      <w:r>
-        <w:rPr/>
-        <w:t>长时间伏案会带来健康风险，而开放办公或居家环境中，屏幕内容又可能被身后来人看到。普通摄像头方案常依赖云端，既增加延迟，也引入图像上传风险。</w:t>
-      </w:r>
-      <w:r>
-        <w:rPr/>
-        <w:t xml:space="preserve">AgentGuard </w:t>
-      </w:r>
-      <w:r>
-        <w:rPr/>
-        <w:t>将两类问题合并为一个端侧闭环：板端只输出人数、框和事件，不向电脑传输摄像头画面。</w:t>
-      </w:r>
-    </w:p>
-    <w:p>
-      <w:pPr>
-        <w:pStyle w:val="TextBody"/>
-        <w:bidi w:val="0"/>
-        <w:spacing w:lineRule="auto" w:line="276" w:before="90" w:after="90"/>
-        <w:ind w:start="90" w:end="90" w:hanging="0"/>
-        <w:jc w:val="both"/>
-        <w:rPr/>
-      </w:pPr>
-      <w:r>
-        <w:rPr/>
-        <w:t>主要挑战包括：</w:t>
-      </w:r>
-      <w:r>
-        <w:rPr/>
-        <w:t xml:space="preserve">ESP32-S3 </w:t>
-      </w:r>
-      <w:r>
-        <w:rPr/>
-        <w:t>上有限内存与算力、</w:t>
-      </w:r>
-      <w:r>
-        <w:rPr/>
-        <w:t xml:space="preserve">ESP-DL </w:t>
-      </w:r>
-      <w:r>
-        <w:rPr/>
-        <w:t xml:space="preserve">到 </w:t>
-      </w:r>
-      <w:r>
-        <w:rPr/>
-        <w:t xml:space="preserve">NuttX/openvela </w:t>
-      </w:r>
-      <w:r>
-        <w:rPr/>
-        <w:t>的兼容、实时预览与推理共存、</w:t>
-      </w:r>
-      <w:r>
-        <w:rPr/>
-        <w:t xml:space="preserve">USB </w:t>
-      </w:r>
-      <w:r>
-        <w:rPr/>
-        <w:t>断连不能拖死相机循环，以及物理按键在当前板卡上的可用性差异。创新点是将本地人数感知、久坐策略、自动隐私遮罩、双端审计日志和故障安全状态整合到一个小型终端中。</w:t>
-      </w:r>
-    </w:p>
-    <w:p>
-      <w:pPr>
-        <w:pStyle w:val="Heading2"/>
-        <w:keepNext w:val="true"/>
-        <w:numPr>
-          <w:ilvl w:val="0"/>
-          <w:numId w:val="0"/>
-        </w:numPr>
-        <w:pBdr>
-          <w:bottom w:val="single" w:sz="12" w:space="3" w:color="4DA3D9"/>
-        </w:pBdr>
-        <w:bidi w:val="0"/>
-        <w:spacing w:before="270" w:after="120"/>
-        <w:jc w:val="start"/>
-        <w:rPr/>
-      </w:pPr>
-      <w:r>
-        <w:rPr/>
-        <w:t xml:space="preserve">3.2 </w:t>
-      </w:r>
-      <w:r>
-        <w:rPr/>
-        <w:t>总体架构、选型与关键模块</w:t>
-      </w:r>
-    </w:p>
-    <w:p>
-      <w:pPr>
-        <w:pStyle w:val="TextBody"/>
-        <w:bidi w:val="0"/>
-        <w:spacing w:lineRule="auto" w:line="276" w:before="90" w:after="90"/>
-        <w:ind w:start="90" w:end="90" w:hanging="0"/>
-        <w:jc w:val="both"/>
-        <w:rPr/>
-      </w:pPr>
-      <w:r>
-        <w:rPr/>
-        <w:t xml:space="preserve">硬件采用 </w:t>
-      </w:r>
-      <w:r>
-        <w:rPr/>
-        <w:t>ESP32-S3-EYE</w:t>
-      </w:r>
-      <w:r>
-        <w:rPr/>
-        <w:t>，使用板载摄像头、</w:t>
-      </w:r>
-      <w:r>
-        <w:rPr/>
-        <w:t>240×240 LCD</w:t>
-      </w:r>
-      <w:r>
-        <w:rPr/>
-        <w:t xml:space="preserve">、绿色 </w:t>
-      </w:r>
-      <w:r>
-        <w:rPr/>
-        <w:t xml:space="preserve">Power LED </w:t>
-      </w:r>
-      <w:r>
-        <w:rPr/>
-        <w:t xml:space="preserve">和 </w:t>
-      </w:r>
-      <w:r>
-        <w:rPr/>
-        <w:t xml:space="preserve">BOOT </w:t>
-      </w:r>
-      <w:r>
-        <w:rPr/>
-        <w:t xml:space="preserve">键。操作系统为 </w:t>
-      </w:r>
-      <w:r>
-        <w:rPr/>
-        <w:t>openvela/NuttX</w:t>
-      </w:r>
-      <w:r>
-        <w:rPr/>
-        <w:t xml:space="preserve">，视觉推理采用 </w:t>
-      </w:r>
-      <w:r>
-        <w:rPr/>
-        <w:t>ESP-DL</w:t>
-      </w:r>
-      <w:r>
-        <w:rPr/>
-        <w:t xml:space="preserve">。电脑端采用 </w:t>
-      </w:r>
-      <w:r>
-        <w:rPr/>
-        <w:t xml:space="preserve">Python </w:t>
-      </w:r>
-      <w:r>
-        <w:rPr/>
-        <w:t>标准库安全代理（</w:t>
-      </w:r>
-      <w:r>
-        <w:rPr/>
-        <w:t xml:space="preserve">Ubuntu/Debian </w:t>
-      </w:r>
-      <w:r>
-        <w:rPr/>
-        <w:t xml:space="preserve">需安装 </w:t>
-      </w:r>
-      <w:r>
-        <w:rPr>
-          <w:rStyle w:val="SourceText"/>
-        </w:rPr>
-        <w:t>python3-tk</w:t>
-      </w:r>
-      <w:r>
-        <w:rPr/>
-        <w:t xml:space="preserve"> </w:t>
-      </w:r>
-      <w:r>
-        <w:rPr/>
-        <w:t xml:space="preserve">以显示全屏遮罩），以 </w:t>
-      </w:r>
-      <w:r>
-        <w:rPr/>
-        <w:t xml:space="preserve">USB </w:t>
-      </w:r>
-      <w:r>
-        <w:rPr/>
-        <w:t>串口作为演示首选通道，</w:t>
-      </w:r>
-      <w:r>
-        <w:rPr/>
-        <w:t xml:space="preserve">HTTP </w:t>
-      </w:r>
-      <w:r>
-        <w:rPr/>
-        <w:t xml:space="preserve">作为可选通道，并提供每 </w:t>
-      </w:r>
-      <w:r>
-        <w:rPr/>
-        <w:t xml:space="preserve">2 </w:t>
-      </w:r>
-      <w:r>
-        <w:rPr/>
-        <w:t xml:space="preserve">秒刷新的本地事件统计面板和 </w:t>
-      </w:r>
-      <w:r>
-        <w:rPr/>
-        <w:t xml:space="preserve">CSV </w:t>
-      </w:r>
-      <w:r>
-        <w:rPr/>
-        <w:t>导出。</w:t>
-      </w:r>
-    </w:p>
-    <w:p>
-      <w:pPr>
-        <w:pStyle w:val="TextBody"/>
-        <w:bidi w:val="0"/>
-        <w:spacing w:lineRule="auto" w:line="276" w:before="90" w:after="90"/>
-        <w:ind w:start="90" w:end="90" w:hanging="0"/>
-        <w:jc w:val="both"/>
-        <w:rPr/>
-      </w:pPr>
-      <w:r>
-        <w:rPr/>
-        <w:t>系统框图：</w:t>
-      </w:r>
-    </w:p>
-    <w:p>
-      <w:pPr>
-        <w:pStyle w:val="PreformattedText"/>
-        <w:pBdr>
-          <w:left w:val="single" w:sz="24" w:space="8" w:color="4DA3D9"/>
-        </w:pBdr>
-        <w:bidi w:val="0"/>
-        <w:spacing w:before="0" w:after="0"/>
-        <w:jc w:val="start"/>
-        <w:rPr/>
-      </w:pPr>
-      <w:r>
-        <w:rPr>
-          <w:rStyle w:val="SourceText"/>
-        </w:rPr>
-        <w:t xml:space="preserve">摄像头 → </w:t>
-      </w:r>
-      <w:r>
-        <w:rPr>
-          <w:rStyle w:val="SourceText"/>
-        </w:rPr>
-        <w:t xml:space="preserve">V4L2/RGB565 → ESP-DL </w:t>
-      </w:r>
-      <w:r>
-        <w:rPr>
-          <w:rStyle w:val="SourceText"/>
-        </w:rPr>
-        <w:t>人脸框与人数 → 健康</w:t>
-      </w:r>
-      <w:r>
-        <w:rPr>
-          <w:rStyle w:val="SourceText"/>
-        </w:rPr>
-        <w:t>/</w:t>
-      </w:r>
-      <w:r>
-        <w:rPr>
-          <w:rStyle w:val="SourceText"/>
-        </w:rPr>
-        <w:t>隐私状态机</w:t>
-      </w:r>
-    </w:p>
-    <w:p>
-      <w:pPr>
-        <w:pStyle w:val="PreformattedText"/>
-        <w:pBdr>
-          <w:left w:val="single" w:sz="24" w:space="8" w:color="4DA3D9"/>
-        </w:pBdr>
-        <w:bidi w:val="0"/>
-        <w:spacing w:before="0" w:after="0"/>
-        <w:jc w:val="start"/>
-        <w:rPr/>
-      </w:pPr>
-      <w:r>
-        <w:rPr>
-          <w:rStyle w:val="SourceText"/>
-        </w:rPr>
-        <w:t xml:space="preserve">                                               ├→ </w:t>
-      </w:r>
-      <w:r>
-        <w:rPr>
-          <w:rStyle w:val="SourceText"/>
-        </w:rPr>
-        <w:t xml:space="preserve">LCD </w:t>
-      </w:r>
-      <w:r>
-        <w:rPr>
-          <w:rStyle w:val="SourceText"/>
-        </w:rPr>
-        <w:t>检测框与状态</w:t>
-      </w:r>
-    </w:p>
-    <w:p>
-      <w:pPr>
-        <w:pStyle w:val="PreformattedText"/>
-        <w:pBdr>
-          <w:left w:val="single" w:sz="24" w:space="8" w:color="4DA3D9"/>
-        </w:pBdr>
-        <w:bidi w:val="0"/>
-        <w:spacing w:before="0" w:after="0"/>
-        <w:jc w:val="start"/>
-        <w:rPr/>
-      </w:pPr>
-      <w:r>
-        <w:rPr>
-          <w:rStyle w:val="SourceText"/>
-        </w:rPr>
-        <w:t xml:space="preserve">BOOT </w:t>
-      </w:r>
-      <w:r>
-        <w:rPr>
-          <w:rStyle w:val="SourceText"/>
-        </w:rPr>
-        <w:t xml:space="preserve">键 ────────────────────────────────────────┤→ </w:t>
-      </w:r>
-      <w:r>
-        <w:rPr>
-          <w:rStyle w:val="SourceText"/>
-        </w:rPr>
-        <w:t xml:space="preserve">Power LED </w:t>
-      </w:r>
-      <w:r>
-        <w:rPr>
-          <w:rStyle w:val="SourceText"/>
-        </w:rPr>
-        <w:t>差异化灯效</w:t>
-      </w:r>
-    </w:p>
-    <w:p>
-      <w:pPr>
-        <w:pStyle w:val="PreformattedText"/>
-        <w:pBdr>
-          <w:left w:val="single" w:sz="24" w:space="8" w:color="4DA3D9"/>
-        </w:pBdr>
-        <w:bidi w:val="0"/>
-        <w:spacing w:before="0" w:after="0"/>
-        <w:jc w:val="start"/>
-        <w:rPr/>
-      </w:pPr>
-      <w:r>
-        <w:rPr>
-          <w:rStyle w:val="SourceText"/>
-        </w:rPr>
-        <w:t xml:space="preserve">                                               ├→ </w:t>
-      </w:r>
-      <w:r>
-        <w:rPr>
-          <w:rStyle w:val="SourceText"/>
-        </w:rPr>
-        <w:t>LittleFS JSONL</w:t>
-      </w:r>
-    </w:p>
-    <w:p>
-      <w:pPr>
-        <w:pStyle w:val="PreformattedText"/>
-        <w:bidi w:val="0"/>
-        <w:spacing w:before="0" w:after="283"/>
-        <w:jc w:val="start"/>
-        <w:rPr/>
-      </w:pPr>
-      <w:r>
-        <w:rPr>
-          <w:rStyle w:val="SourceText"/>
-        </w:rPr>
-        <w:t xml:space="preserve">                                               └→ </w:t>
-      </w:r>
-      <w:r>
-        <w:rPr>
-          <w:rStyle w:val="SourceText"/>
-        </w:rPr>
-        <w:t xml:space="preserve">USB/HTTP → </w:t>
-      </w:r>
-      <w:r>
-        <w:rPr>
-          <w:rStyle w:val="SourceText"/>
-        </w:rPr>
-        <w:t>电脑通知</w:t>
-      </w:r>
-      <w:r>
-        <w:rPr>
-          <w:rStyle w:val="SourceText"/>
-        </w:rPr>
-        <w:t>/</w:t>
-      </w:r>
-      <w:r>
-        <w:rPr>
-          <w:rStyle w:val="SourceText"/>
-        </w:rPr>
-        <w:t xml:space="preserve">遮罩 → </w:t>
-      </w:r>
-      <w:r>
-        <w:rPr>
-          <w:rStyle w:val="SourceText"/>
-        </w:rPr>
-        <w:t xml:space="preserve">JSONL </w:t>
-      </w:r>
-      <w:r>
-        <w:rPr>
-          <w:rStyle w:val="SourceText"/>
-        </w:rPr>
-        <w:t>统计</w:t>
-      </w:r>
-    </w:p>
-    <w:p>
-      <w:pPr>
-        <w:pStyle w:val="TextBody"/>
-        <w:bidi w:val="0"/>
-        <w:spacing w:lineRule="auto" w:line="276" w:before="90" w:after="90"/>
-        <w:ind w:start="90" w:end="90" w:hanging="0"/>
-        <w:jc w:val="both"/>
-        <w:rPr/>
-      </w:pPr>
-      <w:r>
-        <w:rPr/>
-        <w:t>方案对比：云端视觉具有更大模型能力，但会上传画面且依赖网络；颜色启发式资源低但不能可靠识别人脸；</w:t>
-      </w:r>
-      <w:r>
-        <w:rPr/>
-        <w:t xml:space="preserve">ESP-DL </w:t>
-      </w:r>
-      <w:r>
-        <w:rPr/>
-        <w:t>端侧检测在隐私、可复现性和开发周期之间更均衡。</w:t>
-      </w:r>
-      <w:r>
-        <w:rPr/>
-        <w:t xml:space="preserve">USB </w:t>
-      </w:r>
-      <w:r>
-        <w:rPr/>
-        <w:t xml:space="preserve">比 </w:t>
-      </w:r>
-      <w:r>
-        <w:rPr/>
-        <w:t xml:space="preserve">Wi-Fi </w:t>
-      </w:r>
-      <w:r>
-        <w:rPr/>
-        <w:t>更适合现场演示，免配网且断线影响范围小；</w:t>
-      </w:r>
-      <w:r>
-        <w:rPr/>
-        <w:t xml:space="preserve">HTTP </w:t>
-      </w:r>
-      <w:r>
-        <w:rPr/>
-        <w:t xml:space="preserve">作为局域网扩展入口保留，并使用 </w:t>
-      </w:r>
-      <w:r>
-        <w:rPr/>
-        <w:t xml:space="preserve">Bearer Token </w:t>
-      </w:r>
-      <w:r>
-        <w:rPr/>
-        <w:t>和事件白名单。</w:t>
-      </w:r>
-    </w:p>
-    <w:p>
-      <w:pPr>
-        <w:pStyle w:val="TextBody"/>
-        <w:bidi w:val="0"/>
-        <w:spacing w:lineRule="auto" w:line="276" w:before="90" w:after="90"/>
-        <w:ind w:start="90" w:end="90" w:hanging="0"/>
-        <w:jc w:val="both"/>
-        <w:rPr/>
-      </w:pPr>
-      <w:r>
-        <w:rPr/>
-        <w:t>数据流为：</w:t>
-      </w:r>
-      <w:r>
-        <w:rPr/>
-        <w:t xml:space="preserve">V4L2 </w:t>
-      </w:r>
-      <w:r>
-        <w:rPr/>
-        <w:t xml:space="preserve">获取 </w:t>
-      </w:r>
-      <w:r>
-        <w:rPr/>
-        <w:t xml:space="preserve">RGB565 </w:t>
-      </w:r>
-      <w:r>
-        <w:rPr/>
-        <w:t xml:space="preserve">帧 → </w:t>
-      </w:r>
-      <w:r>
-        <w:rPr/>
-        <w:t xml:space="preserve">ESP-DL </w:t>
-      </w:r>
-      <w:r>
-        <w:rPr/>
-        <w:t xml:space="preserve">检测并产生边界框 → 策略状态机根据人数、时间和模式生成事件 → </w:t>
-      </w:r>
-      <w:r>
-        <w:rPr/>
-        <w:t xml:space="preserve">LCD/Power LED/LittleFS </w:t>
-      </w:r>
-      <w:r>
-        <w:rPr/>
-        <w:t xml:space="preserve">本地反馈 → </w:t>
-      </w:r>
-      <w:r>
-        <w:rPr/>
-        <w:t xml:space="preserve">USB/HTTP </w:t>
-      </w:r>
-      <w:r>
-        <w:rPr/>
-        <w:t xml:space="preserve">将允许的事件发送至电脑 → 桌面通知或隐私遮罩 → </w:t>
-      </w:r>
-      <w:r>
-        <w:rPr/>
-        <w:t xml:space="preserve">JSONL </w:t>
-      </w:r>
-      <w:r>
-        <w:rPr/>
-        <w:t>留存与统计。</w:t>
-      </w:r>
-    </w:p>
-    <w:p>
-      <w:pPr>
-        <w:pStyle w:val="TextBody"/>
-        <w:bidi w:val="0"/>
-        <w:spacing w:lineRule="auto" w:line="276" w:before="90" w:after="90"/>
-        <w:ind w:start="90" w:end="90" w:hanging="0"/>
-        <w:jc w:val="both"/>
-        <w:rPr/>
-      </w:pPr>
-      <w:r>
-        <w:rPr/>
-        <w:t>代码按层拆分：</w:t>
-      </w:r>
-    </w:p>
-    <w:p>
-      <w:pPr>
-        <w:pStyle w:val="TextBody"/>
-        <w:numPr>
-          <w:ilvl w:val="0"/>
-          <w:numId w:val="2"/>
-        </w:numPr>
-        <w:tabs>
-          <w:tab w:val="clear" w:pos="709"/>
-          <w:tab w:val="left" w:pos="799" w:leader="none"/>
-        </w:tabs>
-        <w:bidi w:val="0"/>
-        <w:spacing w:before="90" w:after="0"/>
-        <w:ind w:start="799" w:end="90" w:hanging="283"/>
-        <w:rPr/>
-      </w:pPr>
-      <w:r>
-        <w:rPr>
-          <w:rStyle w:val="SourceText"/>
-        </w:rPr>
-        <w:t>core.c</w:t>
-      </w:r>
-      <w:r>
-        <w:rPr/>
-        <w:t xml:space="preserve">：无硬件依赖的确定性策略状态机。 </w:t>
-      </w:r>
-    </w:p>
-    <w:p>
-      <w:pPr>
-        <w:pStyle w:val="TextBody"/>
-        <w:numPr>
-          <w:ilvl w:val="0"/>
-          <w:numId w:val="2"/>
-        </w:numPr>
-        <w:tabs>
-          <w:tab w:val="clear" w:pos="709"/>
-          <w:tab w:val="left" w:pos="799" w:leader="none"/>
-        </w:tabs>
-        <w:bidi w:val="0"/>
-        <w:spacing w:before="90" w:after="0"/>
-        <w:ind w:start="799" w:end="90" w:hanging="283"/>
-        <w:rPr/>
-      </w:pPr>
-      <w:r>
-        <w:rPr>
-          <w:rStyle w:val="SourceText"/>
-        </w:rPr>
-        <w:t>vision_espdl.cpp</w:t>
-      </w:r>
-      <w:r>
-        <w:rPr/>
-        <w:t>：</w:t>
-      </w:r>
-      <w:r>
-        <w:rPr/>
-        <w:t xml:space="preserve">ESP-DL </w:t>
-      </w:r>
-      <w:r>
-        <w:rPr/>
-        <w:t xml:space="preserve">到 </w:t>
-      </w:r>
-      <w:r>
-        <w:rPr/>
-        <w:t xml:space="preserve">NuttX/openvela </w:t>
-      </w:r>
-      <w:r>
-        <w:rPr/>
-        <w:t xml:space="preserve">的薄兼容层。 </w:t>
-      </w:r>
-    </w:p>
-    <w:p>
-      <w:pPr>
-        <w:pStyle w:val="TextBody"/>
-        <w:numPr>
-          <w:ilvl w:val="0"/>
-          <w:numId w:val="2"/>
-        </w:numPr>
-        <w:tabs>
-          <w:tab w:val="clear" w:pos="709"/>
-          <w:tab w:val="left" w:pos="799" w:leader="none"/>
-        </w:tabs>
-        <w:bidi w:val="0"/>
-        <w:spacing w:before="90" w:after="0"/>
-        <w:ind w:start="799" w:end="90" w:hanging="283"/>
-        <w:rPr/>
-      </w:pPr>
-      <w:r>
-        <w:rPr>
-          <w:rStyle w:val="SourceText"/>
-        </w:rPr>
-        <w:t>agentguard_main.c</w:t>
-      </w:r>
-      <w:r>
-        <w:rPr/>
-        <w:t>：相机、</w:t>
-      </w:r>
-      <w:r>
-        <w:rPr/>
-        <w:t>LCD</w:t>
-      </w:r>
-      <w:r>
-        <w:rPr/>
-        <w:t>、按键、</w:t>
-      </w:r>
-      <w:r>
-        <w:rPr/>
-        <w:t>LED</w:t>
-      </w:r>
-      <w:r>
-        <w:rPr/>
-        <w:t xml:space="preserve">、存储与通信适配。 </w:t>
-      </w:r>
-    </w:p>
-    <w:p>
-      <w:pPr>
-        <w:pStyle w:val="TextBody"/>
-        <w:numPr>
-          <w:ilvl w:val="0"/>
-          <w:numId w:val="2"/>
-        </w:numPr>
-        <w:tabs>
-          <w:tab w:val="clear" w:pos="709"/>
-          <w:tab w:val="left" w:pos="799" w:leader="none"/>
-        </w:tabs>
-        <w:bidi w:val="0"/>
-        <w:spacing w:before="90" w:after="0"/>
-        <w:ind w:start="799" w:end="90" w:hanging="283"/>
-        <w:rPr/>
-      </w:pPr>
-      <w:r>
-        <w:rPr>
-          <w:rStyle w:val="SourceText"/>
-        </w:rPr>
-        <w:t>storage.c</w:t>
-      </w:r>
-      <w:r>
-        <w:rPr/>
-        <w:t xml:space="preserve">：有界 </w:t>
-      </w:r>
-      <w:r>
-        <w:rPr/>
-        <w:t xml:space="preserve">JSONL </w:t>
-      </w:r>
-      <w:r>
-        <w:rPr/>
-        <w:t xml:space="preserve">保存、裁剪及板端统计。 </w:t>
-      </w:r>
-    </w:p>
-    <w:p>
-      <w:pPr>
-        <w:pStyle w:val="TextBody"/>
-        <w:numPr>
-          <w:ilvl w:val="0"/>
-          <w:numId w:val="2"/>
-        </w:numPr>
-        <w:tabs>
-          <w:tab w:val="clear" w:pos="709"/>
-          <w:tab w:val="left" w:pos="799" w:leader="none"/>
-        </w:tabs>
-        <w:bidi w:val="0"/>
-        <w:ind w:start="799" w:end="90" w:hanging="283"/>
-        <w:rPr/>
-      </w:pPr>
-      <w:r>
-        <w:rPr>
-          <w:rStyle w:val="SourceText"/>
-        </w:rPr>
-        <w:t>monitor/</w:t>
-      </w:r>
-      <w:r>
-        <w:rPr/>
-        <w:t xml:space="preserve">：电脑端事件校验、动作派发、日志与统计。 </w:t>
-      </w:r>
-    </w:p>
-    <w:p>
-      <w:pPr>
-        <w:pStyle w:val="Heading2"/>
-        <w:keepNext w:val="true"/>
-        <w:numPr>
-          <w:ilvl w:val="0"/>
-          <w:numId w:val="0"/>
-        </w:numPr>
-        <w:pBdr>
-          <w:bottom w:val="single" w:sz="12" w:space="3" w:color="4DA3D9"/>
-        </w:pBdr>
-        <w:bidi w:val="0"/>
-        <w:spacing w:before="270" w:after="120"/>
-        <w:jc w:val="start"/>
-        <w:rPr/>
-      </w:pPr>
-      <w:r>
-        <w:rPr/>
-        <w:t xml:space="preserve">3.3 AI </w:t>
-      </w:r>
-      <w:r>
-        <w:rPr/>
-        <w:t xml:space="preserve">算法、关键机制与 </w:t>
-      </w:r>
-      <w:r>
-        <w:rPr/>
-        <w:t xml:space="preserve">openvela </w:t>
-      </w:r>
-      <w:r>
-        <w:rPr/>
-        <w:t>能力</w:t>
-      </w:r>
-    </w:p>
-    <w:p>
-      <w:pPr>
-        <w:pStyle w:val="TextBody"/>
-        <w:bidi w:val="0"/>
-        <w:spacing w:lineRule="auto" w:line="276" w:before="90" w:after="90"/>
-        <w:ind w:start="90" w:end="90" w:hanging="0"/>
-        <w:jc w:val="both"/>
-        <w:rPr/>
-      </w:pPr>
-      <w:r>
-        <w:rPr/>
-        <w:t xml:space="preserve">系统使用 </w:t>
-      </w:r>
-      <w:r>
-        <w:rPr/>
-        <w:t xml:space="preserve">ESP-DL </w:t>
-      </w:r>
-      <w:r>
-        <w:rPr/>
-        <w:t>人脸检测模型输出边界框及人数。项目尽量保留官方算法层，仅适配输入图像、内存和运行接口，以降低移植风险。检测结果不会用于身份识别，也不声称能识别“主人”。</w:t>
-      </w:r>
-    </w:p>
-    <w:p>
-      <w:pPr>
-        <w:pStyle w:val="TextBody"/>
-        <w:bidi w:val="0"/>
-        <w:spacing w:lineRule="auto" w:line="276" w:before="90" w:after="90"/>
-        <w:ind w:start="90" w:end="90" w:hanging="0"/>
-        <w:jc w:val="both"/>
-        <w:rPr/>
-      </w:pPr>
-      <w:r>
-        <w:rPr/>
-        <w:t xml:space="preserve">策略层将 </w:t>
-      </w:r>
-      <w:r>
-        <w:rPr/>
-        <w:t xml:space="preserve">AI </w:t>
-      </w:r>
-      <w:r>
-        <w:rPr/>
-        <w:t xml:space="preserve">输出转化为产品行为：无人暂停久坐计时；单人持续在场累计时间；达到阈值生成 </w:t>
-      </w:r>
-      <w:r>
-        <w:rPr>
-          <w:rStyle w:val="SourceText"/>
-        </w:rPr>
-        <w:t>sedentary_alert</w:t>
-      </w:r>
-      <w:r>
-        <w:rPr/>
-        <w:t xml:space="preserve">；用户短按 </w:t>
-      </w:r>
-      <w:r>
-        <w:rPr/>
-        <w:t xml:space="preserve">BOOT </w:t>
-      </w:r>
-      <w:r>
-        <w:rPr/>
-        <w:t xml:space="preserve">生成 </w:t>
-      </w:r>
-      <w:r>
-        <w:rPr>
-          <w:rStyle w:val="SourceText"/>
-        </w:rPr>
-        <w:t>acknowledged</w:t>
-      </w:r>
-      <w:r>
-        <w:rPr/>
-        <w:t xml:space="preserve">；隐私模式中人数达到 </w:t>
-      </w:r>
-      <w:r>
-        <w:rPr/>
-        <w:t xml:space="preserve">2 </w:t>
-      </w:r>
-      <w:r>
-        <w:rPr/>
-        <w:t xml:space="preserve">时生成 </w:t>
-      </w:r>
-      <w:r>
-        <w:rPr>
-          <w:rStyle w:val="SourceText"/>
-        </w:rPr>
-        <w:t>blur_screen</w:t>
-      </w:r>
-      <w:r>
-        <w:rPr/>
-        <w:t>。事件通过白名单发送，通信使用尽力而为的非阻塞路径，电脑断线不阻塞推理。</w:t>
-      </w:r>
-    </w:p>
-    <w:p>
-      <w:pPr>
-        <w:pStyle w:val="TextBody"/>
-        <w:bidi w:val="0"/>
-        <w:spacing w:lineRule="auto" w:line="276" w:before="90" w:after="90"/>
-        <w:ind w:start="90" w:end="90" w:hanging="0"/>
-        <w:jc w:val="both"/>
-        <w:rPr/>
-      </w:pPr>
-      <w:r>
-        <w:rPr/>
-        <w:t xml:space="preserve">openvela/NuttX </w:t>
-      </w:r>
-      <w:r>
-        <w:rPr/>
-        <w:t xml:space="preserve">提供 </w:t>
-      </w:r>
-      <w:r>
-        <w:rPr/>
-        <w:t xml:space="preserve">V4L2 </w:t>
-      </w:r>
-      <w:r>
-        <w:rPr/>
-        <w:t>摄像头、</w:t>
-      </w:r>
-      <w:r>
-        <w:rPr/>
-        <w:t>LCD</w:t>
-      </w:r>
-      <w:r>
-        <w:rPr/>
-        <w:t>、任务</w:t>
-      </w:r>
-      <w:r>
-        <w:rPr/>
-        <w:t>/</w:t>
-      </w:r>
-      <w:r>
-        <w:rPr/>
-        <w:t>同步、串口、</w:t>
-      </w:r>
-      <w:r>
-        <w:rPr/>
-        <w:t xml:space="preserve">Flash </w:t>
-      </w:r>
-      <w:r>
-        <w:rPr/>
-        <w:t xml:space="preserve">文件系统和 </w:t>
-      </w:r>
-      <w:r>
-        <w:rPr/>
-        <w:t xml:space="preserve">NSH </w:t>
-      </w:r>
-      <w:r>
-        <w:rPr/>
-        <w:t xml:space="preserve">命令环境。板端事件保存在 </w:t>
-      </w:r>
-      <w:r>
-        <w:rPr/>
-        <w:t>LittleFS</w:t>
-      </w:r>
-      <w:r>
-        <w:rPr/>
-        <w:t>，电脑端代理负责系统通知与遮罩，形成端云无关的本地协同。</w:t>
-      </w:r>
-    </w:p>
-    <w:p>
-      <w:pPr>
-        <w:pStyle w:val="TextBody"/>
-        <w:bidi w:val="0"/>
-        <w:spacing w:lineRule="auto" w:line="276" w:before="90" w:after="90"/>
-        <w:ind w:start="90" w:end="90" w:hanging="0"/>
-        <w:jc w:val="both"/>
-        <w:rPr/>
-      </w:pPr>
-      <w:r>
-        <w:rPr/>
-        <w:t xml:space="preserve">模型输出经过 </w:t>
-      </w:r>
-      <w:r>
-        <w:rPr/>
-        <w:t xml:space="preserve">1.5 </w:t>
-      </w:r>
-      <w:r>
-        <w:rPr/>
-        <w:t xml:space="preserve">秒存在性保持以降低单帧漏检造成的界面抖动；隐私动作以状态跃迁触发，避免每帧重复通知。电脑通信路径为非阻塞、尽力而为，失败只丢失本次远端动作，不反向阻塞摄像头和本地告警。模型异常会进入明确的 </w:t>
-      </w:r>
-      <w:r>
-        <w:rPr/>
-        <w:t xml:space="preserve">AI ERROR </w:t>
-      </w:r>
-      <w:r>
-        <w:rPr/>
-        <w:t xml:space="preserve">安全状态，不使用不可靠的颜色结果冒充 </w:t>
-      </w:r>
-      <w:r>
-        <w:rPr/>
-        <w:t xml:space="preserve">AI </w:t>
-      </w:r>
-      <w:r>
-        <w:rPr/>
-        <w:t>检测。</w:t>
-      </w:r>
-    </w:p>
-    <w:p>
-      <w:pPr>
-        <w:pStyle w:val="Heading2"/>
-        <w:keepNext w:val="true"/>
-        <w:numPr>
-          <w:ilvl w:val="0"/>
-          <w:numId w:val="0"/>
-        </w:numPr>
-        <w:pBdr>
-          <w:bottom w:val="single" w:sz="12" w:space="3" w:color="4DA3D9"/>
-        </w:pBdr>
-        <w:bidi w:val="0"/>
-        <w:spacing w:before="270" w:after="120"/>
-        <w:jc w:val="start"/>
-        <w:rPr/>
-      </w:pPr>
-      <w:r>
-        <w:rPr/>
-        <w:t xml:space="preserve">3.4 </w:t>
-      </w:r>
-      <w:r>
-        <w:rPr/>
-        <w:t>实现过程、软硬件与交互</w:t>
-      </w:r>
-    </w:p>
-    <w:p>
-      <w:pPr>
-        <w:pStyle w:val="TextBody"/>
-        <w:bidi w:val="0"/>
-        <w:spacing w:lineRule="auto" w:line="276" w:before="90" w:after="90"/>
-        <w:ind w:start="90" w:end="90" w:hanging="0"/>
-        <w:jc w:val="both"/>
-        <w:rPr/>
-      </w:pPr>
-      <w:r>
-        <w:rPr/>
-        <w:t xml:space="preserve">开发首先完成摄像头和 </w:t>
-      </w:r>
-      <w:r>
-        <w:rPr/>
-        <w:t xml:space="preserve">LCD </w:t>
-      </w:r>
-      <w:r>
-        <w:rPr/>
-        <w:t xml:space="preserve">通路，再以 </w:t>
-      </w:r>
-      <w:r>
-        <w:rPr/>
-        <w:t xml:space="preserve">ESP-DL </w:t>
-      </w:r>
-      <w:r>
-        <w:rPr/>
-        <w:t>替换早期颜色启发式检测。随后加入多框映射、人数策略、久坐计时、隐私状态、差异化灯效、</w:t>
-      </w:r>
-      <w:r>
-        <w:rPr/>
-        <w:t xml:space="preserve">LittleFS </w:t>
-      </w:r>
-      <w:r>
-        <w:rPr/>
-        <w:t xml:space="preserve">留存和 </w:t>
-      </w:r>
-      <w:r>
-        <w:rPr/>
-        <w:t xml:space="preserve">USB </w:t>
-      </w:r>
-      <w:r>
-        <w:rPr/>
-        <w:t>电脑代理。每次功能修改通过主机单测、完整固件编译和实机观察逐层验证。</w:t>
-      </w:r>
-    </w:p>
-    <w:p>
-      <w:pPr>
-        <w:pStyle w:val="TextBody"/>
-        <w:bidi w:val="0"/>
-        <w:spacing w:lineRule="auto" w:line="276" w:before="90" w:after="90"/>
-        <w:ind w:start="90" w:end="90" w:hanging="0"/>
-        <w:jc w:val="both"/>
-        <w:rPr/>
-      </w:pPr>
-      <w:r>
-        <w:rPr/>
-        <w:t>关键流程：</w:t>
-      </w:r>
-    </w:p>
-    <w:p>
-      <w:pPr>
-        <w:pStyle w:val="PreformattedText"/>
-        <w:pBdr>
-          <w:left w:val="single" w:sz="24" w:space="8" w:color="4DA3D9"/>
-        </w:pBdr>
-        <w:bidi w:val="0"/>
-        <w:spacing w:before="0" w:after="0"/>
-        <w:jc w:val="start"/>
-        <w:rPr/>
-      </w:pPr>
-      <w:r>
-        <w:rPr>
-          <w:rStyle w:val="SourceText"/>
-        </w:rPr>
-        <w:t xml:space="preserve">取帧 → 推理是否成功？ ─否→ </w:t>
-      </w:r>
-      <w:r>
-        <w:rPr>
-          <w:rStyle w:val="SourceText"/>
-        </w:rPr>
-        <w:t xml:space="preserve">AI ERROR </w:t>
-      </w:r>
-      <w:r>
-        <w:rPr>
-          <w:rStyle w:val="SourceText"/>
-        </w:rPr>
-        <w:t>安全状态并继续重试</w:t>
-      </w:r>
-    </w:p>
-    <w:p>
-      <w:pPr>
-        <w:pStyle w:val="PreformattedText"/>
-        <w:pBdr>
-          <w:left w:val="single" w:sz="24" w:space="8" w:color="4DA3D9"/>
-        </w:pBdr>
-        <w:bidi w:val="0"/>
-        <w:spacing w:before="0" w:after="0"/>
-        <w:jc w:val="start"/>
-        <w:rPr/>
-      </w:pPr>
-      <w:r>
-        <w:rPr>
-          <w:rStyle w:val="SourceText"/>
-        </w:rPr>
-        <w:t xml:space="preserve">  │</w:t>
-      </w:r>
-      <w:r>
-        <w:rPr>
-          <w:rStyle w:val="SourceText"/>
-        </w:rPr>
-        <w:t>是</w:t>
-      </w:r>
-    </w:p>
-    <w:p>
-      <w:pPr>
-        <w:pStyle w:val="PreformattedText"/>
-        <w:pBdr>
-          <w:left w:val="single" w:sz="24" w:space="8" w:color="4DA3D9"/>
-        </w:pBdr>
-        <w:bidi w:val="0"/>
-        <w:spacing w:before="0" w:after="0"/>
-        <w:jc w:val="start"/>
-        <w:rPr/>
-      </w:pPr>
-      <w:r>
-        <w:rPr>
-          <w:rStyle w:val="SourceText"/>
-        </w:rPr>
-        <w:t xml:space="preserve">  ↓</w:t>
-      </w:r>
-    </w:p>
-    <w:p>
-      <w:pPr>
-        <w:pStyle w:val="PreformattedText"/>
-        <w:pBdr>
-          <w:left w:val="single" w:sz="24" w:space="8" w:color="4DA3D9"/>
-        </w:pBdr>
-        <w:bidi w:val="0"/>
-        <w:spacing w:before="0" w:after="0"/>
-        <w:jc w:val="start"/>
-        <w:rPr/>
-      </w:pPr>
-      <w:r>
-        <w:rPr>
-          <w:rStyle w:val="SourceText"/>
-        </w:rPr>
-        <w:t>更新人脸框</w:t>
-      </w:r>
-      <w:r>
-        <w:rPr>
-          <w:rStyle w:val="SourceText"/>
-        </w:rPr>
-        <w:t>/</w:t>
-      </w:r>
-      <w:r>
-        <w:rPr>
-          <w:rStyle w:val="SourceText"/>
-        </w:rPr>
-        <w:t>人数 → 更新久坐与隐私状态 → 生成去重事件</w:t>
-      </w:r>
-    </w:p>
-    <w:p>
-      <w:pPr>
-        <w:pStyle w:val="PreformattedText"/>
-        <w:pBdr>
-          <w:left w:val="single" w:sz="24" w:space="8" w:color="4DA3D9"/>
-        </w:pBdr>
-        <w:bidi w:val="0"/>
-        <w:spacing w:before="0" w:after="0"/>
-        <w:jc w:val="start"/>
-        <w:rPr/>
-      </w:pPr>
-      <w:r>
-        <w:rPr>
-          <w:rStyle w:val="SourceText"/>
-        </w:rPr>
-        <w:t xml:space="preserve">  ↓                                      ↓</w:t>
-      </w:r>
-    </w:p>
-    <w:p>
-      <w:pPr>
-        <w:pStyle w:val="PreformattedText"/>
-        <w:pBdr>
-          <w:left w:val="single" w:sz="24" w:space="8" w:color="4DA3D9"/>
-        </w:pBdr>
-        <w:bidi w:val="0"/>
-        <w:spacing w:before="0" w:after="0"/>
-        <w:jc w:val="start"/>
-        <w:rPr/>
-      </w:pPr>
-      <w:r>
-        <w:rPr>
-          <w:rStyle w:val="SourceText"/>
-        </w:rPr>
-        <w:t xml:space="preserve">LCD + Power LED </w:t>
-      </w:r>
-      <w:r>
-        <w:rPr>
-          <w:rStyle w:val="SourceText"/>
-        </w:rPr>
-        <w:t xml:space="preserve">本地反馈        </w:t>
-      </w:r>
-      <w:r>
-        <w:rPr>
-          <w:rStyle w:val="SourceText"/>
-        </w:rPr>
-        <w:t>LittleFS + USB/HTTP</w:t>
-      </w:r>
-    </w:p>
-    <w:p>
-      <w:pPr>
-        <w:pStyle w:val="PreformattedText"/>
-        <w:pBdr>
-          <w:left w:val="single" w:sz="24" w:space="8" w:color="4DA3D9"/>
-        </w:pBdr>
-        <w:bidi w:val="0"/>
-        <w:spacing w:before="0" w:after="0"/>
-        <w:jc w:val="start"/>
-        <w:rPr/>
-      </w:pPr>
-      <w:r>
-        <w:rPr>
-          <w:rStyle w:val="SourceText"/>
-        </w:rPr>
-        <w:t xml:space="preserve">                                         ↓</w:t>
-      </w:r>
-    </w:p>
-    <w:p>
-      <w:pPr>
-        <w:pStyle w:val="PreformattedText"/>
-        <w:bidi w:val="0"/>
-        <w:spacing w:before="0" w:after="283"/>
-        <w:jc w:val="start"/>
-        <w:rPr/>
-      </w:pPr>
-      <w:r>
-        <w:rPr>
-          <w:rStyle w:val="SourceText"/>
-        </w:rPr>
-        <w:t xml:space="preserve">                              </w:t>
-      </w:r>
-      <w:r>
-        <w:rPr>
-          <w:rStyle w:val="SourceText"/>
-        </w:rPr>
-        <w:t>电脑通知</w:t>
-      </w:r>
-      <w:r>
-        <w:rPr>
-          <w:rStyle w:val="SourceText"/>
-        </w:rPr>
-        <w:t>/</w:t>
-      </w:r>
-      <w:r>
-        <w:rPr>
-          <w:rStyle w:val="SourceText"/>
-        </w:rPr>
-        <w:t xml:space="preserve">遮罩 </w:t>
-      </w:r>
-      <w:r>
-        <w:rPr>
-          <w:rStyle w:val="SourceText"/>
-        </w:rPr>
-        <w:t xml:space="preserve">+ JSONL </w:t>
-      </w:r>
-      <w:r>
-        <w:rPr>
-          <w:rStyle w:val="SourceText"/>
-        </w:rPr>
-        <w:t>统计</w:t>
-      </w:r>
-    </w:p>
-    <w:p>
-      <w:pPr>
-        <w:pStyle w:val="TextBody"/>
-        <w:bidi w:val="0"/>
-        <w:spacing w:lineRule="auto" w:line="276" w:before="90" w:after="90"/>
-        <w:ind w:start="90" w:end="90" w:hanging="0"/>
-        <w:jc w:val="both"/>
-        <w:rPr/>
-      </w:pPr>
-      <w:r>
-        <w:rPr/>
-        <w:t xml:space="preserve">关键 </w:t>
-      </w:r>
-      <w:r>
-        <w:rPr/>
-        <w:t>BOM</w:t>
-      </w:r>
-      <w:r>
-        <w:rPr/>
-        <w:t>：</w:t>
-      </w:r>
-      <w:r>
-        <w:rPr/>
-        <w:t xml:space="preserve">ESP32-S3-EYE </w:t>
-      </w:r>
-      <w:r>
-        <w:rPr/>
-        <w:t xml:space="preserve">开发板 </w:t>
-      </w:r>
-      <w:r>
-        <w:rPr/>
-        <w:t xml:space="preserve">1 </w:t>
-      </w:r>
-      <w:r>
-        <w:rPr/>
-        <w:t>块、</w:t>
-      </w:r>
-      <w:r>
-        <w:rPr/>
-        <w:t xml:space="preserve">USB </w:t>
-      </w:r>
-      <w:r>
-        <w:rPr/>
-        <w:t xml:space="preserve">数据线 </w:t>
-      </w:r>
-      <w:r>
-        <w:rPr/>
-        <w:t xml:space="preserve">1 </w:t>
-      </w:r>
-      <w:r>
-        <w:rPr/>
-        <w:t xml:space="preserve">根、运行 </w:t>
-      </w:r>
-      <w:r>
-        <w:rPr/>
-        <w:t xml:space="preserve">Linux/Windows/macOS </w:t>
-      </w:r>
-      <w:r>
-        <w:rPr/>
-        <w:t xml:space="preserve">的电脑 </w:t>
-      </w:r>
-      <w:r>
-        <w:rPr/>
-        <w:t xml:space="preserve">1 </w:t>
-      </w:r>
-      <w:r>
-        <w:rPr/>
-        <w:t xml:space="preserve">台；无需外接传感器。使用板载 </w:t>
-      </w:r>
-      <w:r>
-        <w:rPr/>
-        <w:t xml:space="preserve">OV2640 </w:t>
-      </w:r>
-      <w:r>
-        <w:rPr/>
-        <w:t>摄像头、</w:t>
-      </w:r>
-      <w:r>
-        <w:rPr/>
-        <w:t>ST7789 LCD</w:t>
-      </w:r>
-      <w:r>
-        <w:rPr/>
-        <w:t>、</w:t>
-      </w:r>
-      <w:r>
-        <w:rPr/>
-        <w:t xml:space="preserve">GPIO3 </w:t>
-      </w:r>
-      <w:r>
-        <w:rPr/>
-        <w:t xml:space="preserve">绿色 </w:t>
-      </w:r>
-      <w:r>
-        <w:rPr/>
-        <w:t xml:space="preserve">Power LED </w:t>
-      </w:r>
-      <w:r>
-        <w:rPr/>
-        <w:t xml:space="preserve">和 </w:t>
-      </w:r>
-      <w:r>
-        <w:rPr/>
-        <w:t xml:space="preserve">BOOT </w:t>
-      </w:r>
-      <w:r>
-        <w:rPr/>
-        <w:t xml:space="preserve">键。本项目没有开发全新硬件平台，主要工作是 </w:t>
-      </w:r>
-      <w:r>
-        <w:rPr/>
-        <w:t xml:space="preserve">openvela </w:t>
-      </w:r>
-      <w:r>
-        <w:rPr/>
-        <w:t>应用、</w:t>
-      </w:r>
-      <w:r>
-        <w:rPr/>
-        <w:t xml:space="preserve">Power LED </w:t>
-      </w:r>
-      <w:r>
-        <w:rPr/>
-        <w:t xml:space="preserve">设备注册和 </w:t>
-      </w:r>
-      <w:r>
-        <w:rPr/>
-        <w:t xml:space="preserve">ESP-DL </w:t>
-      </w:r>
-      <w:r>
-        <w:rPr/>
-        <w:t>兼容适配。</w:t>
-      </w:r>
-    </w:p>
-    <w:p>
-      <w:pPr>
-        <w:pStyle w:val="TextBody"/>
-        <w:bidi w:val="0"/>
-        <w:spacing w:lineRule="auto" w:line="276" w:before="90" w:after="90"/>
-        <w:ind w:start="90" w:end="90" w:hanging="0"/>
-        <w:jc w:val="both"/>
-        <w:rPr/>
-      </w:pPr>
-      <w:r>
-        <w:rPr/>
-        <w:t xml:space="preserve">最终交互为：短按 </w:t>
-      </w:r>
-      <w:r>
-        <w:rPr/>
-        <w:t xml:space="preserve">BOOT </w:t>
-      </w:r>
-      <w:r>
-        <w:rPr/>
-        <w:t xml:space="preserve">确认提醒；按住 </w:t>
-      </w:r>
-      <w:r>
-        <w:rPr/>
-        <w:t xml:space="preserve">3–7 </w:t>
-      </w:r>
-      <w:r>
-        <w:rPr/>
-        <w:t xml:space="preserve">秒后松开切换隐私；按住至少 </w:t>
-      </w:r>
-      <w:r>
-        <w:rPr/>
-        <w:t xml:space="preserve">8 </w:t>
-      </w:r>
-      <w:r>
-        <w:rPr/>
-        <w:t xml:space="preserve">秒后松开切换 </w:t>
-      </w:r>
-      <w:r>
-        <w:rPr/>
-        <w:t>Demo</w:t>
-      </w:r>
-      <w:r>
-        <w:rPr/>
-        <w:t>。</w:t>
-      </w:r>
-      <w:r>
-        <w:rPr/>
-        <w:t xml:space="preserve">Demo </w:t>
-      </w:r>
-      <w:r>
-        <w:rPr/>
-        <w:t xml:space="preserve">将久坐阈值缩短至 </w:t>
-      </w:r>
-      <w:r>
-        <w:rPr/>
-        <w:t xml:space="preserve">20 </w:t>
-      </w:r>
-      <w:r>
-        <w:rPr/>
-        <w:t xml:space="preserve">秒，便于 </w:t>
-      </w:r>
-      <w:r>
-        <w:rPr/>
-        <w:t xml:space="preserve">5 </w:t>
-      </w:r>
-      <w:r>
-        <w:rPr/>
-        <w:t>分钟视频展示。</w:t>
-      </w:r>
-      <w:r>
-        <w:rPr/>
-        <w:t xml:space="preserve">MENU/UP </w:t>
-      </w:r>
-      <w:r>
-        <w:rPr/>
-        <w:t>等电阻按键在当前硬件上读数不可区分，因此未作为最终入口。</w:t>
-      </w:r>
-    </w:p>
-    <w:p>
-      <w:pPr>
-        <w:pStyle w:val="TextBody"/>
-        <w:bidi w:val="0"/>
-        <w:spacing w:lineRule="auto" w:line="276" w:before="90" w:after="90"/>
-        <w:ind w:start="90" w:end="90" w:hanging="0"/>
-        <w:jc w:val="both"/>
-        <w:rPr/>
-      </w:pPr>
-      <w:r>
-        <w:rPr/>
-        <w:t>摄像头帧只在开发板内处理。电脑只收到结构化事件，不收到图像。电脑代理限制事件类型；</w:t>
-      </w:r>
-      <w:r>
-        <w:rPr/>
-        <w:t xml:space="preserve">HTTP </w:t>
-      </w:r>
-      <w:r>
-        <w:rPr/>
-        <w:t xml:space="preserve">模式要求 </w:t>
-      </w:r>
-      <w:r>
-        <w:rPr/>
-        <w:t>Bearer Token</w:t>
-      </w:r>
-      <w:r>
-        <w:rPr/>
-        <w:t>；锁屏属于显式可选能力，默认关闭。</w:t>
-      </w:r>
-    </w:p>
-    <w:p>
-      <w:pPr>
-        <w:pStyle w:val="TextBody"/>
-        <w:bidi w:val="0"/>
-        <w:spacing w:lineRule="auto" w:line="276" w:before="90" w:after="90"/>
-        <w:ind w:start="90" w:end="90" w:hanging="0"/>
-        <w:jc w:val="both"/>
-        <w:rPr/>
-      </w:pPr>
-      <w:r>
-        <w:rPr/>
-        <w:t xml:space="preserve">仓库沉淀了自定义 </w:t>
-      </w:r>
-      <w:r>
-        <w:rPr/>
-        <w:t xml:space="preserve">Skill </w:t>
-      </w:r>
-      <w:r>
-        <w:rPr>
-          <w:rStyle w:val="SourceText"/>
-        </w:rPr>
-        <w:t>skills/develop-agentguard-openvela/</w:t>
-      </w:r>
-      <w:r>
-        <w:rPr/>
-        <w:t>，定义工作区定位、配置门禁、</w:t>
-      </w:r>
-      <w:r>
-        <w:rPr/>
-        <w:t xml:space="preserve">ESP-DL </w:t>
-      </w:r>
-      <w:r>
-        <w:rPr/>
-        <w:t xml:space="preserve">兼容边界、分区安全、测试和实机证据要求，触发场景为 </w:t>
-      </w:r>
-      <w:r>
-        <w:rPr/>
-        <w:t xml:space="preserve">AgentGuard </w:t>
-      </w:r>
-      <w:r>
-        <w:rPr/>
-        <w:t xml:space="preserve">的构建、调试、烧录及验收。当前 </w:t>
-      </w:r>
-      <w:r>
-        <w:rPr/>
-        <w:t xml:space="preserve">ESP32-S3 </w:t>
-      </w:r>
-      <w:r>
-        <w:rPr/>
-        <w:t xml:space="preserve">固件采用 </w:t>
-      </w:r>
-      <w:r>
-        <w:rPr/>
-        <w:t xml:space="preserve">ESP-DL </w:t>
-      </w:r>
-      <w:r>
-        <w:rPr/>
-        <w:t xml:space="preserve">加确定性状态机，没有集成 </w:t>
-      </w:r>
-      <w:r>
-        <w:rPr/>
-        <w:t>LLM/ai_agent</w:t>
-      </w:r>
-      <w:r>
-        <w:rPr/>
-        <w:t xml:space="preserve">，因此没有虚构 </w:t>
-      </w:r>
-      <w:r>
-        <w:rPr>
-          <w:rStyle w:val="SourceText"/>
-        </w:rPr>
-        <w:t>/data/agent/skills/</w:t>
-      </w:r>
-      <w:r>
-        <w:rPr/>
-        <w:t xml:space="preserve"> </w:t>
-      </w:r>
-      <w:r>
-        <w:rPr/>
-        <w:t xml:space="preserve">运行时执行能力；产品运行时“技能”由编译进固件的策略状态机执行。若评审将 </w:t>
-      </w:r>
-      <w:r>
-        <w:rPr>
-          <w:rStyle w:val="SourceText"/>
-        </w:rPr>
-        <w:t>/data/agent/skills/</w:t>
-      </w:r>
-      <w:r>
-        <w:rPr/>
-        <w:t xml:space="preserve"> </w:t>
-      </w:r>
-      <w:r>
-        <w:rPr/>
-        <w:t xml:space="preserve">解释为所有 </w:t>
-      </w:r>
-      <w:r>
-        <w:rPr/>
-        <w:t xml:space="preserve">AI </w:t>
-      </w:r>
-      <w:r>
-        <w:rPr/>
-        <w:t>硬件作品的强制部署项，这是本版本明确保留的合规差异。</w:t>
-      </w:r>
-    </w:p>
-    <w:p>
-      <w:pPr>
-        <w:pStyle w:val="Heading2"/>
-        <w:keepNext w:val="true"/>
-        <w:numPr>
-          <w:ilvl w:val="0"/>
-          <w:numId w:val="0"/>
-        </w:numPr>
-        <w:pBdr>
-          <w:bottom w:val="single" w:sz="12" w:space="3" w:color="4DA3D9"/>
-        </w:pBdr>
-        <w:bidi w:val="0"/>
-        <w:spacing w:before="270" w:after="120"/>
-        <w:jc w:val="start"/>
-        <w:rPr/>
-      </w:pPr>
-      <w:r>
-        <w:rPr/>
-        <w:t xml:space="preserve">3.5 </w:t>
-      </w:r>
-      <w:r>
-        <w:rPr/>
-        <w:t>测试、性能与可靠性</w:t>
       </w:r>
     </w:p>
     <w:tbl>
@@ -2152,15 +94,14 @@
         </w:tblCellMar>
       </w:tblPr>
       <w:tblGrid>
-        <w:gridCol w:w="1004"/>
-        <w:gridCol w:w="5925"/>
-        <w:gridCol w:w="2937"/>
+        <w:gridCol w:w="734"/>
+        <w:gridCol w:w="9132"/>
       </w:tblGrid>
       <w:tr>
         <w:trPr/>
         <w:tc>
           <w:tcPr>
-            <w:tcW w:w="1004" w:type="dxa"/>
+            <w:tcW w:w="734" w:type="dxa"/>
             <w:tcBorders/>
             <w:vAlign w:val="center"/>
           </w:tcPr>
@@ -2180,7 +121,7 @@
         </w:tc>
         <w:tc>
           <w:tcPr>
-            <w:tcW w:w="5925" w:type="dxa"/>
+            <w:tcW w:w="9132" w:type="dxa"/>
             <w:tcBorders/>
             <w:vAlign w:val="center"/>
           </w:tcPr>
@@ -2194,27 +135,7 @@
             </w:pPr>
             <w:r>
               <w:rPr/>
-              <w:t>结果</w:t>
-            </w:r>
-          </w:p>
-        </w:tc>
-        <w:tc>
-          <w:tcPr>
-            <w:tcW w:w="2937" w:type="dxa"/>
-            <w:tcBorders/>
-            <w:vAlign w:val="center"/>
-          </w:tcPr>
-          <w:p>
-            <w:pPr>
-              <w:pStyle w:val="TableHeading"/>
-              <w:suppressLineNumbers/>
-              <w:bidi w:val="0"/>
-              <w:jc w:val="center"/>
-              <w:rPr/>
-            </w:pPr>
-            <w:r>
-              <w:rPr/>
-              <w:t>说明</w:t>
+              <w:t>内容</w:t>
             </w:r>
           </w:p>
         </w:tc>
@@ -2223,7 +144,2094 @@
         <w:trPr/>
         <w:tc>
           <w:tcPr>
-            <w:tcW w:w="1004" w:type="dxa"/>
+            <w:tcW w:w="734" w:type="dxa"/>
+            <w:tcBorders/>
+            <w:vAlign w:val="center"/>
+          </w:tcPr>
+          <w:p>
+            <w:pPr>
+              <w:pStyle w:val="TableContents"/>
+              <w:widowControl w:val="false"/>
+              <w:suppressLineNumbers/>
+              <w:bidi w:val="0"/>
+              <w:spacing w:lineRule="auto" w:line="336"/>
+              <w:jc w:val="start"/>
+              <w:rPr/>
+            </w:pPr>
+            <w:r>
+              <w:rPr/>
+              <w:t>作品名称</w:t>
+            </w:r>
+          </w:p>
+        </w:tc>
+        <w:tc>
+          <w:tcPr>
+            <w:tcW w:w="9132" w:type="dxa"/>
+            <w:tcBorders/>
+            <w:vAlign w:val="center"/>
+          </w:tcPr>
+          <w:p>
+            <w:pPr>
+              <w:pStyle w:val="TableContents"/>
+              <w:widowControl w:val="false"/>
+              <w:suppressLineNumbers/>
+              <w:bidi w:val="0"/>
+              <w:spacing w:lineRule="auto" w:line="336"/>
+              <w:jc w:val="start"/>
+              <w:rPr/>
+            </w:pPr>
+            <w:r>
+              <w:rPr/>
+              <w:t>AgentGuard</w:t>
+            </w:r>
+            <w:r>
+              <w:rPr/>
+              <w:t xml:space="preserve">：基于 </w:t>
+            </w:r>
+            <w:r>
+              <w:rPr/>
+              <w:t xml:space="preserve">openvela </w:t>
+            </w:r>
+            <w:r>
+              <w:rPr/>
+              <w:t>的桌面健康与隐私守护终端</w:t>
+            </w:r>
+          </w:p>
+        </w:tc>
+      </w:tr>
+      <w:tr>
+        <w:trPr/>
+        <w:tc>
+          <w:tcPr>
+            <w:tcW w:w="734" w:type="dxa"/>
+            <w:tcBorders/>
+            <w:vAlign w:val="center"/>
+          </w:tcPr>
+          <w:p>
+            <w:pPr>
+              <w:pStyle w:val="TableContents"/>
+              <w:widowControl w:val="false"/>
+              <w:suppressLineNumbers/>
+              <w:bidi w:val="0"/>
+              <w:spacing w:lineRule="auto" w:line="336"/>
+              <w:jc w:val="start"/>
+              <w:rPr/>
+            </w:pPr>
+            <w:r>
+              <w:rPr/>
+              <w:t>队伍名称</w:t>
+            </w:r>
+          </w:p>
+        </w:tc>
+        <w:tc>
+          <w:tcPr>
+            <w:tcW w:w="9132" w:type="dxa"/>
+            <w:tcBorders/>
+            <w:vAlign w:val="center"/>
+          </w:tcPr>
+          <w:p>
+            <w:pPr>
+              <w:pStyle w:val="TableContents"/>
+              <w:widowControl w:val="false"/>
+              <w:suppressLineNumbers/>
+              <w:bidi w:val="0"/>
+              <w:spacing w:lineRule="auto" w:line="336"/>
+              <w:jc w:val="start"/>
+              <w:rPr/>
+            </w:pPr>
+            <w:r>
+              <w:rPr/>
+              <w:t>魔魔胡胡胡萝卜队</w:t>
+            </w:r>
+          </w:p>
+        </w:tc>
+      </w:tr>
+      <w:tr>
+        <w:trPr/>
+        <w:tc>
+          <w:tcPr>
+            <w:tcW w:w="734" w:type="dxa"/>
+            <w:tcBorders/>
+            <w:vAlign w:val="center"/>
+          </w:tcPr>
+          <w:p>
+            <w:pPr>
+              <w:pStyle w:val="TableContents"/>
+              <w:widowControl w:val="false"/>
+              <w:suppressLineNumbers/>
+              <w:bidi w:val="0"/>
+              <w:spacing w:lineRule="auto" w:line="336"/>
+              <w:jc w:val="start"/>
+              <w:rPr/>
+            </w:pPr>
+            <w:r>
+              <w:rPr/>
+              <w:t>团队分工</w:t>
+            </w:r>
+          </w:p>
+        </w:tc>
+        <w:tc>
+          <w:tcPr>
+            <w:tcW w:w="9132" w:type="dxa"/>
+            <w:tcBorders/>
+            <w:vAlign w:val="center"/>
+          </w:tcPr>
+          <w:p>
+            <w:pPr>
+              <w:pStyle w:val="TableContents"/>
+              <w:widowControl w:val="false"/>
+              <w:suppressLineNumbers/>
+              <w:bidi w:val="0"/>
+              <w:spacing w:lineRule="auto" w:line="336"/>
+              <w:jc w:val="start"/>
+              <w:rPr/>
+            </w:pPr>
+            <w:r>
+              <w:rPr/>
+              <w:t>闫贺翔（队长、唯一成员）：负责需求分析与产品设计、</w:t>
+            </w:r>
+            <w:r>
+              <w:rPr/>
+              <w:t xml:space="preserve">openvela/NuttX </w:t>
+            </w:r>
+            <w:r>
+              <w:rPr/>
+              <w:t xml:space="preserve">和 </w:t>
+            </w:r>
+            <w:r>
+              <w:rPr/>
+              <w:t xml:space="preserve">ESP-DL </w:t>
+            </w:r>
+            <w:r>
+              <w:rPr/>
+              <w:t>适配、嵌入式功能开发、电脑端联动、实机调试测试及提交材料整理。</w:t>
+            </w:r>
+          </w:p>
+        </w:tc>
+      </w:tr>
+      <w:tr>
+        <w:trPr/>
+        <w:tc>
+          <w:tcPr>
+            <w:tcW w:w="734" w:type="dxa"/>
+            <w:tcBorders/>
+            <w:vAlign w:val="center"/>
+          </w:tcPr>
+          <w:p>
+            <w:pPr>
+              <w:pStyle w:val="TableContents"/>
+              <w:widowControl w:val="false"/>
+              <w:suppressLineNumbers/>
+              <w:bidi w:val="0"/>
+              <w:spacing w:lineRule="auto" w:line="336"/>
+              <w:jc w:val="start"/>
+              <w:rPr/>
+            </w:pPr>
+            <w:r>
+              <w:rPr/>
+              <w:t>参赛方向</w:t>
+            </w:r>
+          </w:p>
+        </w:tc>
+        <w:tc>
+          <w:tcPr>
+            <w:tcW w:w="9132" w:type="dxa"/>
+            <w:tcBorders/>
+            <w:vAlign w:val="center"/>
+          </w:tcPr>
+          <w:p>
+            <w:pPr>
+              <w:pStyle w:val="TableContents"/>
+              <w:widowControl w:val="false"/>
+              <w:suppressLineNumbers/>
+              <w:bidi w:val="0"/>
+              <w:spacing w:lineRule="auto" w:line="336"/>
+              <w:jc w:val="start"/>
+              <w:rPr/>
+            </w:pPr>
+            <w:r>
+              <w:rPr/>
+              <w:t xml:space="preserve">AI </w:t>
+            </w:r>
+            <w:r>
+              <w:rPr/>
+              <w:t>硬件产品创新</w:t>
+            </w:r>
+          </w:p>
+        </w:tc>
+      </w:tr>
+      <w:tr>
+        <w:trPr/>
+        <w:tc>
+          <w:tcPr>
+            <w:tcW w:w="734" w:type="dxa"/>
+            <w:tcBorders/>
+            <w:vAlign w:val="center"/>
+          </w:tcPr>
+          <w:p>
+            <w:pPr>
+              <w:pStyle w:val="TableContents"/>
+              <w:widowControl w:val="false"/>
+              <w:suppressLineNumbers/>
+              <w:bidi w:val="0"/>
+              <w:spacing w:lineRule="auto" w:line="336"/>
+              <w:jc w:val="start"/>
+              <w:rPr/>
+            </w:pPr>
+            <w:r>
+              <w:rPr/>
+              <w:t>代码仓库</w:t>
+            </w:r>
+          </w:p>
+        </w:tc>
+        <w:tc>
+          <w:tcPr>
+            <w:tcW w:w="9132" w:type="dxa"/>
+            <w:tcBorders/>
+            <w:vAlign w:val="center"/>
+          </w:tcPr>
+          <w:p>
+            <w:pPr>
+              <w:pStyle w:val="TableContents"/>
+              <w:widowControl w:val="false"/>
+              <w:suppressLineNumbers/>
+              <w:bidi w:val="0"/>
+              <w:spacing w:lineRule="auto" w:line="336"/>
+              <w:jc w:val="start"/>
+              <w:rPr/>
+            </w:pPr>
+            <w:r>
+              <w:rPr/>
+              <w:t>https://github.com/open-vela/contest2026_123_momohuhuhuluobudui</w:t>
+            </w:r>
+          </w:p>
+        </w:tc>
+      </w:tr>
+    </w:tbl>
+    <w:p>
+      <w:pPr>
+        <w:pStyle w:val="Heading2"/>
+        <w:keepNext w:val="true"/>
+        <w:numPr>
+          <w:ilvl w:val="0"/>
+          <w:numId w:val="0"/>
+        </w:numPr>
+        <w:pBdr>
+          <w:bottom w:val="single" w:sz="12" w:space="3" w:color="4DA3D9"/>
+        </w:pBdr>
+        <w:bidi w:val="0"/>
+        <w:spacing w:before="270" w:after="120"/>
+        <w:jc w:val="start"/>
+        <w:rPr/>
+      </w:pPr>
+      <w:r>
+        <w:rPr/>
+        <w:t xml:space="preserve">2. </w:t>
+      </w:r>
+      <w:r>
+        <w:rPr/>
+        <w:t>作品摘要（</w:t>
+      </w:r>
+      <w:r>
+        <w:rPr/>
+        <w:t xml:space="preserve">300 </w:t>
+      </w:r>
+      <w:r>
+        <w:rPr/>
+        <w:t>字以内）</w:t>
+      </w:r>
+    </w:p>
+    <w:p>
+      <w:pPr>
+        <w:pStyle w:val="TextBody"/>
+        <w:bidi w:val="0"/>
+        <w:spacing w:lineRule="auto" w:line="276" w:before="90" w:after="90"/>
+        <w:ind w:start="90" w:end="90" w:hanging="0"/>
+        <w:jc w:val="both"/>
+        <w:rPr/>
+      </w:pPr>
+      <w:r>
+        <w:rPr/>
+        <w:t xml:space="preserve">AgentGuard </w:t>
+      </w:r>
+      <w:r>
+        <w:rPr/>
+        <w:t xml:space="preserve">是运行于 </w:t>
+      </w:r>
+      <w:r>
+        <w:rPr/>
+        <w:t xml:space="preserve">ESP32-S3-EYE </w:t>
+      </w:r>
+      <w:r>
+        <w:rPr/>
+        <w:t xml:space="preserve">和 </w:t>
+      </w:r>
+      <w:r>
+        <w:rPr/>
+        <w:t xml:space="preserve">openvela/NuttX </w:t>
+      </w:r>
+      <w:r>
+        <w:rPr/>
+        <w:t xml:space="preserve">的桌面健康与隐私守护终端。系统使用 </w:t>
+      </w:r>
+      <w:r>
+        <w:rPr/>
+        <w:t xml:space="preserve">ESP-DL </w:t>
+      </w:r>
+      <w:r>
+        <w:rPr/>
+        <w:t xml:space="preserve">在设备本地检测并框选人脸，依据人数和持续在场时间触发久坐提醒；隐私模式下出现第二人时，开发板以专用灯效告警并通过 </w:t>
+      </w:r>
+      <w:r>
+        <w:rPr/>
+        <w:t xml:space="preserve">USB </w:t>
+      </w:r>
+      <w:r>
+        <w:rPr/>
+        <w:t xml:space="preserve">通知电脑显示不透明遮罩。用户可用 </w:t>
+      </w:r>
+      <w:r>
+        <w:rPr/>
+        <w:t xml:space="preserve">BOOT </w:t>
+      </w:r>
+      <w:r>
+        <w:rPr/>
+        <w:t xml:space="preserve">键确认提醒、切换隐私及演示模式。摄像头画面不上传，事件以有界 </w:t>
+      </w:r>
+      <w:r>
+        <w:rPr/>
+        <w:t xml:space="preserve">JSONL </w:t>
+      </w:r>
+      <w:r>
+        <w:rPr/>
+        <w:t>保存在开发板和电脑端，并可统计久坐、确认及隐私触发次数。系统针对摄像头、推理及电脑断连设计安全降级，兼顾可演示性、隐私与可靠性。</w:t>
+      </w:r>
+    </w:p>
+    <w:p>
+      <w:pPr>
+        <w:pStyle w:val="Heading2"/>
+        <w:keepNext w:val="true"/>
+        <w:numPr>
+          <w:ilvl w:val="0"/>
+          <w:numId w:val="0"/>
+        </w:numPr>
+        <w:pBdr>
+          <w:bottom w:val="single" w:sz="12" w:space="3" w:color="4DA3D9"/>
+        </w:pBdr>
+        <w:bidi w:val="0"/>
+        <w:spacing w:before="270" w:after="120"/>
+        <w:jc w:val="start"/>
+        <w:rPr/>
+      </w:pPr>
+      <w:r>
+        <w:rPr/>
+        <w:t xml:space="preserve">3.1 </w:t>
+      </w:r>
+      <w:r>
+        <w:rPr/>
+        <w:t>项目背景、挑战与创新</w:t>
+      </w:r>
+    </w:p>
+    <w:p>
+      <w:pPr>
+        <w:pStyle w:val="TextBody"/>
+        <w:bidi w:val="0"/>
+        <w:spacing w:lineRule="auto" w:line="276" w:before="90" w:after="90"/>
+        <w:ind w:start="90" w:end="90" w:hanging="0"/>
+        <w:jc w:val="both"/>
+        <w:rPr/>
+      </w:pPr>
+      <w:r>
+        <w:rPr/>
+        <w:t>长时间伏案会带来健康风险，而开放办公或居家环境中，屏幕内容又可能被身后来人看到。普通摄像头方案常依赖云端，既增加延迟，也引入图像上传风险。</w:t>
+      </w:r>
+      <w:r>
+        <w:rPr/>
+        <w:t xml:space="preserve">AgentGuard </w:t>
+      </w:r>
+      <w:r>
+        <w:rPr/>
+        <w:t>将两类问题合并为一个端侧闭环：板端只输出人数、框和事件，不向电脑传输摄像头画面。</w:t>
+      </w:r>
+    </w:p>
+    <w:p>
+      <w:pPr>
+        <w:pStyle w:val="TextBody"/>
+        <w:bidi w:val="0"/>
+        <w:spacing w:lineRule="auto" w:line="276" w:before="90" w:after="90"/>
+        <w:ind w:start="90" w:end="90" w:hanging="0"/>
+        <w:jc w:val="both"/>
+        <w:rPr/>
+      </w:pPr>
+      <w:r>
+        <w:rPr/>
+        <w:t>主要挑战包括：</w:t>
+      </w:r>
+      <w:r>
+        <w:rPr/>
+        <w:t xml:space="preserve">ESP32-S3 </w:t>
+      </w:r>
+      <w:r>
+        <w:rPr/>
+        <w:t>上有限内存与算力、</w:t>
+      </w:r>
+      <w:r>
+        <w:rPr/>
+        <w:t xml:space="preserve">ESP-DL </w:t>
+      </w:r>
+      <w:r>
+        <w:rPr/>
+        <w:t xml:space="preserve">到 </w:t>
+      </w:r>
+      <w:r>
+        <w:rPr/>
+        <w:t xml:space="preserve">NuttX/openvela </w:t>
+      </w:r>
+      <w:r>
+        <w:rPr/>
+        <w:t>的兼容、实时预览与推理共存、</w:t>
+      </w:r>
+      <w:r>
+        <w:rPr/>
+        <w:t xml:space="preserve">USB </w:t>
+      </w:r>
+      <w:r>
+        <w:rPr/>
+        <w:t>断连不能拖死相机循环，以及物理按键在当前板卡上的可用性差异。创新点是将本地人数感知、久坐策略、自动隐私遮罩、双端审计日志和故障安全状态整合到一个小型终端中。</w:t>
+      </w:r>
+    </w:p>
+    <w:p>
+      <w:pPr>
+        <w:pStyle w:val="Heading2"/>
+        <w:keepNext w:val="true"/>
+        <w:numPr>
+          <w:ilvl w:val="0"/>
+          <w:numId w:val="0"/>
+        </w:numPr>
+        <w:pBdr>
+          <w:bottom w:val="single" w:sz="12" w:space="3" w:color="4DA3D9"/>
+        </w:pBdr>
+        <w:bidi w:val="0"/>
+        <w:spacing w:before="270" w:after="120"/>
+        <w:jc w:val="start"/>
+        <w:rPr/>
+      </w:pPr>
+      <w:r>
+        <w:rPr/>
+        <w:t xml:space="preserve">3.2 </w:t>
+      </w:r>
+      <w:r>
+        <w:rPr/>
+        <w:t>总体架构、选型与关键模块</w:t>
+      </w:r>
+    </w:p>
+    <w:p>
+      <w:pPr>
+        <w:pStyle w:val="TextBody"/>
+        <w:bidi w:val="0"/>
+        <w:spacing w:lineRule="auto" w:line="276" w:before="90" w:after="90"/>
+        <w:ind w:start="90" w:end="90" w:hanging="0"/>
+        <w:jc w:val="both"/>
+        <w:rPr/>
+      </w:pPr>
+      <w:r>
+        <w:rPr/>
+        <w:t xml:space="preserve">硬件采用 </w:t>
+      </w:r>
+      <w:r>
+        <w:rPr/>
+        <w:t>ESP32-S3-EYE</w:t>
+      </w:r>
+      <w:r>
+        <w:rPr/>
+        <w:t>，使用板载摄像头、</w:t>
+      </w:r>
+      <w:r>
+        <w:rPr/>
+        <w:t>240×240 LCD</w:t>
+      </w:r>
+      <w:r>
+        <w:rPr/>
+        <w:t xml:space="preserve">、绿色 </w:t>
+      </w:r>
+      <w:r>
+        <w:rPr/>
+        <w:t xml:space="preserve">Power LED </w:t>
+      </w:r>
+      <w:r>
+        <w:rPr/>
+        <w:t xml:space="preserve">和 </w:t>
+      </w:r>
+      <w:r>
+        <w:rPr/>
+        <w:t xml:space="preserve">BOOT </w:t>
+      </w:r>
+      <w:r>
+        <w:rPr/>
+        <w:t xml:space="preserve">键。操作系统为 </w:t>
+      </w:r>
+      <w:r>
+        <w:rPr/>
+        <w:t>openvela/NuttX</w:t>
+      </w:r>
+      <w:r>
+        <w:rPr/>
+        <w:t xml:space="preserve">，视觉推理采用 </w:t>
+      </w:r>
+      <w:r>
+        <w:rPr/>
+        <w:t>ESP-DL</w:t>
+      </w:r>
+      <w:r>
+        <w:rPr/>
+        <w:t xml:space="preserve">。电脑端采用 </w:t>
+      </w:r>
+      <w:r>
+        <w:rPr/>
+        <w:t xml:space="preserve">Python </w:t>
+      </w:r>
+      <w:r>
+        <w:rPr/>
+        <w:t>标准库安全代理（</w:t>
+      </w:r>
+      <w:r>
+        <w:rPr/>
+        <w:t xml:space="preserve">Ubuntu/Debian </w:t>
+      </w:r>
+      <w:r>
+        <w:rPr/>
+        <w:t xml:space="preserve">需安装 </w:t>
+      </w:r>
+      <w:r>
+        <w:rPr>
+          <w:rStyle w:val="SourceText"/>
+        </w:rPr>
+        <w:t>python3-tk</w:t>
+      </w:r>
+      <w:r>
+        <w:rPr/>
+        <w:t xml:space="preserve"> </w:t>
+      </w:r>
+      <w:r>
+        <w:rPr/>
+        <w:t xml:space="preserve">以显示全屏遮罩），以 </w:t>
+      </w:r>
+      <w:r>
+        <w:rPr/>
+        <w:t xml:space="preserve">USB </w:t>
+      </w:r>
+      <w:r>
+        <w:rPr/>
+        <w:t>串口作为演示首选通道，</w:t>
+      </w:r>
+      <w:r>
+        <w:rPr/>
+        <w:t xml:space="preserve">HTTP </w:t>
+      </w:r>
+      <w:r>
+        <w:rPr/>
+        <w:t xml:space="preserve">作为可选通道，并提供每 </w:t>
+      </w:r>
+      <w:r>
+        <w:rPr/>
+        <w:t xml:space="preserve">2 </w:t>
+      </w:r>
+      <w:r>
+        <w:rPr/>
+        <w:t xml:space="preserve">秒刷新的本地事件统计面板和 </w:t>
+      </w:r>
+      <w:r>
+        <w:rPr/>
+        <w:t xml:space="preserve">CSV </w:t>
+      </w:r>
+      <w:r>
+        <w:rPr/>
+        <w:t>导出。</w:t>
+      </w:r>
+    </w:p>
+    <w:p>
+      <w:pPr>
+        <w:pStyle w:val="TextBody"/>
+        <w:bidi w:val="0"/>
+        <w:spacing w:lineRule="auto" w:line="276" w:before="90" w:after="90"/>
+        <w:ind w:start="90" w:end="90" w:hanging="0"/>
+        <w:jc w:val="both"/>
+        <w:rPr/>
+      </w:pPr>
+      <w:r>
+        <w:rPr/>
+        <w:t>系统框图：</w:t>
+      </w:r>
+    </w:p>
+    <w:p>
+      <w:pPr>
+        <w:pStyle w:val="PreformattedText"/>
+        <w:pBdr>
+          <w:left w:val="single" w:sz="24" w:space="8" w:color="4DA3D9"/>
+        </w:pBdr>
+        <w:bidi w:val="0"/>
+        <w:spacing w:before="0" w:after="0"/>
+        <w:jc w:val="start"/>
+        <w:rPr/>
+      </w:pPr>
+      <w:r>
+        <w:rPr>
+          <w:rStyle w:val="SourceText"/>
+        </w:rPr>
+        <w:t xml:space="preserve">摄像头 → </w:t>
+      </w:r>
+      <w:r>
+        <w:rPr>
+          <w:rStyle w:val="SourceText"/>
+        </w:rPr>
+        <w:t xml:space="preserve">V4L2/RGB565 → ESP-DL </w:t>
+      </w:r>
+      <w:r>
+        <w:rPr>
+          <w:rStyle w:val="SourceText"/>
+        </w:rPr>
+        <w:t>人脸框与人数 → 健康</w:t>
+      </w:r>
+      <w:r>
+        <w:rPr>
+          <w:rStyle w:val="SourceText"/>
+        </w:rPr>
+        <w:t>/</w:t>
+      </w:r>
+      <w:r>
+        <w:rPr>
+          <w:rStyle w:val="SourceText"/>
+        </w:rPr>
+        <w:t>隐私状态机</w:t>
+      </w:r>
+    </w:p>
+    <w:p>
+      <w:pPr>
+        <w:pStyle w:val="PreformattedText"/>
+        <w:pBdr>
+          <w:left w:val="single" w:sz="24" w:space="8" w:color="4DA3D9"/>
+        </w:pBdr>
+        <w:bidi w:val="0"/>
+        <w:spacing w:before="0" w:after="0"/>
+        <w:jc w:val="start"/>
+        <w:rPr/>
+      </w:pPr>
+      <w:r>
+        <w:rPr>
+          <w:rStyle w:val="SourceText"/>
+        </w:rPr>
+        <w:t xml:space="preserve">                                               ├→ </w:t>
+      </w:r>
+      <w:r>
+        <w:rPr>
+          <w:rStyle w:val="SourceText"/>
+        </w:rPr>
+        <w:t xml:space="preserve">LCD </w:t>
+      </w:r>
+      <w:r>
+        <w:rPr>
+          <w:rStyle w:val="SourceText"/>
+        </w:rPr>
+        <w:t>检测框与状态</w:t>
+      </w:r>
+    </w:p>
+    <w:p>
+      <w:pPr>
+        <w:pStyle w:val="PreformattedText"/>
+        <w:pBdr>
+          <w:left w:val="single" w:sz="24" w:space="8" w:color="4DA3D9"/>
+        </w:pBdr>
+        <w:bidi w:val="0"/>
+        <w:spacing w:before="0" w:after="0"/>
+        <w:jc w:val="start"/>
+        <w:rPr/>
+      </w:pPr>
+      <w:r>
+        <w:rPr>
+          <w:rStyle w:val="SourceText"/>
+        </w:rPr>
+        <w:t xml:space="preserve">BOOT </w:t>
+      </w:r>
+      <w:r>
+        <w:rPr>
+          <w:rStyle w:val="SourceText"/>
+        </w:rPr>
+        <w:t xml:space="preserve">键 ────────────────────────────────────────┤→ </w:t>
+      </w:r>
+      <w:r>
+        <w:rPr>
+          <w:rStyle w:val="SourceText"/>
+        </w:rPr>
+        <w:t xml:space="preserve">Power LED </w:t>
+      </w:r>
+      <w:r>
+        <w:rPr>
+          <w:rStyle w:val="SourceText"/>
+        </w:rPr>
+        <w:t>差异化灯效</w:t>
+      </w:r>
+    </w:p>
+    <w:p>
+      <w:pPr>
+        <w:pStyle w:val="PreformattedText"/>
+        <w:pBdr>
+          <w:left w:val="single" w:sz="24" w:space="8" w:color="4DA3D9"/>
+        </w:pBdr>
+        <w:bidi w:val="0"/>
+        <w:spacing w:before="0" w:after="0"/>
+        <w:jc w:val="start"/>
+        <w:rPr/>
+      </w:pPr>
+      <w:r>
+        <w:rPr>
+          <w:rStyle w:val="SourceText"/>
+        </w:rPr>
+        <w:t xml:space="preserve">                                               ├→ </w:t>
+      </w:r>
+      <w:r>
+        <w:rPr>
+          <w:rStyle w:val="SourceText"/>
+        </w:rPr>
+        <w:t>LittleFS JSONL</w:t>
+      </w:r>
+    </w:p>
+    <w:p>
+      <w:pPr>
+        <w:pStyle w:val="PreformattedText"/>
+        <w:bidi w:val="0"/>
+        <w:spacing w:before="0" w:after="283"/>
+        <w:jc w:val="start"/>
+        <w:rPr/>
+      </w:pPr>
+      <w:r>
+        <w:rPr>
+          <w:rStyle w:val="SourceText"/>
+        </w:rPr>
+        <w:t xml:space="preserve">                                               └→ </w:t>
+      </w:r>
+      <w:r>
+        <w:rPr>
+          <w:rStyle w:val="SourceText"/>
+        </w:rPr>
+        <w:t xml:space="preserve">USB/HTTP → </w:t>
+      </w:r>
+      <w:r>
+        <w:rPr>
+          <w:rStyle w:val="SourceText"/>
+        </w:rPr>
+        <w:t>电脑通知</w:t>
+      </w:r>
+      <w:r>
+        <w:rPr>
+          <w:rStyle w:val="SourceText"/>
+        </w:rPr>
+        <w:t>/</w:t>
+      </w:r>
+      <w:r>
+        <w:rPr>
+          <w:rStyle w:val="SourceText"/>
+        </w:rPr>
+        <w:t xml:space="preserve">遮罩 → </w:t>
+      </w:r>
+      <w:r>
+        <w:rPr>
+          <w:rStyle w:val="SourceText"/>
+        </w:rPr>
+        <w:t xml:space="preserve">JSONL </w:t>
+      </w:r>
+      <w:r>
+        <w:rPr>
+          <w:rStyle w:val="SourceText"/>
+        </w:rPr>
+        <w:t>统计</w:t>
+      </w:r>
+    </w:p>
+    <w:p>
+      <w:pPr>
+        <w:pStyle w:val="TextBody"/>
+        <w:bidi w:val="0"/>
+        <w:spacing w:lineRule="auto" w:line="276" w:before="90" w:after="90"/>
+        <w:ind w:start="90" w:end="90" w:hanging="0"/>
+        <w:jc w:val="both"/>
+        <w:rPr/>
+      </w:pPr>
+      <w:r>
+        <w:rPr/>
+        <w:t>方案对比：云端视觉具有更大模型能力，但会上传画面且依赖网络；颜色启发式资源低但不能可靠识别人脸；</w:t>
+      </w:r>
+      <w:r>
+        <w:rPr/>
+        <w:t xml:space="preserve">ESP-DL </w:t>
+      </w:r>
+      <w:r>
+        <w:rPr/>
+        <w:t>端侧检测在隐私、可复现性和开发周期之间更均衡。</w:t>
+      </w:r>
+      <w:r>
+        <w:rPr/>
+        <w:t xml:space="preserve">USB </w:t>
+      </w:r>
+      <w:r>
+        <w:rPr/>
+        <w:t xml:space="preserve">比 </w:t>
+      </w:r>
+      <w:r>
+        <w:rPr/>
+        <w:t xml:space="preserve">Wi-Fi </w:t>
+      </w:r>
+      <w:r>
+        <w:rPr/>
+        <w:t>更适合现场演示，免配网且断线影响范围小；</w:t>
+      </w:r>
+      <w:r>
+        <w:rPr/>
+        <w:t xml:space="preserve">HTTP </w:t>
+      </w:r>
+      <w:r>
+        <w:rPr/>
+        <w:t xml:space="preserve">作为局域网扩展入口保留，并使用 </w:t>
+      </w:r>
+      <w:r>
+        <w:rPr/>
+        <w:t xml:space="preserve">Bearer Token </w:t>
+      </w:r>
+      <w:r>
+        <w:rPr/>
+        <w:t>和事件白名单。</w:t>
+      </w:r>
+    </w:p>
+    <w:p>
+      <w:pPr>
+        <w:pStyle w:val="TextBody"/>
+        <w:bidi w:val="0"/>
+        <w:spacing w:lineRule="auto" w:line="276" w:before="90" w:after="90"/>
+        <w:ind w:start="90" w:end="90" w:hanging="0"/>
+        <w:jc w:val="both"/>
+        <w:rPr/>
+      </w:pPr>
+      <w:r>
+        <w:rPr/>
+        <w:t>数据流为：</w:t>
+      </w:r>
+      <w:r>
+        <w:rPr/>
+        <w:t xml:space="preserve">V4L2 </w:t>
+      </w:r>
+      <w:r>
+        <w:rPr/>
+        <w:t xml:space="preserve">获取 </w:t>
+      </w:r>
+      <w:r>
+        <w:rPr/>
+        <w:t xml:space="preserve">RGB565 </w:t>
+      </w:r>
+      <w:r>
+        <w:rPr/>
+        <w:t xml:space="preserve">帧 → </w:t>
+      </w:r>
+      <w:r>
+        <w:rPr/>
+        <w:t xml:space="preserve">ESP-DL </w:t>
+      </w:r>
+      <w:r>
+        <w:rPr/>
+        <w:t xml:space="preserve">检测并产生边界框 → 策略状态机根据人数、时间和模式生成事件 → </w:t>
+      </w:r>
+      <w:r>
+        <w:rPr/>
+        <w:t xml:space="preserve">LCD/Power LED/LittleFS </w:t>
+      </w:r>
+      <w:r>
+        <w:rPr/>
+        <w:t xml:space="preserve">本地反馈 → </w:t>
+      </w:r>
+      <w:r>
+        <w:rPr/>
+        <w:t xml:space="preserve">USB/HTTP </w:t>
+      </w:r>
+      <w:r>
+        <w:rPr/>
+        <w:t xml:space="preserve">将允许的事件发送至电脑 → 桌面通知或隐私遮罩 → </w:t>
+      </w:r>
+      <w:r>
+        <w:rPr/>
+        <w:t xml:space="preserve">JSONL </w:t>
+      </w:r>
+      <w:r>
+        <w:rPr/>
+        <w:t>留存与统计。</w:t>
+      </w:r>
+    </w:p>
+    <w:p>
+      <w:pPr>
+        <w:pStyle w:val="TextBody"/>
+        <w:bidi w:val="0"/>
+        <w:spacing w:lineRule="auto" w:line="276" w:before="90" w:after="90"/>
+        <w:ind w:start="90" w:end="90" w:hanging="0"/>
+        <w:jc w:val="both"/>
+        <w:rPr/>
+      </w:pPr>
+      <w:r>
+        <w:rPr/>
+        <w:t>代码按层拆分：</w:t>
+      </w:r>
+    </w:p>
+    <w:p>
+      <w:pPr>
+        <w:pStyle w:val="TextBody"/>
+        <w:numPr>
+          <w:ilvl w:val="0"/>
+          <w:numId w:val="2"/>
+        </w:numPr>
+        <w:tabs>
+          <w:tab w:val="clear" w:pos="709"/>
+          <w:tab w:val="left" w:pos="799" w:leader="none"/>
+        </w:tabs>
+        <w:bidi w:val="0"/>
+        <w:spacing w:before="90" w:after="0"/>
+        <w:ind w:start="799" w:end="90" w:hanging="283"/>
+        <w:rPr/>
+      </w:pPr>
+      <w:r>
+        <w:rPr>
+          <w:rStyle w:val="SourceText"/>
+        </w:rPr>
+        <w:t>core.c</w:t>
+      </w:r>
+      <w:r>
+        <w:rPr/>
+        <w:t xml:space="preserve">：无硬件依赖的确定性策略状态机。 </w:t>
+      </w:r>
+    </w:p>
+    <w:p>
+      <w:pPr>
+        <w:pStyle w:val="TextBody"/>
+        <w:numPr>
+          <w:ilvl w:val="0"/>
+          <w:numId w:val="2"/>
+        </w:numPr>
+        <w:tabs>
+          <w:tab w:val="clear" w:pos="709"/>
+          <w:tab w:val="left" w:pos="799" w:leader="none"/>
+        </w:tabs>
+        <w:bidi w:val="0"/>
+        <w:spacing w:before="90" w:after="0"/>
+        <w:ind w:start="799" w:end="90" w:hanging="283"/>
+        <w:rPr/>
+      </w:pPr>
+      <w:r>
+        <w:rPr>
+          <w:rStyle w:val="SourceText"/>
+        </w:rPr>
+        <w:t>vision_espdl.cpp</w:t>
+      </w:r>
+      <w:r>
+        <w:rPr/>
+        <w:t>：</w:t>
+      </w:r>
+      <w:r>
+        <w:rPr/>
+        <w:t xml:space="preserve">ESP-DL </w:t>
+      </w:r>
+      <w:r>
+        <w:rPr/>
+        <w:t xml:space="preserve">到 </w:t>
+      </w:r>
+      <w:r>
+        <w:rPr/>
+        <w:t xml:space="preserve">NuttX/openvela </w:t>
+      </w:r>
+      <w:r>
+        <w:rPr/>
+        <w:t xml:space="preserve">的薄兼容层。 </w:t>
+      </w:r>
+    </w:p>
+    <w:p>
+      <w:pPr>
+        <w:pStyle w:val="TextBody"/>
+        <w:numPr>
+          <w:ilvl w:val="0"/>
+          <w:numId w:val="2"/>
+        </w:numPr>
+        <w:tabs>
+          <w:tab w:val="clear" w:pos="709"/>
+          <w:tab w:val="left" w:pos="799" w:leader="none"/>
+        </w:tabs>
+        <w:bidi w:val="0"/>
+        <w:spacing w:before="90" w:after="0"/>
+        <w:ind w:start="799" w:end="90" w:hanging="283"/>
+        <w:rPr/>
+      </w:pPr>
+      <w:r>
+        <w:rPr>
+          <w:rStyle w:val="SourceText"/>
+        </w:rPr>
+        <w:t>agentguard_main.c</w:t>
+      </w:r>
+      <w:r>
+        <w:rPr/>
+        <w:t>：相机、</w:t>
+      </w:r>
+      <w:r>
+        <w:rPr/>
+        <w:t>LCD</w:t>
+      </w:r>
+      <w:r>
+        <w:rPr/>
+        <w:t>、按键、</w:t>
+      </w:r>
+      <w:r>
+        <w:rPr/>
+        <w:t>LED</w:t>
+      </w:r>
+      <w:r>
+        <w:rPr/>
+        <w:t xml:space="preserve">、存储与通信适配。 </w:t>
+      </w:r>
+    </w:p>
+    <w:p>
+      <w:pPr>
+        <w:pStyle w:val="TextBody"/>
+        <w:numPr>
+          <w:ilvl w:val="0"/>
+          <w:numId w:val="2"/>
+        </w:numPr>
+        <w:tabs>
+          <w:tab w:val="clear" w:pos="709"/>
+          <w:tab w:val="left" w:pos="799" w:leader="none"/>
+        </w:tabs>
+        <w:bidi w:val="0"/>
+        <w:spacing w:before="90" w:after="0"/>
+        <w:ind w:start="799" w:end="90" w:hanging="283"/>
+        <w:rPr/>
+      </w:pPr>
+      <w:r>
+        <w:rPr>
+          <w:rStyle w:val="SourceText"/>
+        </w:rPr>
+        <w:t>storage.c</w:t>
+      </w:r>
+      <w:r>
+        <w:rPr/>
+        <w:t xml:space="preserve">：有界 </w:t>
+      </w:r>
+      <w:r>
+        <w:rPr/>
+        <w:t xml:space="preserve">JSONL </w:t>
+      </w:r>
+      <w:r>
+        <w:rPr/>
+        <w:t xml:space="preserve">保存、裁剪及板端统计。 </w:t>
+      </w:r>
+    </w:p>
+    <w:p>
+      <w:pPr>
+        <w:pStyle w:val="TextBody"/>
+        <w:numPr>
+          <w:ilvl w:val="0"/>
+          <w:numId w:val="2"/>
+        </w:numPr>
+        <w:tabs>
+          <w:tab w:val="clear" w:pos="709"/>
+          <w:tab w:val="left" w:pos="799" w:leader="none"/>
+        </w:tabs>
+        <w:bidi w:val="0"/>
+        <w:ind w:start="799" w:end="90" w:hanging="283"/>
+        <w:rPr/>
+      </w:pPr>
+      <w:r>
+        <w:rPr>
+          <w:rStyle w:val="SourceText"/>
+        </w:rPr>
+        <w:t>monitor/</w:t>
+      </w:r>
+      <w:r>
+        <w:rPr/>
+        <w:t xml:space="preserve">：电脑端事件校验、动作派发、日志与统计。 </w:t>
+      </w:r>
+    </w:p>
+    <w:p>
+      <w:pPr>
+        <w:pStyle w:val="Heading2"/>
+        <w:keepNext w:val="true"/>
+        <w:numPr>
+          <w:ilvl w:val="0"/>
+          <w:numId w:val="0"/>
+        </w:numPr>
+        <w:pBdr>
+          <w:bottom w:val="single" w:sz="12" w:space="3" w:color="4DA3D9"/>
+        </w:pBdr>
+        <w:bidi w:val="0"/>
+        <w:spacing w:before="270" w:after="120"/>
+        <w:jc w:val="start"/>
+        <w:rPr/>
+      </w:pPr>
+      <w:r>
+        <w:rPr/>
+        <w:t xml:space="preserve">3.3 AI </w:t>
+      </w:r>
+      <w:r>
+        <w:rPr/>
+        <w:t xml:space="preserve">算法、关键机制与 </w:t>
+      </w:r>
+      <w:r>
+        <w:rPr/>
+        <w:t xml:space="preserve">openvela </w:t>
+      </w:r>
+      <w:r>
+        <w:rPr/>
+        <w:t>能力</w:t>
+      </w:r>
+    </w:p>
+    <w:p>
+      <w:pPr>
+        <w:pStyle w:val="TextBody"/>
+        <w:bidi w:val="0"/>
+        <w:spacing w:lineRule="auto" w:line="276" w:before="90" w:after="90"/>
+        <w:ind w:start="90" w:end="90" w:hanging="0"/>
+        <w:jc w:val="both"/>
+        <w:rPr/>
+      </w:pPr>
+      <w:r>
+        <w:rPr/>
+        <w:t xml:space="preserve">系统使用 </w:t>
+      </w:r>
+      <w:r>
+        <w:rPr/>
+        <w:t xml:space="preserve">ESP-DL </w:t>
+      </w:r>
+      <w:r>
+        <w:rPr/>
+        <w:t>人脸检测模型输出边界框及人数。项目尽量保留官方算法层，仅适配输入图像、内存和运行接口，以降低移植风险。检测结果不会用于身份识别，也不声称能识别“主人”。</w:t>
+      </w:r>
+    </w:p>
+    <w:p>
+      <w:pPr>
+        <w:pStyle w:val="TextBody"/>
+        <w:bidi w:val="0"/>
+        <w:spacing w:lineRule="auto" w:line="276" w:before="90" w:after="90"/>
+        <w:ind w:start="90" w:end="90" w:hanging="0"/>
+        <w:jc w:val="both"/>
+        <w:rPr/>
+      </w:pPr>
+      <w:r>
+        <w:rPr/>
+        <w:t xml:space="preserve">策略层将 </w:t>
+      </w:r>
+      <w:r>
+        <w:rPr/>
+        <w:t xml:space="preserve">AI </w:t>
+      </w:r>
+      <w:r>
+        <w:rPr/>
+        <w:t xml:space="preserve">输出转化为产品行为：无人暂停久坐计时；单人持续在场累计时间；达到阈值生成 </w:t>
+      </w:r>
+      <w:r>
+        <w:rPr>
+          <w:rStyle w:val="SourceText"/>
+        </w:rPr>
+        <w:t>sedentary_alert</w:t>
+      </w:r>
+      <w:r>
+        <w:rPr/>
+        <w:t xml:space="preserve">；用户短按 </w:t>
+      </w:r>
+      <w:r>
+        <w:rPr/>
+        <w:t xml:space="preserve">BOOT </w:t>
+      </w:r>
+      <w:r>
+        <w:rPr/>
+        <w:t xml:space="preserve">生成 </w:t>
+      </w:r>
+      <w:r>
+        <w:rPr>
+          <w:rStyle w:val="SourceText"/>
+        </w:rPr>
+        <w:t>acknowledged</w:t>
+      </w:r>
+      <w:r>
+        <w:rPr/>
+        <w:t xml:space="preserve">；隐私模式中人数达到 </w:t>
+      </w:r>
+      <w:r>
+        <w:rPr/>
+        <w:t xml:space="preserve">2 </w:t>
+      </w:r>
+      <w:r>
+        <w:rPr/>
+        <w:t xml:space="preserve">时生成 </w:t>
+      </w:r>
+      <w:r>
+        <w:rPr>
+          <w:rStyle w:val="SourceText"/>
+        </w:rPr>
+        <w:t>blur_screen</w:t>
+      </w:r>
+      <w:r>
+        <w:rPr/>
+        <w:t>。事件通过白名单发送，通信使用尽力而为的非阻塞路径，电脑断线不阻塞推理。</w:t>
+      </w:r>
+    </w:p>
+    <w:p>
+      <w:pPr>
+        <w:pStyle w:val="TextBody"/>
+        <w:bidi w:val="0"/>
+        <w:spacing w:lineRule="auto" w:line="276" w:before="90" w:after="90"/>
+        <w:ind w:start="90" w:end="90" w:hanging="0"/>
+        <w:jc w:val="both"/>
+        <w:rPr/>
+      </w:pPr>
+      <w:r>
+        <w:rPr/>
+        <w:t xml:space="preserve">openvela/NuttX </w:t>
+      </w:r>
+      <w:r>
+        <w:rPr/>
+        <w:t xml:space="preserve">提供 </w:t>
+      </w:r>
+      <w:r>
+        <w:rPr/>
+        <w:t xml:space="preserve">V4L2 </w:t>
+      </w:r>
+      <w:r>
+        <w:rPr/>
+        <w:t>摄像头、</w:t>
+      </w:r>
+      <w:r>
+        <w:rPr/>
+        <w:t>LCD</w:t>
+      </w:r>
+      <w:r>
+        <w:rPr/>
+        <w:t>、任务</w:t>
+      </w:r>
+      <w:r>
+        <w:rPr/>
+        <w:t>/</w:t>
+      </w:r>
+      <w:r>
+        <w:rPr/>
+        <w:t>同步、串口、</w:t>
+      </w:r>
+      <w:r>
+        <w:rPr/>
+        <w:t xml:space="preserve">Flash </w:t>
+      </w:r>
+      <w:r>
+        <w:rPr/>
+        <w:t xml:space="preserve">文件系统和 </w:t>
+      </w:r>
+      <w:r>
+        <w:rPr/>
+        <w:t xml:space="preserve">NSH </w:t>
+      </w:r>
+      <w:r>
+        <w:rPr/>
+        <w:t xml:space="preserve">命令环境。板端事件保存在 </w:t>
+      </w:r>
+      <w:r>
+        <w:rPr/>
+        <w:t>LittleFS</w:t>
+      </w:r>
+      <w:r>
+        <w:rPr/>
+        <w:t>，电脑端代理负责系统通知与遮罩，形成端云无关的本地协同。</w:t>
+      </w:r>
+    </w:p>
+    <w:p>
+      <w:pPr>
+        <w:pStyle w:val="TextBody"/>
+        <w:bidi w:val="0"/>
+        <w:spacing w:lineRule="auto" w:line="276" w:before="90" w:after="90"/>
+        <w:ind w:start="90" w:end="90" w:hanging="0"/>
+        <w:jc w:val="both"/>
+        <w:rPr/>
+      </w:pPr>
+      <w:r>
+        <w:rPr/>
+        <w:t xml:space="preserve">模型输出经过 </w:t>
+      </w:r>
+      <w:r>
+        <w:rPr/>
+        <w:t xml:space="preserve">1.5 </w:t>
+      </w:r>
+      <w:r>
+        <w:rPr/>
+        <w:t xml:space="preserve">秒存在性保持以降低单帧漏检造成的界面抖动；隐私动作以状态跃迁触发，避免每帧重复通知。电脑通信路径为非阻塞、尽力而为，失败只丢失本次远端动作，不反向阻塞摄像头和本地告警。模型异常会进入明确的 </w:t>
+      </w:r>
+      <w:r>
+        <w:rPr/>
+        <w:t xml:space="preserve">AI ERROR </w:t>
+      </w:r>
+      <w:r>
+        <w:rPr/>
+        <w:t xml:space="preserve">安全状态，不使用不可靠的颜色结果冒充 </w:t>
+      </w:r>
+      <w:r>
+        <w:rPr/>
+        <w:t xml:space="preserve">AI </w:t>
+      </w:r>
+      <w:r>
+        <w:rPr/>
+        <w:t>检测。</w:t>
+      </w:r>
+    </w:p>
+    <w:p>
+      <w:pPr>
+        <w:pStyle w:val="Heading2"/>
+        <w:keepNext w:val="true"/>
+        <w:numPr>
+          <w:ilvl w:val="0"/>
+          <w:numId w:val="0"/>
+        </w:numPr>
+        <w:pBdr>
+          <w:bottom w:val="single" w:sz="12" w:space="3" w:color="4DA3D9"/>
+        </w:pBdr>
+        <w:bidi w:val="0"/>
+        <w:spacing w:before="270" w:after="120"/>
+        <w:jc w:val="start"/>
+        <w:rPr/>
+      </w:pPr>
+      <w:r>
+        <w:rPr/>
+        <w:t xml:space="preserve">3.4 </w:t>
+      </w:r>
+      <w:r>
+        <w:rPr/>
+        <w:t>实现过程、软硬件与交互</w:t>
+      </w:r>
+    </w:p>
+    <w:p>
+      <w:pPr>
+        <w:pStyle w:val="TextBody"/>
+        <w:bidi w:val="0"/>
+        <w:spacing w:lineRule="auto" w:line="276" w:before="90" w:after="90"/>
+        <w:ind w:start="90" w:end="90" w:hanging="0"/>
+        <w:jc w:val="both"/>
+        <w:rPr/>
+      </w:pPr>
+      <w:r>
+        <w:rPr/>
+        <w:t xml:space="preserve">开发首先完成摄像头和 </w:t>
+      </w:r>
+      <w:r>
+        <w:rPr/>
+        <w:t xml:space="preserve">LCD </w:t>
+      </w:r>
+      <w:r>
+        <w:rPr/>
+        <w:t xml:space="preserve">通路，再以 </w:t>
+      </w:r>
+      <w:r>
+        <w:rPr/>
+        <w:t xml:space="preserve">ESP-DL </w:t>
+      </w:r>
+      <w:r>
+        <w:rPr/>
+        <w:t>替换早期颜色启发式检测。随后加入多框映射、人数策略、久坐计时、隐私状态、差异化灯效、</w:t>
+      </w:r>
+      <w:r>
+        <w:rPr/>
+        <w:t xml:space="preserve">LittleFS </w:t>
+      </w:r>
+      <w:r>
+        <w:rPr/>
+        <w:t xml:space="preserve">留存和 </w:t>
+      </w:r>
+      <w:r>
+        <w:rPr/>
+        <w:t xml:space="preserve">USB </w:t>
+      </w:r>
+      <w:r>
+        <w:rPr/>
+        <w:t>电脑代理。每次功能修改通过主机单测、完整固件编译和实机观察逐层验证。</w:t>
+      </w:r>
+    </w:p>
+    <w:p>
+      <w:pPr>
+        <w:pStyle w:val="TextBody"/>
+        <w:bidi w:val="0"/>
+        <w:spacing w:lineRule="auto" w:line="276" w:before="90" w:after="90"/>
+        <w:ind w:start="90" w:end="90" w:hanging="0"/>
+        <w:jc w:val="both"/>
+        <w:rPr/>
+      </w:pPr>
+      <w:r>
+        <w:rPr/>
+        <w:t>关键流程：</w:t>
+      </w:r>
+    </w:p>
+    <w:p>
+      <w:pPr>
+        <w:pStyle w:val="PreformattedText"/>
+        <w:pBdr>
+          <w:left w:val="single" w:sz="24" w:space="8" w:color="4DA3D9"/>
+        </w:pBdr>
+        <w:bidi w:val="0"/>
+        <w:spacing w:before="0" w:after="0"/>
+        <w:jc w:val="start"/>
+        <w:rPr/>
+      </w:pPr>
+      <w:r>
+        <w:rPr>
+          <w:rStyle w:val="SourceText"/>
+        </w:rPr>
+        <w:t xml:space="preserve">取帧 → 推理是否成功？ ─否→ </w:t>
+      </w:r>
+      <w:r>
+        <w:rPr>
+          <w:rStyle w:val="SourceText"/>
+        </w:rPr>
+        <w:t xml:space="preserve">AI ERROR </w:t>
+      </w:r>
+      <w:r>
+        <w:rPr>
+          <w:rStyle w:val="SourceText"/>
+        </w:rPr>
+        <w:t>安全状态并继续重试</w:t>
+      </w:r>
+    </w:p>
+    <w:p>
+      <w:pPr>
+        <w:pStyle w:val="PreformattedText"/>
+        <w:pBdr>
+          <w:left w:val="single" w:sz="24" w:space="8" w:color="4DA3D9"/>
+        </w:pBdr>
+        <w:bidi w:val="0"/>
+        <w:spacing w:before="0" w:after="0"/>
+        <w:jc w:val="start"/>
+        <w:rPr/>
+      </w:pPr>
+      <w:r>
+        <w:rPr>
+          <w:rStyle w:val="SourceText"/>
+        </w:rPr>
+        <w:t xml:space="preserve">  │</w:t>
+      </w:r>
+      <w:r>
+        <w:rPr>
+          <w:rStyle w:val="SourceText"/>
+        </w:rPr>
+        <w:t>是</w:t>
+      </w:r>
+    </w:p>
+    <w:p>
+      <w:pPr>
+        <w:pStyle w:val="PreformattedText"/>
+        <w:pBdr>
+          <w:left w:val="single" w:sz="24" w:space="8" w:color="4DA3D9"/>
+        </w:pBdr>
+        <w:bidi w:val="0"/>
+        <w:spacing w:before="0" w:after="0"/>
+        <w:jc w:val="start"/>
+        <w:rPr/>
+      </w:pPr>
+      <w:r>
+        <w:rPr>
+          <w:rStyle w:val="SourceText"/>
+        </w:rPr>
+        <w:t xml:space="preserve">  ↓</w:t>
+      </w:r>
+    </w:p>
+    <w:p>
+      <w:pPr>
+        <w:pStyle w:val="PreformattedText"/>
+        <w:pBdr>
+          <w:left w:val="single" w:sz="24" w:space="8" w:color="4DA3D9"/>
+        </w:pBdr>
+        <w:bidi w:val="0"/>
+        <w:spacing w:before="0" w:after="0"/>
+        <w:jc w:val="start"/>
+        <w:rPr/>
+      </w:pPr>
+      <w:r>
+        <w:rPr>
+          <w:rStyle w:val="SourceText"/>
+        </w:rPr>
+        <w:t>更新人脸框</w:t>
+      </w:r>
+      <w:r>
+        <w:rPr>
+          <w:rStyle w:val="SourceText"/>
+        </w:rPr>
+        <w:t>/</w:t>
+      </w:r>
+      <w:r>
+        <w:rPr>
+          <w:rStyle w:val="SourceText"/>
+        </w:rPr>
+        <w:t>人数 → 更新久坐与隐私状态 → 生成去重事件</w:t>
+      </w:r>
+    </w:p>
+    <w:p>
+      <w:pPr>
+        <w:pStyle w:val="PreformattedText"/>
+        <w:pBdr>
+          <w:left w:val="single" w:sz="24" w:space="8" w:color="4DA3D9"/>
+        </w:pBdr>
+        <w:bidi w:val="0"/>
+        <w:spacing w:before="0" w:after="0"/>
+        <w:jc w:val="start"/>
+        <w:rPr/>
+      </w:pPr>
+      <w:r>
+        <w:rPr>
+          <w:rStyle w:val="SourceText"/>
+        </w:rPr>
+        <w:t xml:space="preserve">  ↓                                      ↓</w:t>
+      </w:r>
+    </w:p>
+    <w:p>
+      <w:pPr>
+        <w:pStyle w:val="PreformattedText"/>
+        <w:pBdr>
+          <w:left w:val="single" w:sz="24" w:space="8" w:color="4DA3D9"/>
+        </w:pBdr>
+        <w:bidi w:val="0"/>
+        <w:spacing w:before="0" w:after="0"/>
+        <w:jc w:val="start"/>
+        <w:rPr/>
+      </w:pPr>
+      <w:r>
+        <w:rPr>
+          <w:rStyle w:val="SourceText"/>
+        </w:rPr>
+        <w:t xml:space="preserve">LCD + Power LED </w:t>
+      </w:r>
+      <w:r>
+        <w:rPr>
+          <w:rStyle w:val="SourceText"/>
+        </w:rPr>
+        <w:t xml:space="preserve">本地反馈        </w:t>
+      </w:r>
+      <w:r>
+        <w:rPr>
+          <w:rStyle w:val="SourceText"/>
+        </w:rPr>
+        <w:t>LittleFS + USB/HTTP</w:t>
+      </w:r>
+    </w:p>
+    <w:p>
+      <w:pPr>
+        <w:pStyle w:val="PreformattedText"/>
+        <w:pBdr>
+          <w:left w:val="single" w:sz="24" w:space="8" w:color="4DA3D9"/>
+        </w:pBdr>
+        <w:bidi w:val="0"/>
+        <w:spacing w:before="0" w:after="0"/>
+        <w:jc w:val="start"/>
+        <w:rPr/>
+      </w:pPr>
+      <w:r>
+        <w:rPr>
+          <w:rStyle w:val="SourceText"/>
+        </w:rPr>
+        <w:t xml:space="preserve">                                         ↓</w:t>
+      </w:r>
+    </w:p>
+    <w:p>
+      <w:pPr>
+        <w:pStyle w:val="PreformattedText"/>
+        <w:bidi w:val="0"/>
+        <w:spacing w:before="0" w:after="283"/>
+        <w:jc w:val="start"/>
+        <w:rPr/>
+      </w:pPr>
+      <w:r>
+        <w:rPr>
+          <w:rStyle w:val="SourceText"/>
+        </w:rPr>
+        <w:t xml:space="preserve">                              </w:t>
+      </w:r>
+      <w:r>
+        <w:rPr>
+          <w:rStyle w:val="SourceText"/>
+        </w:rPr>
+        <w:t>电脑通知</w:t>
+      </w:r>
+      <w:r>
+        <w:rPr>
+          <w:rStyle w:val="SourceText"/>
+        </w:rPr>
+        <w:t>/</w:t>
+      </w:r>
+      <w:r>
+        <w:rPr>
+          <w:rStyle w:val="SourceText"/>
+        </w:rPr>
+        <w:t xml:space="preserve">遮罩 </w:t>
+      </w:r>
+      <w:r>
+        <w:rPr>
+          <w:rStyle w:val="SourceText"/>
+        </w:rPr>
+        <w:t xml:space="preserve">+ JSONL </w:t>
+      </w:r>
+      <w:r>
+        <w:rPr>
+          <w:rStyle w:val="SourceText"/>
+        </w:rPr>
+        <w:t>统计</w:t>
+      </w:r>
+    </w:p>
+    <w:p>
+      <w:pPr>
+        <w:pStyle w:val="TextBody"/>
+        <w:bidi w:val="0"/>
+        <w:spacing w:lineRule="auto" w:line="276" w:before="90" w:after="90"/>
+        <w:ind w:start="90" w:end="90" w:hanging="0"/>
+        <w:jc w:val="both"/>
+        <w:rPr/>
+      </w:pPr>
+      <w:r>
+        <w:rPr/>
+        <w:t xml:space="preserve">关键 </w:t>
+      </w:r>
+      <w:r>
+        <w:rPr/>
+        <w:t>BOM</w:t>
+      </w:r>
+      <w:r>
+        <w:rPr/>
+        <w:t>：</w:t>
+      </w:r>
+      <w:r>
+        <w:rPr/>
+        <w:t xml:space="preserve">ESP32-S3-EYE </w:t>
+      </w:r>
+      <w:r>
+        <w:rPr/>
+        <w:t xml:space="preserve">开发板 </w:t>
+      </w:r>
+      <w:r>
+        <w:rPr/>
+        <w:t xml:space="preserve">1 </w:t>
+      </w:r>
+      <w:r>
+        <w:rPr/>
+        <w:t>块、</w:t>
+      </w:r>
+      <w:r>
+        <w:rPr/>
+        <w:t xml:space="preserve">USB </w:t>
+      </w:r>
+      <w:r>
+        <w:rPr/>
+        <w:t xml:space="preserve">数据线 </w:t>
+      </w:r>
+      <w:r>
+        <w:rPr/>
+        <w:t xml:space="preserve">1 </w:t>
+      </w:r>
+      <w:r>
+        <w:rPr/>
+        <w:t xml:space="preserve">根、运行 </w:t>
+      </w:r>
+      <w:r>
+        <w:rPr/>
+        <w:t xml:space="preserve">Linux/Windows/macOS </w:t>
+      </w:r>
+      <w:r>
+        <w:rPr/>
+        <w:t xml:space="preserve">的电脑 </w:t>
+      </w:r>
+      <w:r>
+        <w:rPr/>
+        <w:t xml:space="preserve">1 </w:t>
+      </w:r>
+      <w:r>
+        <w:rPr/>
+        <w:t xml:space="preserve">台；无需外接传感器。使用板载 </w:t>
+      </w:r>
+      <w:r>
+        <w:rPr/>
+        <w:t xml:space="preserve">OV2640 </w:t>
+      </w:r>
+      <w:r>
+        <w:rPr/>
+        <w:t>摄像头、</w:t>
+      </w:r>
+      <w:r>
+        <w:rPr/>
+        <w:t>ST7789 LCD</w:t>
+      </w:r>
+      <w:r>
+        <w:rPr/>
+        <w:t>、</w:t>
+      </w:r>
+      <w:r>
+        <w:rPr/>
+        <w:t xml:space="preserve">GPIO3 </w:t>
+      </w:r>
+      <w:r>
+        <w:rPr/>
+        <w:t xml:space="preserve">绿色 </w:t>
+      </w:r>
+      <w:r>
+        <w:rPr/>
+        <w:t xml:space="preserve">Power LED </w:t>
+      </w:r>
+      <w:r>
+        <w:rPr/>
+        <w:t xml:space="preserve">和 </w:t>
+      </w:r>
+      <w:r>
+        <w:rPr/>
+        <w:t xml:space="preserve">BOOT </w:t>
+      </w:r>
+      <w:r>
+        <w:rPr/>
+        <w:t xml:space="preserve">键。本项目没有开发全新硬件平台，主要工作是 </w:t>
+      </w:r>
+      <w:r>
+        <w:rPr/>
+        <w:t xml:space="preserve">openvela </w:t>
+      </w:r>
+      <w:r>
+        <w:rPr/>
+        <w:t>应用、</w:t>
+      </w:r>
+      <w:r>
+        <w:rPr/>
+        <w:t xml:space="preserve">Power LED </w:t>
+      </w:r>
+      <w:r>
+        <w:rPr/>
+        <w:t xml:space="preserve">设备注册和 </w:t>
+      </w:r>
+      <w:r>
+        <w:rPr/>
+        <w:t xml:space="preserve">ESP-DL </w:t>
+      </w:r>
+      <w:r>
+        <w:rPr/>
+        <w:t>兼容适配。</w:t>
+      </w:r>
+    </w:p>
+    <w:p>
+      <w:pPr>
+        <w:pStyle w:val="TextBody"/>
+        <w:bidi w:val="0"/>
+        <w:spacing w:lineRule="auto" w:line="276" w:before="90" w:after="90"/>
+        <w:ind w:start="90" w:end="90" w:hanging="0"/>
+        <w:jc w:val="both"/>
+        <w:rPr/>
+      </w:pPr>
+      <w:r>
+        <w:rPr/>
+        <w:t xml:space="preserve">最终交互为：短按 </w:t>
+      </w:r>
+      <w:r>
+        <w:rPr/>
+        <w:t xml:space="preserve">BOOT </w:t>
+      </w:r>
+      <w:r>
+        <w:rPr/>
+        <w:t xml:space="preserve">确认提醒；按住 </w:t>
+      </w:r>
+      <w:r>
+        <w:rPr/>
+        <w:t xml:space="preserve">3–7 </w:t>
+      </w:r>
+      <w:r>
+        <w:rPr/>
+        <w:t xml:space="preserve">秒后松开切换隐私；按住至少 </w:t>
+      </w:r>
+      <w:r>
+        <w:rPr/>
+        <w:t xml:space="preserve">8 </w:t>
+      </w:r>
+      <w:r>
+        <w:rPr/>
+        <w:t xml:space="preserve">秒后松开切换 </w:t>
+      </w:r>
+      <w:r>
+        <w:rPr/>
+        <w:t>Demo</w:t>
+      </w:r>
+      <w:r>
+        <w:rPr/>
+        <w:t>。</w:t>
+      </w:r>
+      <w:r>
+        <w:rPr/>
+        <w:t xml:space="preserve">Demo </w:t>
+      </w:r>
+      <w:r>
+        <w:rPr/>
+        <w:t xml:space="preserve">将久坐阈值缩短至 </w:t>
+      </w:r>
+      <w:r>
+        <w:rPr/>
+        <w:t xml:space="preserve">20 </w:t>
+      </w:r>
+      <w:r>
+        <w:rPr/>
+        <w:t xml:space="preserve">秒，便于 </w:t>
+      </w:r>
+      <w:r>
+        <w:rPr/>
+        <w:t xml:space="preserve">5 </w:t>
+      </w:r>
+      <w:r>
+        <w:rPr/>
+        <w:t>分钟视频展示。</w:t>
+      </w:r>
+      <w:r>
+        <w:rPr/>
+        <w:t xml:space="preserve">MENU/UP </w:t>
+      </w:r>
+      <w:r>
+        <w:rPr/>
+        <w:t>等电阻按键在当前硬件上读数不可区分，因此未作为最终入口。</w:t>
+      </w:r>
+    </w:p>
+    <w:p>
+      <w:pPr>
+        <w:pStyle w:val="TextBody"/>
+        <w:bidi w:val="0"/>
+        <w:spacing w:lineRule="auto" w:line="276" w:before="90" w:after="90"/>
+        <w:ind w:start="90" w:end="90" w:hanging="0"/>
+        <w:jc w:val="both"/>
+        <w:rPr/>
+      </w:pPr>
+      <w:r>
+        <w:rPr/>
+        <w:t>摄像头帧只在开发板内处理。电脑只收到结构化事件，不收到图像。电脑代理限制事件类型；</w:t>
+      </w:r>
+      <w:r>
+        <w:rPr/>
+        <w:t xml:space="preserve">HTTP </w:t>
+      </w:r>
+      <w:r>
+        <w:rPr/>
+        <w:t xml:space="preserve">模式要求 </w:t>
+      </w:r>
+      <w:r>
+        <w:rPr/>
+        <w:t>Bearer Token</w:t>
+      </w:r>
+      <w:r>
+        <w:rPr/>
+        <w:t>；锁屏属于显式可选能力，默认关闭。</w:t>
+      </w:r>
+    </w:p>
+    <w:p>
+      <w:pPr>
+        <w:pStyle w:val="TextBody"/>
+        <w:bidi w:val="0"/>
+        <w:spacing w:lineRule="auto" w:line="276" w:before="90" w:after="90"/>
+        <w:ind w:start="90" w:end="90" w:hanging="0"/>
+        <w:jc w:val="both"/>
+        <w:rPr/>
+      </w:pPr>
+      <w:r>
+        <w:rPr/>
+        <w:t xml:space="preserve">仓库沉淀了自定义 </w:t>
+      </w:r>
+      <w:r>
+        <w:rPr/>
+        <w:t xml:space="preserve">Skill </w:t>
+      </w:r>
+      <w:r>
+        <w:rPr>
+          <w:rStyle w:val="SourceText"/>
+        </w:rPr>
+        <w:t>skills/develop-agentguard-openvela/</w:t>
+      </w:r>
+      <w:r>
+        <w:rPr/>
+        <w:t>，定义工作区定位、配置门禁、</w:t>
+      </w:r>
+      <w:r>
+        <w:rPr/>
+        <w:t xml:space="preserve">ESP-DL </w:t>
+      </w:r>
+      <w:r>
+        <w:rPr/>
+        <w:t xml:space="preserve">兼容边界、分区安全、测试和实机证据要求，触发场景为 </w:t>
+      </w:r>
+      <w:r>
+        <w:rPr/>
+        <w:t xml:space="preserve">AgentGuard </w:t>
+      </w:r>
+      <w:r>
+        <w:rPr/>
+        <w:t xml:space="preserve">的构建、调试、烧录及验收。当前 </w:t>
+      </w:r>
+      <w:r>
+        <w:rPr/>
+        <w:t xml:space="preserve">ESP32-S3 </w:t>
+      </w:r>
+      <w:r>
+        <w:rPr/>
+        <w:t xml:space="preserve">固件采用 </w:t>
+      </w:r>
+      <w:r>
+        <w:rPr/>
+        <w:t xml:space="preserve">ESP-DL </w:t>
+      </w:r>
+      <w:r>
+        <w:rPr/>
+        <w:t xml:space="preserve">加确定性状态机，没有集成 </w:t>
+      </w:r>
+      <w:r>
+        <w:rPr/>
+        <w:t>LLM/ai_agent</w:t>
+      </w:r>
+      <w:r>
+        <w:rPr/>
+        <w:t xml:space="preserve">，因此没有虚构 </w:t>
+      </w:r>
+      <w:r>
+        <w:rPr>
+          <w:rStyle w:val="SourceText"/>
+        </w:rPr>
+        <w:t>/data/agent/skills/</w:t>
+      </w:r>
+      <w:r>
+        <w:rPr/>
+        <w:t xml:space="preserve"> </w:t>
+      </w:r>
+      <w:r>
+        <w:rPr/>
+        <w:t xml:space="preserve">运行时执行能力；产品运行时“技能”由编译进固件的策略状态机执行。若评审将 </w:t>
+      </w:r>
+      <w:r>
+        <w:rPr>
+          <w:rStyle w:val="SourceText"/>
+        </w:rPr>
+        <w:t>/data/agent/skills/</w:t>
+      </w:r>
+      <w:r>
+        <w:rPr/>
+        <w:t xml:space="preserve"> </w:t>
+      </w:r>
+      <w:r>
+        <w:rPr/>
+        <w:t xml:space="preserve">解释为所有 </w:t>
+      </w:r>
+      <w:r>
+        <w:rPr/>
+        <w:t xml:space="preserve">AI </w:t>
+      </w:r>
+      <w:r>
+        <w:rPr/>
+        <w:t>硬件作品的强制部署项，这是本版本明确保留的合规差异。</w:t>
+      </w:r>
+    </w:p>
+    <w:p>
+      <w:pPr>
+        <w:pStyle w:val="Heading2"/>
+        <w:keepNext w:val="true"/>
+        <w:numPr>
+          <w:ilvl w:val="0"/>
+          <w:numId w:val="0"/>
+        </w:numPr>
+        <w:pBdr>
+          <w:bottom w:val="single" w:sz="12" w:space="3" w:color="4DA3D9"/>
+        </w:pBdr>
+        <w:bidi w:val="0"/>
+        <w:spacing w:before="270" w:after="120"/>
+        <w:jc w:val="start"/>
+        <w:rPr/>
+      </w:pPr>
+      <w:r>
+        <w:rPr/>
+        <w:t xml:space="preserve">3.5 </w:t>
+      </w:r>
+      <w:r>
+        <w:rPr/>
+        <w:t>测试、性能与可靠性</w:t>
+      </w:r>
+    </w:p>
+    <w:tbl>
+      <w:tblPr>
+        <w:tblW w:w="9866" w:type="dxa"/>
+        <w:jc w:val="start"/>
+        <w:tblInd w:w="0" w:type="dxa"/>
+        <w:tblLayout w:type="fixed"/>
+        <w:tblCellMar>
+          <w:top w:w="28" w:type="dxa"/>
+          <w:start w:w="28" w:type="dxa"/>
+          <w:bottom w:w="28" w:type="dxa"/>
+          <w:end w:w="28" w:type="dxa"/>
+        </w:tblCellMar>
+      </w:tblPr>
+      <w:tblGrid>
+        <w:gridCol w:w="981"/>
+        <w:gridCol w:w="5921"/>
+        <w:gridCol w:w="2964"/>
+      </w:tblGrid>
+      <w:tr>
+        <w:trPr/>
+        <w:tc>
+          <w:tcPr>
+            <w:tcW w:w="981" w:type="dxa"/>
+            <w:tcBorders/>
+            <w:vAlign w:val="center"/>
+          </w:tcPr>
+          <w:p>
+            <w:pPr>
+              <w:pStyle w:val="TableHeading"/>
+              <w:suppressLineNumbers/>
+              <w:bidi w:val="0"/>
+              <w:jc w:val="center"/>
+              <w:rPr/>
+            </w:pPr>
+            <w:r>
+              <w:rPr/>
+              <w:t>项目</w:t>
+            </w:r>
+          </w:p>
+        </w:tc>
+        <w:tc>
+          <w:tcPr>
+            <w:tcW w:w="5921" w:type="dxa"/>
+            <w:tcBorders/>
+            <w:vAlign w:val="center"/>
+          </w:tcPr>
+          <w:p>
+            <w:pPr>
+              <w:pStyle w:val="TableHeading"/>
+              <w:suppressLineNumbers/>
+              <w:bidi w:val="0"/>
+              <w:jc w:val="center"/>
+              <w:rPr/>
+            </w:pPr>
+            <w:r>
+              <w:rPr/>
+              <w:t>结果</w:t>
+            </w:r>
+          </w:p>
+        </w:tc>
+        <w:tc>
+          <w:tcPr>
+            <w:tcW w:w="2964" w:type="dxa"/>
+            <w:tcBorders/>
+            <w:vAlign w:val="center"/>
+          </w:tcPr>
+          <w:p>
+            <w:pPr>
+              <w:pStyle w:val="TableHeading"/>
+              <w:suppressLineNumbers/>
+              <w:bidi w:val="0"/>
+              <w:jc w:val="center"/>
+              <w:rPr/>
+            </w:pPr>
+            <w:r>
+              <w:rPr/>
+              <w:t>说明</w:t>
+            </w:r>
+          </w:p>
+        </w:tc>
+      </w:tr>
+      <w:tr>
+        <w:trPr/>
+        <w:tc>
+          <w:tcPr>
+            <w:tcW w:w="981" w:type="dxa"/>
             <w:tcBorders/>
             <w:vAlign w:val="center"/>
           </w:tcPr>
@@ -2245,7 +2253,7 @@
         </w:tc>
         <w:tc>
           <w:tcPr>
-            <w:tcW w:w="5925" w:type="dxa"/>
+            <w:tcW w:w="5921" w:type="dxa"/>
             <w:tcBorders/>
             <w:vAlign w:val="center"/>
           </w:tcPr>
@@ -2273,7 +2281,7 @@
         </w:tc>
         <w:tc>
           <w:tcPr>
-            <w:tcW w:w="2937" w:type="dxa"/>
+            <w:tcW w:w="2964" w:type="dxa"/>
             <w:tcBorders/>
             <w:vAlign w:val="center"/>
           </w:tcPr>
@@ -2298,7 +2306,7 @@
         <w:trPr/>
         <w:tc>
           <w:tcPr>
-            <w:tcW w:w="1004" w:type="dxa"/>
+            <w:tcW w:w="981" w:type="dxa"/>
             <w:tcBorders/>
             <w:vAlign w:val="center"/>
           </w:tcPr>
@@ -2320,7 +2328,7 @@
         </w:tc>
         <w:tc>
           <w:tcPr>
-            <w:tcW w:w="5925" w:type="dxa"/>
+            <w:tcW w:w="5921" w:type="dxa"/>
             <w:tcBorders/>
             <w:vAlign w:val="center"/>
           </w:tcPr>
@@ -2348,7 +2356,7 @@
         </w:tc>
         <w:tc>
           <w:tcPr>
-            <w:tcW w:w="2937" w:type="dxa"/>
+            <w:tcW w:w="2964" w:type="dxa"/>
             <w:tcBorders/>
             <w:vAlign w:val="center"/>
           </w:tcPr>
@@ -2373,7 +2381,7 @@
         <w:trPr/>
         <w:tc>
           <w:tcPr>
-            <w:tcW w:w="1004" w:type="dxa"/>
+            <w:tcW w:w="981" w:type="dxa"/>
             <w:tcBorders/>
             <w:vAlign w:val="center"/>
           </w:tcPr>
@@ -2395,7 +2403,7 @@
         </w:tc>
         <w:tc>
           <w:tcPr>
-            <w:tcW w:w="5925" w:type="dxa"/>
+            <w:tcW w:w="5921" w:type="dxa"/>
             <w:tcBorders/>
             <w:vAlign w:val="center"/>
           </w:tcPr>
@@ -2427,7 +2435,7 @@
         </w:tc>
         <w:tc>
           <w:tcPr>
-            <w:tcW w:w="2937" w:type="dxa"/>
+            <w:tcW w:w="2964" w:type="dxa"/>
             <w:tcBorders/>
             <w:vAlign w:val="center"/>
           </w:tcPr>
@@ -2452,7 +2460,7 @@
         <w:trPr/>
         <w:tc>
           <w:tcPr>
-            <w:tcW w:w="1004" w:type="dxa"/>
+            <w:tcW w:w="981" w:type="dxa"/>
             <w:tcBorders/>
             <w:vAlign w:val="center"/>
           </w:tcPr>
@@ -2474,7 +2482,7 @@
         </w:tc>
         <w:tc>
           <w:tcPr>
-            <w:tcW w:w="5925" w:type="dxa"/>
+            <w:tcW w:w="5921" w:type="dxa"/>
             <w:tcBorders/>
             <w:vAlign w:val="center"/>
           </w:tcPr>
@@ -2532,7 +2540,7 @@
         </w:tc>
         <w:tc>
           <w:tcPr>
-            <w:tcW w:w="2937" w:type="dxa"/>
+            <w:tcW w:w="2964" w:type="dxa"/>
             <w:tcBorders/>
             <w:vAlign w:val="center"/>
           </w:tcPr>
@@ -2557,7 +2565,7 @@
         <w:trPr/>
         <w:tc>
           <w:tcPr>
-            <w:tcW w:w="1004" w:type="dxa"/>
+            <w:tcW w:w="981" w:type="dxa"/>
             <w:tcBorders/>
             <w:vAlign w:val="center"/>
           </w:tcPr>
@@ -2579,7 +2587,7 @@
         </w:tc>
         <w:tc>
           <w:tcPr>
-            <w:tcW w:w="5925" w:type="dxa"/>
+            <w:tcW w:w="5921" w:type="dxa"/>
             <w:tcBorders/>
             <w:vAlign w:val="center"/>
           </w:tcPr>
@@ -2633,7 +2641,7 @@
         </w:tc>
         <w:tc>
           <w:tcPr>
-            <w:tcW w:w="2937" w:type="dxa"/>
+            <w:tcW w:w="2964" w:type="dxa"/>
             <w:tcBorders/>
             <w:vAlign w:val="center"/>
           </w:tcPr>
@@ -2666,7 +2674,7 @@
         <w:trPr/>
         <w:tc>
           <w:tcPr>
-            <w:tcW w:w="1004" w:type="dxa"/>
+            <w:tcW w:w="981" w:type="dxa"/>
             <w:tcBorders/>
             <w:vAlign w:val="center"/>
           </w:tcPr>
@@ -2688,7 +2696,7 @@
         </w:tc>
         <w:tc>
           <w:tcPr>
-            <w:tcW w:w="5925" w:type="dxa"/>
+            <w:tcW w:w="5921" w:type="dxa"/>
             <w:tcBorders/>
             <w:vAlign w:val="center"/>
           </w:tcPr>
@@ -2722,7 +2730,7 @@
         </w:tc>
         <w:tc>
           <w:tcPr>
-            <w:tcW w:w="2937" w:type="dxa"/>
+            <w:tcW w:w="2964" w:type="dxa"/>
             <w:tcBorders/>
             <w:vAlign w:val="center"/>
           </w:tcPr>
@@ -2755,7 +2763,7 @@
         <w:trPr/>
         <w:tc>
           <w:tcPr>
-            <w:tcW w:w="1004" w:type="dxa"/>
+            <w:tcW w:w="981" w:type="dxa"/>
             <w:tcBorders/>
             <w:vAlign w:val="center"/>
           </w:tcPr>
@@ -2777,7 +2785,7 @@
         </w:tc>
         <w:tc>
           <w:tcPr>
-            <w:tcW w:w="5925" w:type="dxa"/>
+            <w:tcW w:w="5921" w:type="dxa"/>
             <w:tcBorders/>
             <w:vAlign w:val="center"/>
           </w:tcPr>
@@ -2803,7 +2811,7 @@
         </w:tc>
         <w:tc>
           <w:tcPr>
-            <w:tcW w:w="2937" w:type="dxa"/>
+            <w:tcW w:w="2964" w:type="dxa"/>
             <w:tcBorders/>
             <w:vAlign w:val="center"/>
           </w:tcPr>
@@ -2842,7 +2850,7 @@
         <w:trPr/>
         <w:tc>
           <w:tcPr>
-            <w:tcW w:w="1004" w:type="dxa"/>
+            <w:tcW w:w="981" w:type="dxa"/>
             <w:tcBorders/>
             <w:vAlign w:val="center"/>
           </w:tcPr>
@@ -2864,7 +2872,7 @@
         </w:tc>
         <w:tc>
           <w:tcPr>
-            <w:tcW w:w="5925" w:type="dxa"/>
+            <w:tcW w:w="5921" w:type="dxa"/>
             <w:tcBorders/>
             <w:vAlign w:val="center"/>
           </w:tcPr>
@@ -2886,7 +2894,7 @@
         </w:tc>
         <w:tc>
           <w:tcPr>
-            <w:tcW w:w="2937" w:type="dxa"/>
+            <w:tcW w:w="2964" w:type="dxa"/>
             <w:tcBorders/>
             <w:vAlign w:val="center"/>
           </w:tcPr>
@@ -2919,7 +2927,7 @@
         <w:trPr/>
         <w:tc>
           <w:tcPr>
-            <w:tcW w:w="1004" w:type="dxa"/>
+            <w:tcW w:w="981" w:type="dxa"/>
             <w:tcBorders/>
             <w:vAlign w:val="center"/>
           </w:tcPr>
@@ -2945,7 +2953,7 @@
         </w:tc>
         <w:tc>
           <w:tcPr>
-            <w:tcW w:w="5925" w:type="dxa"/>
+            <w:tcW w:w="5921" w:type="dxa"/>
             <w:tcBorders/>
             <w:vAlign w:val="center"/>
           </w:tcPr>
@@ -2987,7 +2995,7 @@
         </w:tc>
         <w:tc>
           <w:tcPr>
-            <w:tcW w:w="2937" w:type="dxa"/>
+            <w:tcW w:w="2964" w:type="dxa"/>
             <w:tcBorders/>
             <w:vAlign w:val="center"/>
           </w:tcPr>
@@ -3022,7 +3030,7 @@
         <w:trPr/>
         <w:tc>
           <w:tcPr>
-            <w:tcW w:w="1004" w:type="dxa"/>
+            <w:tcW w:w="981" w:type="dxa"/>
             <w:tcBorders/>
             <w:vAlign w:val="center"/>
           </w:tcPr>
@@ -3048,7 +3056,7 @@
         </w:tc>
         <w:tc>
           <w:tcPr>
-            <w:tcW w:w="5925" w:type="dxa"/>
+            <w:tcW w:w="5921" w:type="dxa"/>
             <w:tcBorders/>
             <w:vAlign w:val="center"/>
           </w:tcPr>
@@ -3072,7 +3080,7 @@
         </w:tc>
         <w:tc>
           <w:tcPr>
-            <w:tcW w:w="2937" w:type="dxa"/>
+            <w:tcW w:w="2964" w:type="dxa"/>
             <w:tcBorders/>
             <w:vAlign w:val="center"/>
           </w:tcPr>
@@ -3109,7 +3117,7 @@
         <w:trPr/>
         <w:tc>
           <w:tcPr>
-            <w:tcW w:w="1004" w:type="dxa"/>
+            <w:tcW w:w="981" w:type="dxa"/>
             <w:tcBorders/>
             <w:vAlign w:val="center"/>
           </w:tcPr>
@@ -3131,7 +3139,7 @@
         </w:tc>
         <w:tc>
           <w:tcPr>
-            <w:tcW w:w="5925" w:type="dxa"/>
+            <w:tcW w:w="5921" w:type="dxa"/>
             <w:tcBorders/>
             <w:vAlign w:val="center"/>
           </w:tcPr>
@@ -3153,7 +3161,7 @@
         </w:tc>
         <w:tc>
           <w:tcPr>
-            <w:tcW w:w="2937" w:type="dxa"/>
+            <w:tcW w:w="2964" w:type="dxa"/>
             <w:tcBorders/>
             <w:vAlign w:val="center"/>
           </w:tcPr>
@@ -3180,7 +3188,7 @@
         <w:trPr/>
         <w:tc>
           <w:tcPr>
-            <w:tcW w:w="1004" w:type="dxa"/>
+            <w:tcW w:w="981" w:type="dxa"/>
             <w:tcBorders/>
             <w:vAlign w:val="center"/>
           </w:tcPr>
@@ -3202,7 +3210,7 @@
         </w:tc>
         <w:tc>
           <w:tcPr>
-            <w:tcW w:w="5925" w:type="dxa"/>
+            <w:tcW w:w="5921" w:type="dxa"/>
             <w:tcBorders/>
             <w:vAlign w:val="center"/>
           </w:tcPr>
@@ -3228,7 +3236,7 @@
         </w:tc>
         <w:tc>
           <w:tcPr>
-            <w:tcW w:w="2937" w:type="dxa"/>
+            <w:tcW w:w="2964" w:type="dxa"/>
             <w:tcBorders/>
             <w:vAlign w:val="center"/>
           </w:tcPr>
@@ -3277,7 +3285,7 @@
         <w:trPr/>
         <w:tc>
           <w:tcPr>
-            <w:tcW w:w="1004" w:type="dxa"/>
+            <w:tcW w:w="981" w:type="dxa"/>
             <w:tcBorders/>
             <w:vAlign w:val="center"/>
           </w:tcPr>
@@ -3299,7 +3307,7 @@
         </w:tc>
         <w:tc>
           <w:tcPr>
-            <w:tcW w:w="5925" w:type="dxa"/>
+            <w:tcW w:w="5921" w:type="dxa"/>
             <w:tcBorders/>
             <w:vAlign w:val="center"/>
           </w:tcPr>
@@ -3321,7 +3329,7 @@
         </w:tc>
         <w:tc>
           <w:tcPr>
-            <w:tcW w:w="2937" w:type="dxa"/>
+            <w:tcW w:w="2964" w:type="dxa"/>
             <w:tcBorders/>
             <w:vAlign w:val="center"/>
           </w:tcPr>
@@ -3350,7 +3358,7 @@
         <w:trPr/>
         <w:tc>
           <w:tcPr>
-            <w:tcW w:w="1004" w:type="dxa"/>
+            <w:tcW w:w="981" w:type="dxa"/>
             <w:tcBorders/>
             <w:vAlign w:val="center"/>
           </w:tcPr>
@@ -3376,23 +3384,23 @@
         </w:tc>
         <w:tc>
           <w:tcPr>
-            <w:tcW w:w="5925" w:type="dxa"/>
-            <w:tcBorders/>
-            <w:vAlign w:val="center"/>
-          </w:tcPr>
-          <w:p>
-            <w:pPr>
-              <w:pStyle w:val="TableContents"/>
-              <w:widowControl w:val="false"/>
-              <w:suppressLineNumbers/>
-              <w:bidi w:val="0"/>
-              <w:spacing w:lineRule="auto" w:line="336"/>
-              <w:jc w:val="start"/>
-              <w:rPr/>
-            </w:pPr>
-            <w:r>
-              <w:rPr/>
-              <w:t xml:space="preserve">16 </w:t>
+            <w:tcW w:w="5921" w:type="dxa"/>
+            <w:tcBorders/>
+            <w:vAlign w:val="center"/>
+          </w:tcPr>
+          <w:p>
+            <w:pPr>
+              <w:pStyle w:val="TableContents"/>
+              <w:widowControl w:val="false"/>
+              <w:suppressLineNumbers/>
+              <w:bidi w:val="0"/>
+              <w:spacing w:lineRule="auto" w:line="336"/>
+              <w:jc w:val="start"/>
+              <w:rPr/>
+            </w:pPr>
+            <w:r>
+              <w:rPr/>
+              <w:t xml:space="preserve">15 </w:t>
             </w:r>
             <w:r>
               <w:rPr/>
@@ -3400,7 +3408,7 @@
             </w:r>
             <w:r>
               <w:rPr/>
-              <w:t xml:space="preserve">2,229 </w:t>
+              <w:t xml:space="preserve">1,820 </w:t>
             </w:r>
             <w:r>
               <w:rPr/>
@@ -3410,7 +3418,7 @@
         </w:tc>
         <w:tc>
           <w:tcPr>
-            <w:tcW w:w="2937" w:type="dxa"/>
+            <w:tcW w:w="2964" w:type="dxa"/>
             <w:tcBorders/>
             <w:vAlign w:val="center"/>
           </w:tcPr>
@@ -3440,7 +3448,7 @@
             </w:r>
             <w:r>
               <w:rPr/>
-              <w:t>校验通过</w:t>
+              <w:t>校验通过；含个人邮箱的整份旧会话已按隐私规则删除</w:t>
             </w:r>
           </w:p>
         </w:tc>
@@ -3982,7 +3990,7 @@
             </w:r>
             <w:r>
               <w:rPr/>
-              <w:t xml:space="preserve">16 </w:t>
+              <w:t xml:space="preserve">15 </w:t>
             </w:r>
             <w:r>
               <w:rPr/>
@@ -3990,7 +3998,7 @@
             </w:r>
             <w:r>
               <w:rPr/>
-              <w:t xml:space="preserve">2,229 </w:t>
+              <w:t xml:space="preserve">1,820 </w:t>
             </w:r>
             <w:r>
               <w:rPr/>
@@ -3998,7 +4006,7 @@
             </w:r>
             <w:r>
               <w:rPr/>
-              <w:t xml:space="preserve">2,326,350 </w:t>
+              <w:t xml:space="preserve">1,910,855 </w:t>
             </w:r>
             <w:r>
               <w:rPr/>
@@ -4006,7 +4014,7 @@
             </w:r>
             <w:r>
               <w:rPr/>
-              <w:t xml:space="preserve">+ 95,461 </w:t>
+              <w:t xml:space="preserve">+ 81,241 </w:t>
             </w:r>
             <w:r>
               <w:rPr/>
@@ -4014,7 +4022,7 @@
             </w:r>
             <w:r>
               <w:rPr/>
-              <w:t>= 2,421,811 Token</w:t>
+              <w:t>= 1,992,096 Token</w:t>
             </w:r>
           </w:p>
         </w:tc>

--- a/submission/AgentGuard-技术报告.docx
+++ b/submission/AgentGuard-技术报告.docx
@@ -2160,15 +2160,15 @@
         </w:tblCellMar>
       </w:tblPr>
       <w:tblGrid>
-        <w:gridCol w:w="981"/>
-        <w:gridCol w:w="5921"/>
-        <w:gridCol w:w="2964"/>
+        <w:gridCol w:w="921"/>
+        <w:gridCol w:w="5909"/>
+        <w:gridCol w:w="3036"/>
       </w:tblGrid>
       <w:tr>
         <w:trPr/>
         <w:tc>
           <w:tcPr>
-            <w:tcW w:w="981" w:type="dxa"/>
+            <w:tcW w:w="921" w:type="dxa"/>
             <w:tcBorders/>
             <w:vAlign w:val="center"/>
           </w:tcPr>
@@ -2188,7 +2188,7 @@
         </w:tc>
         <w:tc>
           <w:tcPr>
-            <w:tcW w:w="5921" w:type="dxa"/>
+            <w:tcW w:w="5909" w:type="dxa"/>
             <w:tcBorders/>
             <w:vAlign w:val="center"/>
           </w:tcPr>
@@ -2208,7 +2208,7 @@
         </w:tc>
         <w:tc>
           <w:tcPr>
-            <w:tcW w:w="2964" w:type="dxa"/>
+            <w:tcW w:w="3036" w:type="dxa"/>
             <w:tcBorders/>
             <w:vAlign w:val="center"/>
           </w:tcPr>
@@ -2231,7 +2231,7 @@
         <w:trPr/>
         <w:tc>
           <w:tcPr>
-            <w:tcW w:w="981" w:type="dxa"/>
+            <w:tcW w:w="921" w:type="dxa"/>
             <w:tcBorders/>
             <w:vAlign w:val="center"/>
           </w:tcPr>
@@ -2253,7 +2253,7 @@
         </w:tc>
         <w:tc>
           <w:tcPr>
-            <w:tcW w:w="5921" w:type="dxa"/>
+            <w:tcW w:w="5909" w:type="dxa"/>
             <w:tcBorders/>
             <w:vAlign w:val="center"/>
           </w:tcPr>
@@ -2281,7 +2281,7 @@
         </w:tc>
         <w:tc>
           <w:tcPr>
-            <w:tcW w:w="2964" w:type="dxa"/>
+            <w:tcW w:w="3036" w:type="dxa"/>
             <w:tcBorders/>
             <w:vAlign w:val="center"/>
           </w:tcPr>
@@ -2306,7 +2306,7 @@
         <w:trPr/>
         <w:tc>
           <w:tcPr>
-            <w:tcW w:w="981" w:type="dxa"/>
+            <w:tcW w:w="921" w:type="dxa"/>
             <w:tcBorders/>
             <w:vAlign w:val="center"/>
           </w:tcPr>
@@ -2328,7 +2328,7 @@
         </w:tc>
         <w:tc>
           <w:tcPr>
-            <w:tcW w:w="5921" w:type="dxa"/>
+            <w:tcW w:w="5909" w:type="dxa"/>
             <w:tcBorders/>
             <w:vAlign w:val="center"/>
           </w:tcPr>
@@ -2356,7 +2356,7 @@
         </w:tc>
         <w:tc>
           <w:tcPr>
-            <w:tcW w:w="2964" w:type="dxa"/>
+            <w:tcW w:w="3036" w:type="dxa"/>
             <w:tcBorders/>
             <w:vAlign w:val="center"/>
           </w:tcPr>
@@ -2381,7 +2381,7 @@
         <w:trPr/>
         <w:tc>
           <w:tcPr>
-            <w:tcW w:w="981" w:type="dxa"/>
+            <w:tcW w:w="921" w:type="dxa"/>
             <w:tcBorders/>
             <w:vAlign w:val="center"/>
           </w:tcPr>
@@ -2403,7 +2403,7 @@
         </w:tc>
         <w:tc>
           <w:tcPr>
-            <w:tcW w:w="5921" w:type="dxa"/>
+            <w:tcW w:w="5909" w:type="dxa"/>
             <w:tcBorders/>
             <w:vAlign w:val="center"/>
           </w:tcPr>
@@ -2435,7 +2435,7 @@
         </w:tc>
         <w:tc>
           <w:tcPr>
-            <w:tcW w:w="2964" w:type="dxa"/>
+            <w:tcW w:w="3036" w:type="dxa"/>
             <w:tcBorders/>
             <w:vAlign w:val="center"/>
           </w:tcPr>
@@ -2460,7 +2460,7 @@
         <w:trPr/>
         <w:tc>
           <w:tcPr>
-            <w:tcW w:w="981" w:type="dxa"/>
+            <w:tcW w:w="921" w:type="dxa"/>
             <w:tcBorders/>
             <w:vAlign w:val="center"/>
           </w:tcPr>
@@ -2482,7 +2482,7 @@
         </w:tc>
         <w:tc>
           <w:tcPr>
-            <w:tcW w:w="5921" w:type="dxa"/>
+            <w:tcW w:w="5909" w:type="dxa"/>
             <w:tcBorders/>
             <w:vAlign w:val="center"/>
           </w:tcPr>
@@ -2540,7 +2540,7 @@
         </w:tc>
         <w:tc>
           <w:tcPr>
-            <w:tcW w:w="2964" w:type="dxa"/>
+            <w:tcW w:w="3036" w:type="dxa"/>
             <w:tcBorders/>
             <w:vAlign w:val="center"/>
           </w:tcPr>
@@ -2565,7 +2565,7 @@
         <w:trPr/>
         <w:tc>
           <w:tcPr>
-            <w:tcW w:w="981" w:type="dxa"/>
+            <w:tcW w:w="921" w:type="dxa"/>
             <w:tcBorders/>
             <w:vAlign w:val="center"/>
           </w:tcPr>
@@ -2587,7 +2587,7 @@
         </w:tc>
         <w:tc>
           <w:tcPr>
-            <w:tcW w:w="5921" w:type="dxa"/>
+            <w:tcW w:w="5909" w:type="dxa"/>
             <w:tcBorders/>
             <w:vAlign w:val="center"/>
           </w:tcPr>
@@ -2641,7 +2641,7 @@
         </w:tc>
         <w:tc>
           <w:tcPr>
-            <w:tcW w:w="2964" w:type="dxa"/>
+            <w:tcW w:w="3036" w:type="dxa"/>
             <w:tcBorders/>
             <w:vAlign w:val="center"/>
           </w:tcPr>
@@ -2674,7 +2674,7 @@
         <w:trPr/>
         <w:tc>
           <w:tcPr>
-            <w:tcW w:w="981" w:type="dxa"/>
+            <w:tcW w:w="921" w:type="dxa"/>
             <w:tcBorders/>
             <w:vAlign w:val="center"/>
           </w:tcPr>
@@ -2696,7 +2696,7 @@
         </w:tc>
         <w:tc>
           <w:tcPr>
-            <w:tcW w:w="5921" w:type="dxa"/>
+            <w:tcW w:w="5909" w:type="dxa"/>
             <w:tcBorders/>
             <w:vAlign w:val="center"/>
           </w:tcPr>
@@ -2730,7 +2730,7 @@
         </w:tc>
         <w:tc>
           <w:tcPr>
-            <w:tcW w:w="2964" w:type="dxa"/>
+            <w:tcW w:w="3036" w:type="dxa"/>
             <w:tcBorders/>
             <w:vAlign w:val="center"/>
           </w:tcPr>
@@ -2763,7 +2763,7 @@
         <w:trPr/>
         <w:tc>
           <w:tcPr>
-            <w:tcW w:w="981" w:type="dxa"/>
+            <w:tcW w:w="921" w:type="dxa"/>
             <w:tcBorders/>
             <w:vAlign w:val="center"/>
           </w:tcPr>
@@ -2785,7 +2785,7 @@
         </w:tc>
         <w:tc>
           <w:tcPr>
-            <w:tcW w:w="5921" w:type="dxa"/>
+            <w:tcW w:w="5909" w:type="dxa"/>
             <w:tcBorders/>
             <w:vAlign w:val="center"/>
           </w:tcPr>
@@ -2811,7 +2811,7 @@
         </w:tc>
         <w:tc>
           <w:tcPr>
-            <w:tcW w:w="2964" w:type="dxa"/>
+            <w:tcW w:w="3036" w:type="dxa"/>
             <w:tcBorders/>
             <w:vAlign w:val="center"/>
           </w:tcPr>
@@ -2850,7 +2850,7 @@
         <w:trPr/>
         <w:tc>
           <w:tcPr>
-            <w:tcW w:w="981" w:type="dxa"/>
+            <w:tcW w:w="921" w:type="dxa"/>
             <w:tcBorders/>
             <w:vAlign w:val="center"/>
           </w:tcPr>
@@ -2872,7 +2872,7 @@
         </w:tc>
         <w:tc>
           <w:tcPr>
-            <w:tcW w:w="5921" w:type="dxa"/>
+            <w:tcW w:w="5909" w:type="dxa"/>
             <w:tcBorders/>
             <w:vAlign w:val="center"/>
           </w:tcPr>
@@ -2894,7 +2894,7 @@
         </w:tc>
         <w:tc>
           <w:tcPr>
-            <w:tcW w:w="2964" w:type="dxa"/>
+            <w:tcW w:w="3036" w:type="dxa"/>
             <w:tcBorders/>
             <w:vAlign w:val="center"/>
           </w:tcPr>
@@ -2927,7 +2927,7 @@
         <w:trPr/>
         <w:tc>
           <w:tcPr>
-            <w:tcW w:w="981" w:type="dxa"/>
+            <w:tcW w:w="921" w:type="dxa"/>
             <w:tcBorders/>
             <w:vAlign w:val="center"/>
           </w:tcPr>
@@ -2953,7 +2953,7 @@
         </w:tc>
         <w:tc>
           <w:tcPr>
-            <w:tcW w:w="5921" w:type="dxa"/>
+            <w:tcW w:w="5909" w:type="dxa"/>
             <w:tcBorders/>
             <w:vAlign w:val="center"/>
           </w:tcPr>
@@ -2995,7 +2995,7 @@
         </w:tc>
         <w:tc>
           <w:tcPr>
-            <w:tcW w:w="2964" w:type="dxa"/>
+            <w:tcW w:w="3036" w:type="dxa"/>
             <w:tcBorders/>
             <w:vAlign w:val="center"/>
           </w:tcPr>
@@ -3030,7 +3030,7 @@
         <w:trPr/>
         <w:tc>
           <w:tcPr>
-            <w:tcW w:w="981" w:type="dxa"/>
+            <w:tcW w:w="921" w:type="dxa"/>
             <w:tcBorders/>
             <w:vAlign w:val="center"/>
           </w:tcPr>
@@ -3056,7 +3056,7 @@
         </w:tc>
         <w:tc>
           <w:tcPr>
-            <w:tcW w:w="5921" w:type="dxa"/>
+            <w:tcW w:w="5909" w:type="dxa"/>
             <w:tcBorders/>
             <w:vAlign w:val="center"/>
           </w:tcPr>
@@ -3080,7 +3080,7 @@
         </w:tc>
         <w:tc>
           <w:tcPr>
-            <w:tcW w:w="2964" w:type="dxa"/>
+            <w:tcW w:w="3036" w:type="dxa"/>
             <w:tcBorders/>
             <w:vAlign w:val="center"/>
           </w:tcPr>
@@ -3117,7 +3117,7 @@
         <w:trPr/>
         <w:tc>
           <w:tcPr>
-            <w:tcW w:w="981" w:type="dxa"/>
+            <w:tcW w:w="921" w:type="dxa"/>
             <w:tcBorders/>
             <w:vAlign w:val="center"/>
           </w:tcPr>
@@ -3139,7 +3139,7 @@
         </w:tc>
         <w:tc>
           <w:tcPr>
-            <w:tcW w:w="5921" w:type="dxa"/>
+            <w:tcW w:w="5909" w:type="dxa"/>
             <w:tcBorders/>
             <w:vAlign w:val="center"/>
           </w:tcPr>
@@ -3161,7 +3161,7 @@
         </w:tc>
         <w:tc>
           <w:tcPr>
-            <w:tcW w:w="2964" w:type="dxa"/>
+            <w:tcW w:w="3036" w:type="dxa"/>
             <w:tcBorders/>
             <w:vAlign w:val="center"/>
           </w:tcPr>
@@ -3188,7 +3188,7 @@
         <w:trPr/>
         <w:tc>
           <w:tcPr>
-            <w:tcW w:w="981" w:type="dxa"/>
+            <w:tcW w:w="921" w:type="dxa"/>
             <w:tcBorders/>
             <w:vAlign w:val="center"/>
           </w:tcPr>
@@ -3210,7 +3210,7 @@
         </w:tc>
         <w:tc>
           <w:tcPr>
-            <w:tcW w:w="5921" w:type="dxa"/>
+            <w:tcW w:w="5909" w:type="dxa"/>
             <w:tcBorders/>
             <w:vAlign w:val="center"/>
           </w:tcPr>
@@ -3236,7 +3236,7 @@
         </w:tc>
         <w:tc>
           <w:tcPr>
-            <w:tcW w:w="2964" w:type="dxa"/>
+            <w:tcW w:w="3036" w:type="dxa"/>
             <w:tcBorders/>
             <w:vAlign w:val="center"/>
           </w:tcPr>
@@ -3285,7 +3285,7 @@
         <w:trPr/>
         <w:tc>
           <w:tcPr>
-            <w:tcW w:w="981" w:type="dxa"/>
+            <w:tcW w:w="921" w:type="dxa"/>
             <w:tcBorders/>
             <w:vAlign w:val="center"/>
           </w:tcPr>
@@ -3307,7 +3307,7 @@
         </w:tc>
         <w:tc>
           <w:tcPr>
-            <w:tcW w:w="5921" w:type="dxa"/>
+            <w:tcW w:w="5909" w:type="dxa"/>
             <w:tcBorders/>
             <w:vAlign w:val="center"/>
           </w:tcPr>
@@ -3329,7 +3329,7 @@
         </w:tc>
         <w:tc>
           <w:tcPr>
-            <w:tcW w:w="2964" w:type="dxa"/>
+            <w:tcW w:w="3036" w:type="dxa"/>
             <w:tcBorders/>
             <w:vAlign w:val="center"/>
           </w:tcPr>
@@ -3358,7 +3358,7 @@
         <w:trPr/>
         <w:tc>
           <w:tcPr>
-            <w:tcW w:w="981" w:type="dxa"/>
+            <w:tcW w:w="921" w:type="dxa"/>
             <w:tcBorders/>
             <w:vAlign w:val="center"/>
           </w:tcPr>
@@ -3384,23 +3384,23 @@
         </w:tc>
         <w:tc>
           <w:tcPr>
-            <w:tcW w:w="5921" w:type="dxa"/>
-            <w:tcBorders/>
-            <w:vAlign w:val="center"/>
-          </w:tcPr>
-          <w:p>
-            <w:pPr>
-              <w:pStyle w:val="TableContents"/>
-              <w:widowControl w:val="false"/>
-              <w:suppressLineNumbers/>
-              <w:bidi w:val="0"/>
-              <w:spacing w:lineRule="auto" w:line="336"/>
-              <w:jc w:val="start"/>
-              <w:rPr/>
-            </w:pPr>
-            <w:r>
-              <w:rPr/>
-              <w:t xml:space="preserve">15 </w:t>
+            <w:tcW w:w="5909" w:type="dxa"/>
+            <w:tcBorders/>
+            <w:vAlign w:val="center"/>
+          </w:tcPr>
+          <w:p>
+            <w:pPr>
+              <w:pStyle w:val="TableContents"/>
+              <w:widowControl w:val="false"/>
+              <w:suppressLineNumbers/>
+              <w:bidi w:val="0"/>
+              <w:spacing w:lineRule="auto" w:line="336"/>
+              <w:jc w:val="start"/>
+              <w:rPr/>
+            </w:pPr>
+            <w:r>
+              <w:rPr/>
+              <w:t xml:space="preserve">37 </w:t>
             </w:r>
             <w:r>
               <w:rPr/>
@@ -3408,7 +3408,7 @@
             </w:r>
             <w:r>
               <w:rPr/>
-              <w:t xml:space="preserve">1,820 </w:t>
+              <w:t xml:space="preserve">10,970 </w:t>
             </w:r>
             <w:r>
               <w:rPr/>
@@ -3418,23 +3418,35 @@
         </w:tc>
         <w:tc>
           <w:tcPr>
-            <w:tcW w:w="2964" w:type="dxa"/>
-            <w:tcBorders/>
-            <w:vAlign w:val="center"/>
-          </w:tcPr>
-          <w:p>
-            <w:pPr>
-              <w:pStyle w:val="TableContents"/>
-              <w:widowControl w:val="false"/>
-              <w:suppressLineNumbers/>
-              <w:bidi w:val="0"/>
-              <w:spacing w:lineRule="auto" w:line="336"/>
-              <w:jc w:val="start"/>
-              <w:rPr/>
-            </w:pPr>
-            <w:r>
-              <w:rPr/>
-              <w:t xml:space="preserve">官方 </w:t>
+            <w:tcW w:w="3036" w:type="dxa"/>
+            <w:tcBorders/>
+            <w:vAlign w:val="center"/>
+          </w:tcPr>
+          <w:p>
+            <w:pPr>
+              <w:pStyle w:val="TableContents"/>
+              <w:widowControl w:val="false"/>
+              <w:suppressLineNumbers/>
+              <w:bidi w:val="0"/>
+              <w:spacing w:lineRule="auto" w:line="336"/>
+              <w:jc w:val="start"/>
+              <w:rPr/>
+            </w:pPr>
+            <w:r>
+              <w:rPr/>
+              <w:t xml:space="preserve">Claude Code 15 </w:t>
+            </w:r>
+            <w:r>
+              <w:rPr/>
+              <w:t>会话、</w:t>
+            </w:r>
+            <w:r>
+              <w:rPr/>
+              <w:t xml:space="preserve">Codex 22 </w:t>
+            </w:r>
+            <w:r>
+              <w:rPr/>
+              <w:t xml:space="preserve">会话；官方 </w:t>
             </w:r>
             <w:r>
               <w:rPr>
@@ -3448,7 +3460,7 @@
             </w:r>
             <w:r>
               <w:rPr/>
-              <w:t>校验通过；含个人邮箱的整份旧会话已按隐私规则删除</w:t>
+              <w:t>校验通过，个人信息与令牌已脱敏</w:t>
             </w:r>
           </w:p>
         </w:tc>
@@ -3565,14 +3577,14 @@
         </w:tblCellMar>
       </w:tblPr>
       <w:tblGrid>
-        <w:gridCol w:w="1631"/>
-        <w:gridCol w:w="8235"/>
+        <w:gridCol w:w="1428"/>
+        <w:gridCol w:w="8438"/>
       </w:tblGrid>
       <w:tr>
         <w:trPr/>
         <w:tc>
           <w:tcPr>
-            <w:tcW w:w="1631" w:type="dxa"/>
+            <w:tcW w:w="1428" w:type="dxa"/>
             <w:tcBorders/>
             <w:vAlign w:val="center"/>
           </w:tcPr>
@@ -3592,7 +3604,7 @@
         </w:tc>
         <w:tc>
           <w:tcPr>
-            <w:tcW w:w="8235" w:type="dxa"/>
+            <w:tcW w:w="8438" w:type="dxa"/>
             <w:tcBorders/>
             <w:vAlign w:val="center"/>
           </w:tcPr>
@@ -3615,7 +3627,7 @@
         <w:trPr/>
         <w:tc>
           <w:tcPr>
-            <w:tcW w:w="1631" w:type="dxa"/>
+            <w:tcW w:w="1428" w:type="dxa"/>
             <w:tcBorders/>
             <w:vAlign w:val="center"/>
           </w:tcPr>
@@ -3637,7 +3649,7 @@
         </w:tc>
         <w:tc>
           <w:tcPr>
-            <w:tcW w:w="8235" w:type="dxa"/>
+            <w:tcW w:w="8438" w:type="dxa"/>
             <w:tcBorders/>
             <w:vAlign w:val="center"/>
           </w:tcPr>
@@ -3678,7 +3690,7 @@
         <w:trPr/>
         <w:tc>
           <w:tcPr>
-            <w:tcW w:w="1631" w:type="dxa"/>
+            <w:tcW w:w="1428" w:type="dxa"/>
             <w:tcBorders/>
             <w:vAlign w:val="center"/>
           </w:tcPr>
@@ -3704,7 +3716,7 @@
         </w:tc>
         <w:tc>
           <w:tcPr>
-            <w:tcW w:w="8235" w:type="dxa"/>
+            <w:tcW w:w="8438" w:type="dxa"/>
             <w:tcBorders/>
             <w:vAlign w:val="center"/>
           </w:tcPr>
@@ -3761,7 +3773,7 @@
         <w:trPr/>
         <w:tc>
           <w:tcPr>
-            <w:tcW w:w="1631" w:type="dxa"/>
+            <w:tcW w:w="1428" w:type="dxa"/>
             <w:tcBorders/>
             <w:vAlign w:val="center"/>
           </w:tcPr>
@@ -3783,7 +3795,7 @@
         </w:tc>
         <w:tc>
           <w:tcPr>
-            <w:tcW w:w="8235" w:type="dxa"/>
+            <w:tcW w:w="8438" w:type="dxa"/>
             <w:tcBorders/>
             <w:vAlign w:val="center"/>
           </w:tcPr>
@@ -3808,7 +3820,7 @@
         <w:trPr/>
         <w:tc>
           <w:tcPr>
-            <w:tcW w:w="1631" w:type="dxa"/>
+            <w:tcW w:w="1428" w:type="dxa"/>
             <w:tcBorders/>
             <w:vAlign w:val="center"/>
           </w:tcPr>
@@ -3834,7 +3846,7 @@
         </w:tc>
         <w:tc>
           <w:tcPr>
-            <w:tcW w:w="8235" w:type="dxa"/>
+            <w:tcW w:w="8438" w:type="dxa"/>
             <w:tcBorders/>
             <w:vAlign w:val="center"/>
           </w:tcPr>
@@ -3887,7 +3899,7 @@
         <w:trPr/>
         <w:tc>
           <w:tcPr>
-            <w:tcW w:w="1631" w:type="dxa"/>
+            <w:tcW w:w="1428" w:type="dxa"/>
             <w:tcBorders/>
             <w:vAlign w:val="center"/>
           </w:tcPr>
@@ -3913,7 +3925,7 @@
         </w:tc>
         <w:tc>
           <w:tcPr>
-            <w:tcW w:w="8235" w:type="dxa"/>
+            <w:tcW w:w="8438" w:type="dxa"/>
             <w:tcBorders/>
             <w:vAlign w:val="center"/>
           </w:tcPr>
@@ -3944,7 +3956,7 @@
         <w:trPr/>
         <w:tc>
           <w:tcPr>
-            <w:tcW w:w="1631" w:type="dxa"/>
+            <w:tcW w:w="1428" w:type="dxa"/>
             <w:tcBorders/>
             <w:vAlign w:val="center"/>
           </w:tcPr>
@@ -3970,7 +3982,7 @@
         </w:tc>
         <w:tc>
           <w:tcPr>
-            <w:tcW w:w="8235" w:type="dxa"/>
+            <w:tcW w:w="8438" w:type="dxa"/>
             <w:tcBorders/>
             <w:vAlign w:val="center"/>
           </w:tcPr>
@@ -3990,7 +4002,7 @@
             </w:r>
             <w:r>
               <w:rPr/>
-              <w:t xml:space="preserve">15 </w:t>
+              <w:t xml:space="preserve">37 </w:t>
             </w:r>
             <w:r>
               <w:rPr/>
@@ -3998,7 +4010,7 @@
             </w:r>
             <w:r>
               <w:rPr/>
-              <w:t xml:space="preserve">1,820 </w:t>
+              <w:t xml:space="preserve">10,970 </w:t>
             </w:r>
             <w:r>
               <w:rPr/>
@@ -4006,7 +4018,7 @@
             </w:r>
             <w:r>
               <w:rPr/>
-              <w:t xml:space="preserve">1,910,855 </w:t>
+              <w:t xml:space="preserve">267,275,697 </w:t>
             </w:r>
             <w:r>
               <w:rPr/>
@@ -4014,7 +4026,7 @@
             </w:r>
             <w:r>
               <w:rPr/>
-              <w:t xml:space="preserve">+ 81,241 </w:t>
+              <w:t xml:space="preserve">+ 900,159 </w:t>
             </w:r>
             <w:r>
               <w:rPr/>
@@ -4022,7 +4034,19 @@
             </w:r>
             <w:r>
               <w:rPr/>
-              <w:t>= 1,992,096 Token</w:t>
+              <w:t>= 268,175,856 Token</w:t>
+            </w:r>
+            <w:r>
+              <w:rPr/>
+              <w:t xml:space="preserve">（按各工具报告的累计 </w:t>
+            </w:r>
+            <w:r>
+              <w:rPr/>
+              <w:t xml:space="preserve">usage </w:t>
+            </w:r>
+            <w:r>
+              <w:rPr/>
+              <w:t>口径）</w:t>
             </w:r>
           </w:p>
         </w:tc>
@@ -4031,7 +4055,7 @@
         <w:trPr/>
         <w:tc>
           <w:tcPr>
-            <w:tcW w:w="1631" w:type="dxa"/>
+            <w:tcW w:w="1428" w:type="dxa"/>
             <w:tcBorders/>
             <w:vAlign w:val="center"/>
           </w:tcPr>
@@ -4053,7 +4077,7 @@
         </w:tc>
         <w:tc>
           <w:tcPr>
-            <w:tcW w:w="8235" w:type="dxa"/>
+            <w:tcW w:w="8438" w:type="dxa"/>
             <w:tcBorders/>
             <w:vAlign w:val="center"/>
           </w:tcPr>
